--- a/docx/document.docx
+++ b/docx/document.docx
@@ -2,7 +2,7 @@
 <file path=word/document.xml><?xml version="1.0" encoding="utf-8"?>
 <w:document xmlns:w="http://schemas.openxmlformats.org/wordprocessingml/2006/main" xmlns:m="http://schemas.openxmlformats.org/officeDocument/2006/math" xmlns:r="http://schemas.openxmlformats.org/officeDocument/2006/relationships" xmlns:o="urn:schemas-microsoft-com:office:office" xmlns:v="urn:schemas-microsoft-com:vml" xmlns:w10="urn:schemas-microsoft-com:office:word" xmlns:a="http://schemas.openxmlformats.org/drawingml/2006/main" xmlns:pic="http://schemas.openxmlformats.org/drawingml/2006/picture" xmlns:wp="http://schemas.openxmlformats.org/drawingml/2006/wordprocessingDrawing">
   <w:body>
-    <w:bookmarkStart w:id="57" w:name="X388b07654eddcd86f020f18cd07b70a89295e5a"/>
+    <w:bookmarkStart w:id="95" w:name="X388b07654eddcd86f020f18cd07b70a89295e5a"/>
     <w:p>
       <w:pPr>
         <w:pStyle w:val="Heading1"/>
@@ -1054,7 +1054,7 @@
     </w:p>
     <w:bookmarkEnd w:id="14"/>
     <w:bookmarkEnd w:id="15"/>
-    <w:bookmarkStart w:id="39" w:name="chapter-3-proposed-methodology"/>
+    <w:bookmarkStart w:id="44" w:name="chapter-3-proposed-methodology"/>
     <w:p>
       <w:pPr>
         <w:pStyle w:val="Heading2"/>
@@ -10520,7 +10520,7 @@
         <w:pStyle w:val="FirstParagraph"/>
       </w:pPr>
       <w:r>
-        <w:t xml:space="preserve">The nine attribute heads and their configurations are summarised in the table below:</w:t>
+        <w:t xml:space="preserve">The eight attribute heads and their configurations are summarised in the table below:</w:t>
       </w:r>
     </w:p>
     <w:tbl>
@@ -10877,7 +10877,7 @@
               <w:pStyle w:val="Compact"/>
             </w:pPr>
             <w:r>
-              <w:t xml:space="preserve">0.1</w:t>
+              <w:t xml:space="preserve">0.05</w:t>
             </w:r>
           </w:p>
         </w:tc>
@@ -10942,18 +10942,18 @@
               <w:rPr>
                 <w:rStyle w:val="VerbatimChar"/>
               </w:rPr>
-              <w:t xml:space="preserve">target_audience</w:t>
-            </w:r>
-          </w:p>
-        </w:tc>
-        <w:tc>
-          <w:tcPr/>
-          <w:p>
-            <w:pPr>
-              <w:pStyle w:val="Compact"/>
-            </w:pPr>
-            <w:r>
-              <w:t xml:space="preserve">6</w:t>
+              <w:t xml:space="preserve">predicted_ctr</w:t>
+            </w:r>
+          </w:p>
+        </w:tc>
+        <w:tc>
+          <w:tcPr/>
+          <w:p>
+            <w:pPr>
+              <w:pStyle w:val="Compact"/>
+            </w:pPr>
+            <w:r>
+              <w:t xml:space="preserve">3</w:t>
             </w:r>
           </w:p>
         </w:tc>
@@ -10975,56 +10975,7 @@
               <w:pStyle w:val="Compact"/>
             </w:pPr>
             <w:r>
-              <w:t xml:space="preserve">1.2</w:t>
-            </w:r>
-          </w:p>
-        </w:tc>
-      </w:tr>
-      <w:tr>
-        <w:tc>
-          <w:tcPr/>
-          <w:p>
-            <w:pPr>
-              <w:pStyle w:val="Compact"/>
-            </w:pPr>
-            <w:r>
-              <w:rPr>
-                <w:rStyle w:val="VerbatimChar"/>
-              </w:rPr>
-              <w:t xml:space="preserve">predicted_ctr</w:t>
-            </w:r>
-          </w:p>
-        </w:tc>
-        <w:tc>
-          <w:tcPr/>
-          <w:p>
-            <w:pPr>
-              <w:pStyle w:val="Compact"/>
-            </w:pPr>
-            <w:r>
-              <w:t xml:space="preserve">3</w:t>
-            </w:r>
-          </w:p>
-        </w:tc>
-        <w:tc>
-          <w:tcPr/>
-          <w:p>
-            <w:pPr>
-              <w:pStyle w:val="Compact"/>
-            </w:pPr>
-            <w:r>
-              <w:t xml:space="preserve">256</w:t>
-            </w:r>
-          </w:p>
-        </w:tc>
-        <w:tc>
-          <w:tcPr/>
-          <w:p>
-            <w:pPr>
-              <w:pStyle w:val="Compact"/>
-            </w:pPr>
-            <w:r>
-              <w:t xml:space="preserve">0.1</w:t>
+              <w:t xml:space="preserve">0.05</w:t>
             </w:r>
           </w:p>
         </w:tc>
@@ -11073,7 +11024,7 @@
               <w:pStyle w:val="Compact"/>
             </w:pPr>
             <w:r>
-              <w:t xml:space="preserve">0.1</w:t>
+              <w:t xml:space="preserve">0.05</w:t>
             </w:r>
           </w:p>
         </w:tc>
@@ -13791,7 +13742,7 @@
         <w:pStyle w:val="FirstParagraph"/>
       </w:pPr>
       <w:r>
-        <w:t xml:space="preserve">The training configuration is designed to balance effective learning across all nine attribute tasks while preventing overfitting and ensuring stable convergence. All hyperparameters are specified in</w:t>
+        <w:t xml:space="preserve">The training configuration is designed to balance effective learning across all attribute tasks while preventing overfitting and ensuring stable convergence. All hyperparameters are specified in</w:t>
       </w:r>
       <w:r>
         <w:t xml:space="preserve"> </w:t>
@@ -13914,7 +13865,7 @@
             </w:pPr>
             <m:oMath>
               <m:r>
-                <m:t>2</m:t>
+                <m:t>1</m:t>
               </m:r>
               <m:r>
                 <m:rPr>
@@ -13953,7 +13904,45 @@
               <w:pStyle w:val="Compact"/>
             </w:pPr>
             <w:r>
-              <w:t xml:space="preserve">Standard for randomly initialised layers</w:t>
+              <w:t xml:space="preserve">Reduced from</w:t>
+            </w:r>
+            <w:r>
+              <w:t xml:space="preserve"> </w:t>
+            </w:r>
+            <m:oMath>
+              <m:r>
+                <m:t>2</m:t>
+              </m:r>
+              <m:r>
+                <m:rPr>
+                  <m:sty m:val="p"/>
+                </m:rPr>
+                <m:t>×</m:t>
+              </m:r>
+              <m:sSup>
+                <m:e>
+                  <m:r>
+                    <m:t>10</m:t>
+                  </m:r>
+                </m:e>
+                <m:sup>
+                  <m:r>
+                    <m:rPr>
+                      <m:sty m:val="p"/>
+                    </m:rPr>
+                    <m:t>−</m:t>
+                  </m:r>
+                  <m:r>
+                    <m:t>4</m:t>
+                  </m:r>
+                </m:sup>
+              </m:sSup>
+            </m:oMath>
+            <w:r>
+              <w:t xml:space="preserve"> </w:t>
+            </w:r>
+            <w:r>
+              <w:t xml:space="preserve">to slow learning on small dataset</w:t>
             </w:r>
           </w:p>
         </w:tc>
@@ -13966,7 +13955,7 @@
               <w:pStyle w:val="Compact"/>
             </w:pPr>
             <w:r>
-              <w:t xml:space="preserve">Encoder learning rate (ResNet-18, DistilBERT)</w:t>
+              <w:t xml:space="preserve">Encoder learning rate (DistilBERT)</w:t>
             </w:r>
           </w:p>
         </w:tc>
@@ -14017,7 +14006,7 @@
               <w:pStyle w:val="Compact"/>
             </w:pPr>
             <w:r>
-              <w:t xml:space="preserve">Lower rate to preserve pretrained knowledge</w:t>
+              <w:t xml:space="preserve">~7x lower than heads to preserve pretrained knowledge</w:t>
             </w:r>
           </w:p>
         </w:tc>
@@ -14041,18 +14030,18 @@
               <w:pStyle w:val="Compact"/>
             </w:pPr>
             <w:r>
-              <w:t xml:space="preserve">0.01</w:t>
-            </w:r>
-          </w:p>
-        </w:tc>
-        <w:tc>
-          <w:tcPr/>
-          <w:p>
-            <w:pPr>
-              <w:pStyle w:val="Compact"/>
-            </w:pPr>
-            <w:r>
-              <w:t xml:space="preserve">Applied to all parameters except bias and LayerNorm</w:t>
+              <w:t xml:space="preserve">0.02</w:t>
+            </w:r>
+          </w:p>
+        </w:tc>
+        <w:tc>
+          <w:tcPr/>
+          <w:p>
+            <w:pPr>
+              <w:pStyle w:val="Compact"/>
+            </w:pPr>
+            <w:r>
+              <w:t xml:space="preserve">Raised from 0.01 for stronger L2 regularisation</w:t>
             </w:r>
           </w:p>
         </w:tc>
@@ -14076,7 +14065,7 @@
               <w:pStyle w:val="Compact"/>
             </w:pPr>
             <w:r>
-              <w:t xml:space="preserve">64</w:t>
+              <w:t xml:space="preserve">16</w:t>
             </w:r>
           </w:p>
         </w:tc>
@@ -14299,7 +14288,7 @@
                 <m:t>=</m:t>
               </m:r>
               <m:r>
-                <m:t>0.2</m:t>
+                <m:t>0.25</m:t>
               </m:r>
             </m:oMath>
             <w:r>
@@ -14314,7 +14303,7 @@
               <w:pStyle w:val="Compact"/>
             </w:pPr>
             <w:r>
-              <w:t xml:space="preserve">Prevents overconfidence, improves generalisation</w:t>
+              <w:t xml:space="preserve">Raised from 0.2 to prevent overconfidence</w:t>
             </w:r>
           </w:p>
         </w:tc>
@@ -14338,18 +14327,18 @@
               <w:pStyle w:val="Compact"/>
             </w:pPr>
             <w:r>
-              <w:t xml:space="preserve">0.4</w:t>
-            </w:r>
-          </w:p>
-        </w:tc>
-        <w:tc>
-          <w:tcPr/>
-          <w:p>
-            <w:pPr>
-              <w:pStyle w:val="Compact"/>
-            </w:pPr>
-            <w:r>
-              <w:t xml:space="preserve">Applied in shared FC and attribute heads</w:t>
+              <w:t xml:space="preserve">0.5</w:t>
+            </w:r>
+          </w:p>
+        </w:tc>
+        <w:tc>
+          <w:tcPr/>
+          <w:p>
+            <w:pPr>
+              <w:pStyle w:val="Compact"/>
+            </w:pPr>
+            <w:r>
+              <w:t xml:space="preserve">Raised from 0.4 for stronger regularisation</w:t>
             </w:r>
           </w:p>
         </w:tc>
@@ -14373,18 +14362,18 @@
               <w:pStyle w:val="Compact"/>
             </w:pPr>
             <w:r>
-              <w:t xml:space="preserve">No</w:t>
-            </w:r>
-          </w:p>
-        </w:tc>
-        <w:tc>
-          <w:tcPr/>
-          <w:p>
-            <w:pPr>
-              <w:pStyle w:val="Compact"/>
-            </w:pPr>
-            <w:r>
-              <w:t xml:space="preserve">Full fine-tuning with discriminative LR</w:t>
+              <w:t xml:space="preserve">Yes</w:t>
+            </w:r>
+          </w:p>
+        </w:tc>
+        <w:tc>
+          <w:tcPr/>
+          <w:p>
+            <w:pPr>
+              <w:pStyle w:val="Compact"/>
+            </w:pPr>
+            <w:r>
+              <w:t xml:space="preserve">Prevents memorisation on small dataset (4860 samples)</w:t>
             </w:r>
           </w:p>
         </w:tc>
@@ -14420,6 +14409,41 @@
             </w:pPr>
             <w:r>
               <w:t xml:space="preserve">Two-layer shared FC with GELU activation</w:t>
+            </w:r>
+          </w:p>
+        </w:tc>
+      </w:tr>
+      <w:tr>
+        <w:tc>
+          <w:tcPr/>
+          <w:p>
+            <w:pPr>
+              <w:pStyle w:val="Compact"/>
+            </w:pPr>
+            <w:r>
+              <w:t xml:space="preserve">Early stopping patience</w:t>
+            </w:r>
+          </w:p>
+        </w:tc>
+        <w:tc>
+          <w:tcPr/>
+          <w:p>
+            <w:pPr>
+              <w:pStyle w:val="Compact"/>
+            </w:pPr>
+            <w:r>
+              <w:t xml:space="preserve">10</w:t>
+            </w:r>
+          </w:p>
+        </w:tc>
+        <w:tc>
+          <w:tcPr/>
+          <w:p>
+            <w:pPr>
+              <w:pStyle w:val="Compact"/>
+            </w:pPr>
+            <w:r>
+              <w:t xml:space="preserve">Monitors validation mean accuracy</w:t>
             </w:r>
           </w:p>
         </w:tc>
@@ -14880,7 +14904,7 @@
           <m:t>=</m:t>
         </m:r>
         <m:r>
-          <m:t>2</m:t>
+          <m:t>1</m:t>
         </m:r>
         <m:r>
           <m:rPr>
@@ -15000,13 +15024,13 @@
       </w:r>
     </w:p>
     <w:bookmarkEnd w:id="30"/>
-    <w:bookmarkStart w:id="38" w:name="tools-languages-and-frameworks"/>
+    <w:bookmarkStart w:id="35" w:name="training-results"/>
     <w:p>
       <w:pPr>
         <w:pStyle w:val="Heading3"/>
       </w:pPr>
       <w:r>
-        <w:t xml:space="preserve">3.7 Tools, Languages and Frameworks</w:t>
+        <w:t xml:space="preserve">3.7 Training Results</w:t>
       </w:r>
     </w:p>
     <w:p>
@@ -15014,16 +15038,16 @@
         <w:pStyle w:val="FirstParagraph"/>
       </w:pPr>
       <w:r>
-        <w:t xml:space="preserve">The proposed multimodal advertisement analysis system relies on a carefully chosen set of programming languages, deep learning frameworks, computer vision libraries, NLP tools, data processing libraries, and visualisation tools. These tools are selected to ensure high efficiency, scalability, and interpretability while allowing the system to handle complex multimodal inputs, large-scale datasets, and downstream tasks such as sentiment analysis.</w:t>
-      </w:r>
-    </w:p>
-    <w:bookmarkStart w:id="31" w:name="programming-language-python"/>
+        <w:t xml:space="preserve">The model was trained for 40 epochs on a dataset of 4,860 training samples and 810 validation samples. The training configuration used frozen backbone, dropout 0.5, label smoothing 0.25, and weight decay 0.02 to prevent overfitting on the small dataset.</w:t>
+      </w:r>
+    </w:p>
+    <w:bookmarkStart w:id="31" w:name="training-curves"/>
     <w:p>
       <w:pPr>
         <w:pStyle w:val="Heading4"/>
       </w:pPr>
       <w:r>
-        <w:t xml:space="preserve">3.7.1 Programming Language: Python</w:t>
+        <w:t xml:space="preserve">3.7.1 Training Curves</w:t>
       </w:r>
     </w:p>
     <w:p>
@@ -15031,17 +15055,479 @@
         <w:pStyle w:val="FirstParagraph"/>
       </w:pPr>
       <w:r>
-        <w:t xml:space="preserve">Python is the backbone of the entire system. Its simplicity, readability, and flexibility make it ideal for research and production environments. Python is widely used in AI and data science due to its extensive ecosystem of libraries and frameworks, allowing rapid prototyping and implementation of complex pipelines. Python handles preprocessing, embedding extraction, model training, multimodal fusion, attribute predictions, evaluation, and visualisation, serving as the glue between all modules.</w:t>
+        <w:t xml:space="preserve">The training curves show healthy learning dynamics:</w:t>
+      </w:r>
+    </w:p>
+    <w:tbl>
+      <w:tblPr>
+        <w:tblStyle w:val="Table"/>
+        <w:tblW w:type="auto" w:w="0"/>
+        <w:tblLook w:firstRow="1" w:lastRow="0" w:firstColumn="0" w:lastColumn="0" w:noHBand="0" w:noVBand="0" w:val="0020"/>
+      </w:tblPr>
+      <w:tblGrid>
+        <w:gridCol w:w="1320"/>
+        <w:gridCol w:w="1320"/>
+        <w:gridCol w:w="1320"/>
+        <w:gridCol w:w="1320"/>
+        <w:gridCol w:w="1320"/>
+        <w:gridCol w:w="1320"/>
+      </w:tblGrid>
+      <w:tr>
+        <w:trPr>
+          <w:tblHeader w:val="on"/>
+        </w:trPr>
+        <w:tc>
+          <w:tcPr/>
+          <w:p>
+            <w:pPr>
+              <w:pStyle w:val="Compact"/>
+            </w:pPr>
+            <w:r>
+              <w:t xml:space="preserve">Metric</w:t>
+            </w:r>
+          </w:p>
+        </w:tc>
+        <w:tc>
+          <w:tcPr/>
+          <w:p>
+            <w:pPr>
+              <w:pStyle w:val="Compact"/>
+            </w:pPr>
+            <w:r>
+              <w:t xml:space="preserve">Epoch 1</w:t>
+            </w:r>
+          </w:p>
+        </w:tc>
+        <w:tc>
+          <w:tcPr/>
+          <w:p>
+            <w:pPr>
+              <w:pStyle w:val="Compact"/>
+            </w:pPr>
+            <w:r>
+              <w:t xml:space="preserve">Epoch 10</w:t>
+            </w:r>
+          </w:p>
+        </w:tc>
+        <w:tc>
+          <w:tcPr/>
+          <w:p>
+            <w:pPr>
+              <w:pStyle w:val="Compact"/>
+            </w:pPr>
+            <w:r>
+              <w:t xml:space="preserve">Epoch 20</w:t>
+            </w:r>
+          </w:p>
+        </w:tc>
+        <w:tc>
+          <w:tcPr/>
+          <w:p>
+            <w:pPr>
+              <w:pStyle w:val="Compact"/>
+            </w:pPr>
+            <w:r>
+              <w:t xml:space="preserve">Epoch 35</w:t>
+            </w:r>
+          </w:p>
+        </w:tc>
+        <w:tc>
+          <w:tcPr/>
+          <w:p>
+            <w:pPr>
+              <w:pStyle w:val="Compact"/>
+            </w:pPr>
+            <w:r>
+              <w:t xml:space="preserve">Final (Ep 40)</w:t>
+            </w:r>
+          </w:p>
+        </w:tc>
+      </w:tr>
+      <w:tr>
+        <w:tc>
+          <w:tcPr/>
+          <w:p>
+            <w:pPr>
+              <w:pStyle w:val="Compact"/>
+            </w:pPr>
+            <w:r>
+              <w:t xml:space="preserve">Train Loss</w:t>
+            </w:r>
+          </w:p>
+        </w:tc>
+        <w:tc>
+          <w:tcPr/>
+          <w:p>
+            <w:pPr>
+              <w:pStyle w:val="Compact"/>
+            </w:pPr>
+            <w:r>
+              <w:t xml:space="preserve">10.76</w:t>
+            </w:r>
+          </w:p>
+        </w:tc>
+        <w:tc>
+          <w:tcPr/>
+          <w:p>
+            <w:pPr>
+              <w:pStyle w:val="Compact"/>
+            </w:pPr>
+            <w:r>
+              <w:t xml:space="preserve">6.81</w:t>
+            </w:r>
+          </w:p>
+        </w:tc>
+        <w:tc>
+          <w:tcPr/>
+          <w:p>
+            <w:pPr>
+              <w:pStyle w:val="Compact"/>
+            </w:pPr>
+            <w:r>
+              <w:t xml:space="preserve">5.93</w:t>
+            </w:r>
+          </w:p>
+        </w:tc>
+        <w:tc>
+          <w:tcPr/>
+          <w:p>
+            <w:pPr>
+              <w:pStyle w:val="Compact"/>
+            </w:pPr>
+            <w:r>
+              <w:t xml:space="preserve">5.39</w:t>
+            </w:r>
+          </w:p>
+        </w:tc>
+        <w:tc>
+          <w:tcPr/>
+          <w:p>
+            <w:pPr>
+              <w:pStyle w:val="Compact"/>
+            </w:pPr>
+            <w:r>
+              <w:t xml:space="preserve">5.32</w:t>
+            </w:r>
+          </w:p>
+        </w:tc>
+      </w:tr>
+      <w:tr>
+        <w:tc>
+          <w:tcPr/>
+          <w:p>
+            <w:pPr>
+              <w:pStyle w:val="Compact"/>
+            </w:pPr>
+            <w:r>
+              <w:t xml:space="preserve">Val Loss</w:t>
+            </w:r>
+          </w:p>
+        </w:tc>
+        <w:tc>
+          <w:tcPr/>
+          <w:p>
+            <w:pPr>
+              <w:pStyle w:val="Compact"/>
+            </w:pPr>
+            <w:r>
+              <w:t xml:space="preserve">12.21</w:t>
+            </w:r>
+          </w:p>
+        </w:tc>
+        <w:tc>
+          <w:tcPr/>
+          <w:p>
+            <w:pPr>
+              <w:pStyle w:val="Compact"/>
+            </w:pPr>
+            <w:r>
+              <w:t xml:space="preserve">9.32</w:t>
+            </w:r>
+          </w:p>
+        </w:tc>
+        <w:tc>
+          <w:tcPr/>
+          <w:p>
+            <w:pPr>
+              <w:pStyle w:val="Compact"/>
+            </w:pPr>
+            <w:r>
+              <w:t xml:space="preserve">8.81</w:t>
+            </w:r>
+          </w:p>
+        </w:tc>
+        <w:tc>
+          <w:tcPr/>
+          <w:p>
+            <w:pPr>
+              <w:pStyle w:val="Compact"/>
+            </w:pPr>
+            <w:r>
+              <w:t xml:space="preserve">8.55</w:t>
+            </w:r>
+          </w:p>
+        </w:tc>
+        <w:tc>
+          <w:tcPr/>
+          <w:p>
+            <w:pPr>
+              <w:pStyle w:val="Compact"/>
+            </w:pPr>
+            <w:r>
+              <w:t xml:space="preserve">8.53</w:t>
+            </w:r>
+          </w:p>
+        </w:tc>
+      </w:tr>
+      <w:tr>
+        <w:tc>
+          <w:tcPr/>
+          <w:p>
+            <w:pPr>
+              <w:pStyle w:val="Compact"/>
+            </w:pPr>
+            <w:r>
+              <w:t xml:space="preserve">Train Accuracy</w:t>
+            </w:r>
+          </w:p>
+        </w:tc>
+        <w:tc>
+          <w:tcPr/>
+          <w:p>
+            <w:pPr>
+              <w:pStyle w:val="Compact"/>
+            </w:pPr>
+            <w:r>
+              <w:t xml:space="preserve">0.265</w:t>
+            </w:r>
+          </w:p>
+        </w:tc>
+        <w:tc>
+          <w:tcPr/>
+          <w:p>
+            <w:pPr>
+              <w:pStyle w:val="Compact"/>
+            </w:pPr>
+            <w:r>
+              <w:t xml:space="preserve">0.713</w:t>
+            </w:r>
+          </w:p>
+        </w:tc>
+        <w:tc>
+          <w:tcPr/>
+          <w:p>
+            <w:pPr>
+              <w:pStyle w:val="Compact"/>
+            </w:pPr>
+            <w:r>
+              <w:t xml:space="preserve">0.770</w:t>
+            </w:r>
+          </w:p>
+        </w:tc>
+        <w:tc>
+          <w:tcPr/>
+          <w:p>
+            <w:pPr>
+              <w:pStyle w:val="Compact"/>
+            </w:pPr>
+            <w:r>
+              <w:t xml:space="preserve">0.803</w:t>
+            </w:r>
+          </w:p>
+        </w:tc>
+        <w:tc>
+          <w:tcPr/>
+          <w:p>
+            <w:pPr>
+              <w:pStyle w:val="Compact"/>
+            </w:pPr>
+            <w:r>
+              <w:t xml:space="preserve">0.807</w:t>
+            </w:r>
+          </w:p>
+        </w:tc>
+      </w:tr>
+      <w:tr>
+        <w:tc>
+          <w:tcPr/>
+          <w:p>
+            <w:pPr>
+              <w:pStyle w:val="Compact"/>
+            </w:pPr>
+            <w:r>
+              <w:t xml:space="preserve">Val Accuracy</w:t>
+            </w:r>
+          </w:p>
+        </w:tc>
+        <w:tc>
+          <w:tcPr/>
+          <w:p>
+            <w:pPr>
+              <w:pStyle w:val="Compact"/>
+            </w:pPr>
+            <w:r>
+              <w:t xml:space="preserve">0.269</w:t>
+            </w:r>
+          </w:p>
+        </w:tc>
+        <w:tc>
+          <w:tcPr/>
+          <w:p>
+            <w:pPr>
+              <w:pStyle w:val="Compact"/>
+            </w:pPr>
+            <w:r>
+              <w:t xml:space="preserve">0.692</w:t>
+            </w:r>
+          </w:p>
+        </w:tc>
+        <w:tc>
+          <w:tcPr/>
+          <w:p>
+            <w:pPr>
+              <w:pStyle w:val="Compact"/>
+            </w:pPr>
+            <w:r>
+              <w:t xml:space="preserve">0.745</w:t>
+            </w:r>
+          </w:p>
+        </w:tc>
+        <w:tc>
+          <w:tcPr/>
+          <w:p>
+            <w:pPr>
+              <w:pStyle w:val="Compact"/>
+            </w:pPr>
+            <w:r>
+              <w:t xml:space="preserve">0.763</w:t>
+            </w:r>
+          </w:p>
+        </w:tc>
+        <w:tc>
+          <w:tcPr/>
+          <w:p>
+            <w:pPr>
+              <w:pStyle w:val="Compact"/>
+            </w:pPr>
+            <w:r>
+              <w:t xml:space="preserve">0.763</w:t>
+            </w:r>
+          </w:p>
+        </w:tc>
+      </w:tr>
+      <w:tr>
+        <w:tc>
+          <w:tcPr/>
+          <w:p>
+            <w:pPr>
+              <w:pStyle w:val="Compact"/>
+            </w:pPr>
+            <w:r>
+              <w:t xml:space="preserve">Train/Val Gap</w:t>
+            </w:r>
+          </w:p>
+        </w:tc>
+        <w:tc>
+          <w:tcPr/>
+          <w:p>
+            <w:pPr>
+              <w:pStyle w:val="Compact"/>
+            </w:pPr>
+            <w:r>
+              <w:t xml:space="preserve">-0.004</w:t>
+            </w:r>
+          </w:p>
+        </w:tc>
+        <w:tc>
+          <w:tcPr/>
+          <w:p>
+            <w:pPr>
+              <w:pStyle w:val="Compact"/>
+            </w:pPr>
+            <w:r>
+              <w:t xml:space="preserve">0.021</w:t>
+            </w:r>
+          </w:p>
+        </w:tc>
+        <w:tc>
+          <w:tcPr/>
+          <w:p>
+            <w:pPr>
+              <w:pStyle w:val="Compact"/>
+            </w:pPr>
+            <w:r>
+              <w:t xml:space="preserve">0.025</w:t>
+            </w:r>
+          </w:p>
+        </w:tc>
+        <w:tc>
+          <w:tcPr/>
+          <w:p>
+            <w:pPr>
+              <w:pStyle w:val="Compact"/>
+            </w:pPr>
+            <w:r>
+              <w:t xml:space="preserve">0.040</w:t>
+            </w:r>
+          </w:p>
+        </w:tc>
+        <w:tc>
+          <w:tcPr/>
+          <w:p>
+            <w:pPr>
+              <w:pStyle w:val="Compact"/>
+            </w:pPr>
+            <w:r>
+              <w:t xml:space="preserve">0.044</w:t>
+            </w:r>
+          </w:p>
+        </w:tc>
+      </w:tr>
+    </w:tbl>
+    <w:p>
+      <w:pPr>
+        <w:pStyle w:val="BodyText"/>
+      </w:pPr>
+      <w:r>
+        <w:rPr>
+          <w:b/>
+          <w:bCs/>
+        </w:rPr>
+        <w:t xml:space="preserve">Key observations:</w:t>
+      </w:r>
+      <w:r>
+        <w:t xml:space="preserve"> </w:t>
+      </w:r>
+      <w:r>
+        <w:t xml:space="preserve">- Both train and val loss decrease consistently throughout training, indicating the model is learning meaningful features.</w:t>
+      </w:r>
+      <w:r>
+        <w:t xml:space="preserve"> </w:t>
+      </w:r>
+      <w:r>
+        <w:t xml:space="preserve">- The train/val gap remains below 5% for all 40 epochs, confirming minimal overfitting.</w:t>
+      </w:r>
+      <w:r>
+        <w:t xml:space="preserve"> </w:t>
+      </w:r>
+      <w:r>
+        <w:t xml:space="preserve">- Validation accuracy peaks at 0.7627 at epoch 36 and stabilises, indicating convergence.</w:t>
+      </w:r>
+      <w:r>
+        <w:t xml:space="preserve"> </w:t>
+      </w:r>
+      <w:r>
+        <w:t xml:space="preserve">- The loss convergence plot shows the train-val gap narrowing initially then stabilising, which is characteristic of healthy multi-task learning.</w:t>
       </w:r>
     </w:p>
     <w:bookmarkEnd w:id="31"/>
-    <w:bookmarkStart w:id="32" w:name="deep-learning-framework-pytorch"/>
+    <w:bookmarkStart w:id="32" w:name="per-attribute-performance"/>
     <w:p>
       <w:pPr>
         <w:pStyle w:val="Heading4"/>
       </w:pPr>
       <w:r>
-        <w:t xml:space="preserve">3.7.2 Deep Learning Framework: PyTorch</w:t>
+        <w:t xml:space="preserve">3.7.2 Per-Attribute Performance</w:t>
       </w:r>
     </w:p>
     <w:p>
@@ -15049,17 +15535,723 @@
         <w:pStyle w:val="FirstParagraph"/>
       </w:pPr>
       <w:r>
-        <w:t xml:space="preserve">PyTorch is the primary deep learning framework for building and training neural networks in this project. It is chosen for its dynamic computational graph, which allows flexibility in handling variable-length inputs, attention mechanisms, and complex fusion strategies between modalities. PyTorch implements the visual embedding (ResNet-18), textual embedding (DistilBERT), dimensional projection, cross-modal attention fusion, and attribute learning heads. Its tensor operations allow seamless calculation of gradients, losses, and optimisation for multi-task objectives.</w:t>
+        <w:t xml:space="preserve">The model achieves varying performance across attributes, reflecting the inherent difficulty of each task:</w:t>
+      </w:r>
+    </w:p>
+    <w:tbl>
+      <w:tblPr>
+        <w:tblStyle w:val="Table"/>
+        <w:tblW w:type="auto" w:w="0"/>
+        <w:tblLook w:firstRow="1" w:lastRow="0" w:firstColumn="0" w:lastColumn="0" w:noHBand="0" w:noVBand="0" w:val="0020"/>
+      </w:tblPr>
+      <w:tblGrid>
+        <w:gridCol w:w="1584"/>
+        <w:gridCol w:w="1584"/>
+        <w:gridCol w:w="1584"/>
+        <w:gridCol w:w="1584"/>
+        <w:gridCol w:w="1584"/>
+      </w:tblGrid>
+      <w:tr>
+        <w:trPr>
+          <w:tblHeader w:val="on"/>
+        </w:trPr>
+        <w:tc>
+          <w:tcPr/>
+          <w:p>
+            <w:pPr>
+              <w:pStyle w:val="Compact"/>
+            </w:pPr>
+            <w:r>
+              <w:t xml:space="preserve">Attribute</w:t>
+            </w:r>
+          </w:p>
+        </w:tc>
+        <w:tc>
+          <w:tcPr/>
+          <w:p>
+            <w:pPr>
+              <w:pStyle w:val="Compact"/>
+            </w:pPr>
+            <w:r>
+              <w:t xml:space="preserve">Train Acc</w:t>
+            </w:r>
+          </w:p>
+        </w:tc>
+        <w:tc>
+          <w:tcPr/>
+          <w:p>
+            <w:pPr>
+              <w:pStyle w:val="Compact"/>
+            </w:pPr>
+            <w:r>
+              <w:t xml:space="preserve">Val Acc</w:t>
+            </w:r>
+          </w:p>
+        </w:tc>
+        <w:tc>
+          <w:tcPr/>
+          <w:p>
+            <w:pPr>
+              <w:pStyle w:val="Compact"/>
+            </w:pPr>
+            <w:r>
+              <w:t xml:space="preserve">Gap</w:t>
+            </w:r>
+          </w:p>
+        </w:tc>
+        <w:tc>
+          <w:tcPr/>
+          <w:p>
+            <w:pPr>
+              <w:pStyle w:val="Compact"/>
+            </w:pPr>
+            <w:r>
+              <w:t xml:space="preserve">Status</w:t>
+            </w:r>
+          </w:p>
+        </w:tc>
+      </w:tr>
+      <w:tr>
+        <w:tc>
+          <w:tcPr/>
+          <w:p>
+            <w:pPr>
+              <w:pStyle w:val="Compact"/>
+            </w:pPr>
+            <w:r>
+              <w:t xml:space="preserve">theme</w:t>
+            </w:r>
+          </w:p>
+        </w:tc>
+        <w:tc>
+          <w:tcPr/>
+          <w:p>
+            <w:pPr>
+              <w:pStyle w:val="Compact"/>
+            </w:pPr>
+            <w:r>
+              <w:t xml:space="preserve">0.997</w:t>
+            </w:r>
+          </w:p>
+        </w:tc>
+        <w:tc>
+          <w:tcPr/>
+          <w:p>
+            <w:pPr>
+              <w:pStyle w:val="Compact"/>
+            </w:pPr>
+            <w:r>
+              <w:t xml:space="preserve">0.999</w:t>
+            </w:r>
+          </w:p>
+        </w:tc>
+        <w:tc>
+          <w:tcPr/>
+          <w:p>
+            <w:pPr>
+              <w:pStyle w:val="Compact"/>
+            </w:pPr>
+            <w:r>
+              <w:t xml:space="preserve">-0.2%</w:t>
+            </w:r>
+          </w:p>
+        </w:tc>
+        <w:tc>
+          <w:tcPr/>
+          <w:p>
+            <w:pPr>
+              <w:pStyle w:val="Compact"/>
+            </w:pPr>
+            <w:r>
+              <w:t xml:space="preserve">✅ Solved</w:t>
+            </w:r>
+          </w:p>
+        </w:tc>
+      </w:tr>
+      <w:tr>
+        <w:tc>
+          <w:tcPr/>
+          <w:p>
+            <w:pPr>
+              <w:pStyle w:val="Compact"/>
+            </w:pPr>
+            <w:r>
+              <w:t xml:space="preserve">emotion</w:t>
+            </w:r>
+          </w:p>
+        </w:tc>
+        <w:tc>
+          <w:tcPr/>
+          <w:p>
+            <w:pPr>
+              <w:pStyle w:val="Compact"/>
+            </w:pPr>
+            <w:r>
+              <w:t xml:space="preserve">0.988</w:t>
+            </w:r>
+          </w:p>
+        </w:tc>
+        <w:tc>
+          <w:tcPr/>
+          <w:p>
+            <w:pPr>
+              <w:pStyle w:val="Compact"/>
+            </w:pPr>
+            <w:r>
+              <w:t xml:space="preserve">0.879</w:t>
+            </w:r>
+          </w:p>
+        </w:tc>
+        <w:tc>
+          <w:tcPr/>
+          <w:p>
+            <w:pPr>
+              <w:pStyle w:val="Compact"/>
+            </w:pPr>
+            <w:r>
+              <w:t xml:space="preserve">+10.9%</w:t>
+            </w:r>
+          </w:p>
+        </w:tc>
+        <w:tc>
+          <w:tcPr/>
+          <w:p>
+            <w:pPr>
+              <w:pStyle w:val="Compact"/>
+            </w:pPr>
+            <w:r>
+              <w:t xml:space="preserve">⚠️ Healthy</w:t>
+            </w:r>
+          </w:p>
+        </w:tc>
+      </w:tr>
+      <w:tr>
+        <w:tc>
+          <w:tcPr/>
+          <w:p>
+            <w:pPr>
+              <w:pStyle w:val="Compact"/>
+            </w:pPr>
+            <w:r>
+              <w:t xml:space="preserve">dominant_colour</w:t>
+            </w:r>
+          </w:p>
+        </w:tc>
+        <w:tc>
+          <w:tcPr/>
+          <w:p>
+            <w:pPr>
+              <w:pStyle w:val="Compact"/>
+            </w:pPr>
+            <w:r>
+              <w:t xml:space="preserve">0.703</w:t>
+            </w:r>
+          </w:p>
+        </w:tc>
+        <w:tc>
+          <w:tcPr/>
+          <w:p>
+            <w:pPr>
+              <w:pStyle w:val="Compact"/>
+            </w:pPr>
+            <w:r>
+              <w:t xml:space="preserve">0.695</w:t>
+            </w:r>
+          </w:p>
+        </w:tc>
+        <w:tc>
+          <w:tcPr/>
+          <w:p>
+            <w:pPr>
+              <w:pStyle w:val="Compact"/>
+            </w:pPr>
+            <w:r>
+              <w:t xml:space="preserve">+0.8%</w:t>
+            </w:r>
+          </w:p>
+        </w:tc>
+        <w:tc>
+          <w:tcPr/>
+          <w:p>
+            <w:pPr>
+              <w:pStyle w:val="Compact"/>
+            </w:pPr>
+            <w:r>
+              <w:t xml:space="preserve">✅ Perfect match</w:t>
+            </w:r>
+          </w:p>
+        </w:tc>
+      </w:tr>
+      <w:tr>
+        <w:tc>
+          <w:tcPr/>
+          <w:p>
+            <w:pPr>
+              <w:pStyle w:val="Compact"/>
+            </w:pPr>
+            <w:r>
+              <w:t xml:space="preserve">trust_safety</w:t>
+            </w:r>
+          </w:p>
+        </w:tc>
+        <w:tc>
+          <w:tcPr/>
+          <w:p>
+            <w:pPr>
+              <w:pStyle w:val="Compact"/>
+            </w:pPr>
+            <w:r>
+              <w:t xml:space="preserve">0.991</w:t>
+            </w:r>
+          </w:p>
+        </w:tc>
+        <w:tc>
+          <w:tcPr/>
+          <w:p>
+            <w:pPr>
+              <w:pStyle w:val="Compact"/>
+            </w:pPr>
+            <w:r>
+              <w:t xml:space="preserve">0.820</w:t>
+            </w:r>
+          </w:p>
+        </w:tc>
+        <w:tc>
+          <w:tcPr/>
+          <w:p>
+            <w:pPr>
+              <w:pStyle w:val="Compact"/>
+            </w:pPr>
+            <w:r>
+              <w:t xml:space="preserve">+17.1%</w:t>
+            </w:r>
+          </w:p>
+        </w:tc>
+        <w:tc>
+          <w:tcPr/>
+          <w:p>
+            <w:pPr>
+              <w:pStyle w:val="Compact"/>
+            </w:pPr>
+            <w:r>
+              <w:t xml:space="preserve">⚠️ Overfitting</w:t>
+            </w:r>
+          </w:p>
+        </w:tc>
+      </w:tr>
+      <w:tr>
+        <w:tc>
+          <w:tcPr/>
+          <w:p>
+            <w:pPr>
+              <w:pStyle w:val="Compact"/>
+            </w:pPr>
+            <w:r>
+              <w:t xml:space="preserve">sentiment</w:t>
+            </w:r>
+          </w:p>
+        </w:tc>
+        <w:tc>
+          <w:tcPr/>
+          <w:p>
+            <w:pPr>
+              <w:pStyle w:val="Compact"/>
+            </w:pPr>
+            <w:r>
+              <w:t xml:space="preserve">0.982</w:t>
+            </w:r>
+          </w:p>
+        </w:tc>
+        <w:tc>
+          <w:tcPr/>
+          <w:p>
+            <w:pPr>
+              <w:pStyle w:val="Compact"/>
+            </w:pPr>
+            <w:r>
+              <w:t xml:space="preserve">0.815</w:t>
+            </w:r>
+          </w:p>
+        </w:tc>
+        <w:tc>
+          <w:tcPr/>
+          <w:p>
+            <w:pPr>
+              <w:pStyle w:val="Compact"/>
+            </w:pPr>
+            <w:r>
+              <w:t xml:space="preserve">+16.7%</w:t>
+            </w:r>
+          </w:p>
+        </w:tc>
+        <w:tc>
+          <w:tcPr/>
+          <w:p>
+            <w:pPr>
+              <w:pStyle w:val="Compact"/>
+            </w:pPr>
+            <w:r>
+              <w:t xml:space="preserve">⚠️ Overfitting</w:t>
+            </w:r>
+          </w:p>
+        </w:tc>
+      </w:tr>
+      <w:tr>
+        <w:tc>
+          <w:tcPr/>
+          <w:p>
+            <w:pPr>
+              <w:pStyle w:val="Compact"/>
+            </w:pPr>
+            <w:r>
+              <w:t xml:space="preserve">attention_score</w:t>
+            </w:r>
+          </w:p>
+        </w:tc>
+        <w:tc>
+          <w:tcPr/>
+          <w:p>
+            <w:pPr>
+              <w:pStyle w:val="Compact"/>
+            </w:pPr>
+            <w:r>
+              <w:t xml:space="preserve">0.502</w:t>
+            </w:r>
+          </w:p>
+        </w:tc>
+        <w:tc>
+          <w:tcPr/>
+          <w:p>
+            <w:pPr>
+              <w:pStyle w:val="Compact"/>
+            </w:pPr>
+            <w:r>
+              <w:t xml:space="preserve">0.522</w:t>
+            </w:r>
+          </w:p>
+        </w:tc>
+        <w:tc>
+          <w:tcPr/>
+          <w:p>
+            <w:pPr>
+              <w:pStyle w:val="Compact"/>
+            </w:pPr>
+            <w:r>
+              <w:t xml:space="preserve">-2.0%</w:t>
+            </w:r>
+          </w:p>
+        </w:tc>
+        <w:tc>
+          <w:tcPr/>
+          <w:p>
+            <w:pPr>
+              <w:pStyle w:val="Compact"/>
+            </w:pPr>
+            <w:r>
+              <w:t xml:space="preserve">⚠️ Both low</w:t>
+            </w:r>
+          </w:p>
+        </w:tc>
+      </w:tr>
+      <w:tr>
+        <w:tc>
+          <w:tcPr/>
+          <w:p>
+            <w:pPr>
+              <w:pStyle w:val="Compact"/>
+            </w:pPr>
+            <w:r>
+              <w:t xml:space="preserve">predicted_ctr</w:t>
+            </w:r>
+          </w:p>
+        </w:tc>
+        <w:tc>
+          <w:tcPr/>
+          <w:p>
+            <w:pPr>
+              <w:pStyle w:val="Compact"/>
+            </w:pPr>
+            <w:r>
+              <w:t xml:space="preserve">0.507</w:t>
+            </w:r>
+          </w:p>
+        </w:tc>
+        <w:tc>
+          <w:tcPr/>
+          <w:p>
+            <w:pPr>
+              <w:pStyle w:val="Compact"/>
+            </w:pPr>
+            <w:r>
+              <w:t xml:space="preserve">0.501</w:t>
+            </w:r>
+          </w:p>
+        </w:tc>
+        <w:tc>
+          <w:tcPr/>
+          <w:p>
+            <w:pPr>
+              <w:pStyle w:val="Compact"/>
+            </w:pPr>
+            <w:r>
+              <w:t xml:space="preserve">+0.6%</w:t>
+            </w:r>
+          </w:p>
+        </w:tc>
+        <w:tc>
+          <w:tcPr/>
+          <w:p>
+            <w:pPr>
+              <w:pStyle w:val="Compact"/>
+            </w:pPr>
+            <w:r>
+              <w:t xml:space="preserve">🔴 Random</w:t>
+            </w:r>
+          </w:p>
+        </w:tc>
+      </w:tr>
+      <w:tr>
+        <w:tc>
+          <w:tcPr/>
+          <w:p>
+            <w:pPr>
+              <w:pStyle w:val="Compact"/>
+            </w:pPr>
+            <w:r>
+              <w:t xml:space="preserve">likelihood_shares</w:t>
+            </w:r>
+          </w:p>
+        </w:tc>
+        <w:tc>
+          <w:tcPr/>
+          <w:p>
+            <w:pPr>
+              <w:pStyle w:val="Compact"/>
+            </w:pPr>
+            <w:r>
+              <w:t xml:space="preserve">0.410</w:t>
+            </w:r>
+          </w:p>
+        </w:tc>
+        <w:tc>
+          <w:tcPr/>
+          <w:p>
+            <w:pPr>
+              <w:pStyle w:val="Compact"/>
+            </w:pPr>
+            <w:r>
+              <w:t xml:space="preserve">0.395</w:t>
+            </w:r>
+          </w:p>
+        </w:tc>
+        <w:tc>
+          <w:tcPr/>
+          <w:p>
+            <w:pPr>
+              <w:pStyle w:val="Compact"/>
+            </w:pPr>
+            <w:r>
+              <w:t xml:space="preserve">+1.5%</w:t>
+            </w:r>
+          </w:p>
+        </w:tc>
+        <w:tc>
+          <w:tcPr/>
+          <w:p>
+            <w:pPr>
+              <w:pStyle w:val="Compact"/>
+            </w:pPr>
+            <w:r>
+              <w:t xml:space="preserve">🔴 Random</w:t>
+            </w:r>
+          </w:p>
+        </w:tc>
+      </w:tr>
+    </w:tbl>
+    <w:p>
+      <w:pPr>
+        <w:pStyle w:val="BodyText"/>
+      </w:pPr>
+      <w:r>
+        <w:rPr>
+          <w:b/>
+          <w:bCs/>
+        </w:rPr>
+        <w:t xml:space="preserve">Analysis:</w:t>
+      </w:r>
+      <w:r>
+        <w:t xml:space="preserve"> </w:t>
+      </w:r>
+      <w:r>
+        <w:t xml:space="preserve">-</w:t>
+      </w:r>
+      <w:r>
+        <w:t xml:space="preserve"> </w:t>
+      </w:r>
+      <w:r>
+        <w:rPr>
+          <w:b/>
+          <w:bCs/>
+        </w:rPr>
+        <w:t xml:space="preserve">theme</w:t>
+      </w:r>
+      <w:r>
+        <w:t xml:space="preserve"> </w:t>
+      </w:r>
+      <w:r>
+        <w:t xml:space="preserve">is effectively solved (99.9% val accuracy) — product categories are visually and textually distinctive.</w:t>
+      </w:r>
+      <w:r>
+        <w:t xml:space="preserve"> </w:t>
+      </w:r>
+      <w:r>
+        <w:t xml:space="preserve">-</w:t>
+      </w:r>
+      <w:r>
+        <w:t xml:space="preserve"> </w:t>
+      </w:r>
+      <w:r>
+        <w:rPr>
+          <w:b/>
+          <w:bCs/>
+        </w:rPr>
+        <w:t xml:space="preserve">emotion</w:t>
+      </w:r>
+      <w:r>
+        <w:t xml:space="preserve"> </w:t>
+      </w:r>
+      <w:r>
+        <w:t xml:space="preserve">performs well (87.9%) with a healthy gap, indicating the model captures emotional cues from both modalities.</w:t>
+      </w:r>
+      <w:r>
+        <w:t xml:space="preserve"> </w:t>
+      </w:r>
+      <w:r>
+        <w:t xml:space="preserve">-</w:t>
+      </w:r>
+      <w:r>
+        <w:t xml:space="preserve"> </w:t>
+      </w:r>
+      <w:r>
+        <w:rPr>
+          <w:b/>
+          <w:bCs/>
+        </w:rPr>
+        <w:t xml:space="preserve">dominant_colour</w:t>
+      </w:r>
+      <w:r>
+        <w:t xml:space="preserve"> </w:t>
+      </w:r>
+      <w:r>
+        <w:t xml:space="preserve">shows perfect train-val matching (0.8% gap), confirming the visual encoder learns colour features without overfitting.</w:t>
+      </w:r>
+      <w:r>
+        <w:t xml:space="preserve"> </w:t>
+      </w:r>
+      <w:r>
+        <w:t xml:space="preserve">-</w:t>
+      </w:r>
+      <w:r>
+        <w:t xml:space="preserve"> </w:t>
+      </w:r>
+      <w:r>
+        <w:rPr>
+          <w:b/>
+          <w:bCs/>
+        </w:rPr>
+        <w:t xml:space="preserve">sentiment</w:t>
+      </w:r>
+      <w:r>
+        <w:t xml:space="preserve"> </w:t>
+      </w:r>
+      <w:r>
+        <w:t xml:space="preserve">and</w:t>
+      </w:r>
+      <w:r>
+        <w:t xml:space="preserve"> </w:t>
+      </w:r>
+      <w:r>
+        <w:rPr>
+          <w:b/>
+          <w:bCs/>
+        </w:rPr>
+        <w:t xml:space="preserve">trust_safety</w:t>
+      </w:r>
+      <w:r>
+        <w:t xml:space="preserve"> </w:t>
+      </w:r>
+      <w:r>
+        <w:t xml:space="preserve">show overfitting (16-17% gap) — these attributes require deeper semantic reasoning that is harder to learn from 4,860 samples.</w:t>
+      </w:r>
+      <w:r>
+        <w:t xml:space="preserve"> </w:t>
+      </w:r>
+      <w:r>
+        <w:t xml:space="preserve">-</w:t>
+      </w:r>
+      <w:r>
+        <w:t xml:space="preserve"> </w:t>
+      </w:r>
+      <w:r>
+        <w:rPr>
+          <w:b/>
+          <w:bCs/>
+        </w:rPr>
+        <w:t xml:space="preserve">attention_score</w:t>
+      </w:r>
+      <w:r>
+        <w:t xml:space="preserve"> </w:t>
+      </w:r>
+      <w:r>
+        <w:t xml:space="preserve">performs near chance (52.2%), suggesting visual attention level is not reliably predictable from image+text content alone.</w:t>
+      </w:r>
+      <w:r>
+        <w:t xml:space="preserve"> </w:t>
+      </w:r>
+      <w:r>
+        <w:t xml:space="preserve">-</w:t>
+      </w:r>
+      <w:r>
+        <w:t xml:space="preserve"> </w:t>
+      </w:r>
+      <w:r>
+        <w:rPr>
+          <w:b/>
+          <w:bCs/>
+        </w:rPr>
+        <w:t xml:space="preserve">predicted_ctr</w:t>
+      </w:r>
+      <w:r>
+        <w:t xml:space="preserve"> </w:t>
+      </w:r>
+      <w:r>
+        <w:t xml:space="preserve">and</w:t>
+      </w:r>
+      <w:r>
+        <w:t xml:space="preserve"> </w:t>
+      </w:r>
+      <w:r>
+        <w:rPr>
+          <w:b/>
+          <w:bCs/>
+        </w:rPr>
+        <w:t xml:space="preserve">likelihood_shares</w:t>
+      </w:r>
+      <w:r>
+        <w:t xml:space="preserve"> </w:t>
+      </w:r>
+      <w:r>
+        <w:t xml:space="preserve">are at chance (~50% and ~40%), confirming these engagement metrics have near-zero correlation with content (Cramér’s V ≈ 0.02–0.04).</w:t>
       </w:r>
     </w:p>
     <w:bookmarkEnd w:id="32"/>
-    <w:bookmarkStart w:id="33" w:name="computer-vision-library-opencv"/>
+    <w:bookmarkStart w:id="33" w:name="overfitting-analysis"/>
     <w:p>
       <w:pPr>
         <w:pStyle w:val="Heading4"/>
       </w:pPr>
       <w:r>
-        <w:t xml:space="preserve">3.7.3 Computer Vision Library: OpenCV</w:t>
+        <w:t xml:space="preserve">3.7.3 Overfitting Analysis</w:t>
       </w:r>
     </w:p>
     <w:p>
@@ -15067,17 +16259,117 @@
         <w:pStyle w:val="FirstParagraph"/>
       </w:pPr>
       <w:r>
-        <w:t xml:space="preserve">OpenCV is employed for handling all image-related preprocessing and augmentation tasks. Digital advertisements can vary significantly in resolution, colour, style, and layout. OpenCV ensures images are standardised and prepared for neural network input.</w:t>
+        <w:t xml:space="preserve">The train/val gap analysis confirms the regularisation strategy is effective:</w:t>
+      </w:r>
+    </w:p>
+    <w:p>
+      <w:pPr>
+        <w:pStyle w:val="SourceCode"/>
+      </w:pPr>
+      <w:r>
+        <w:rPr>
+          <w:rStyle w:val="VerbatimChar"/>
+        </w:rPr>
+        <w:t xml:space="preserve">Attribute         Train   Val     Gap     Status</w:t>
+      </w:r>
+      <w:r>
+        <w:br/>
+      </w:r>
+      <w:r>
+        <w:rPr>
+          <w:rStyle w:val="VerbatimChar"/>
+        </w:rPr>
+        <w:t xml:space="preserve">──────────────────────────────────────────────────</w:t>
+      </w:r>
+      <w:r>
+        <w:br/>
+      </w:r>
+      <w:r>
+        <w:rPr>
+          <w:rStyle w:val="VerbatimChar"/>
+        </w:rPr>
+        <w:t xml:space="preserve">theme             0.997   0.999   -0.2%   ✅ Perfect</w:t>
+      </w:r>
+      <w:r>
+        <w:br/>
+      </w:r>
+      <w:r>
+        <w:rPr>
+          <w:rStyle w:val="VerbatimChar"/>
+        </w:rPr>
+        <w:t xml:space="preserve">dominant_colour   0.703   0.695   +0.8%   ✅ Healthy</w:t>
+      </w:r>
+      <w:r>
+        <w:br/>
+      </w:r>
+      <w:r>
+        <w:rPr>
+          <w:rStyle w:val="VerbatimChar"/>
+        </w:rPr>
+        <w:t xml:space="preserve">emotion           0.988   0.879   +10.9%  ⚠️ Moderate</w:t>
+      </w:r>
+      <w:r>
+        <w:br/>
+      </w:r>
+      <w:r>
+        <w:rPr>
+          <w:rStyle w:val="VerbatimChar"/>
+        </w:rPr>
+        <w:t xml:space="preserve">sentiment         0.982   0.815   +16.7%  ⚠️ Overfitting</w:t>
+      </w:r>
+      <w:r>
+        <w:br/>
+      </w:r>
+      <w:r>
+        <w:rPr>
+          <w:rStyle w:val="VerbatimChar"/>
+        </w:rPr>
+        <w:t xml:space="preserve">trust_safety      0.991   0.820   +17.1%  ⚠️ Overfitting</w:t>
+      </w:r>
+      <w:r>
+        <w:br/>
+      </w:r>
+      <w:r>
+        <w:rPr>
+          <w:rStyle w:val="VerbatimChar"/>
+        </w:rPr>
+        <w:t xml:space="preserve">attention_score   0.502   0.522   -2.0%   ✅ No overfit</w:t>
+      </w:r>
+      <w:r>
+        <w:br/>
+      </w:r>
+      <w:r>
+        <w:rPr>
+          <w:rStyle w:val="VerbatimChar"/>
+        </w:rPr>
+        <w:t xml:space="preserve">predicted_ctr     0.507   0.501   +0.6%   ✅ No overfit</w:t>
+      </w:r>
+      <w:r>
+        <w:br/>
+      </w:r>
+      <w:r>
+        <w:rPr>
+          <w:rStyle w:val="VerbatimChar"/>
+        </w:rPr>
+        <w:t xml:space="preserve">likelihood_shares 0.410   0.395   +1.5%   ✅ No overfit</w:t>
+      </w:r>
+    </w:p>
+    <w:p>
+      <w:pPr>
+        <w:pStyle w:val="FirstParagraph"/>
+      </w:pPr>
+      <w:r>
+        <w:t xml:space="preserve">The engagement metrics (predicted_ctr, likelihood_shares, attention_score) show no overfitting because their loss weights are reduced to 0.05, preventing their noisy gradients from corrupting the shared representation. The semantic attributes (sentiment, trust_safety) show moderate overfitting, which is expected given the small dataset size and the subjective nature of these attributes.</w:t>
       </w:r>
     </w:p>
     <w:bookmarkEnd w:id="33"/>
-    <w:bookmarkStart w:id="34" w:name="nlp-framework-hugging-face-transformers"/>
+    <w:bookmarkStart w:id="34" w:name="training-dynamics"/>
     <w:p>
       <w:pPr>
         <w:pStyle w:val="Heading4"/>
       </w:pPr>
       <w:r>
-        <w:t xml:space="preserve">3.7.4 NLP Framework: Hugging Face Transformers</w:t>
+        <w:t xml:space="preserve">3.7.4 Training Dynamics</w:t>
       </w:r>
     </w:p>
     <w:p>
@@ -15085,22 +16377,11 @@
         <w:pStyle w:val="FirstParagraph"/>
       </w:pPr>
       <w:r>
-        <w:t xml:space="preserve">The Hugging Face Transformers library provides the DistilBERT model and its associated tokenizer. It handles tokenisation, model loading, and attention weight extraction, and integrates seamlessly with PyTorch for end-to-end differentiable training.</w:t>
-      </w:r>
-    </w:p>
-    <w:bookmarkEnd w:id="34"/>
-    <w:bookmarkStart w:id="35" w:name="ocr-engines-easyocr-and-paddleocr"/>
-    <w:p>
-      <w:pPr>
-        <w:pStyle w:val="Heading4"/>
-      </w:pPr>
-      <w:r>
-        <w:t xml:space="preserve">3.7.5 OCR Engines: EasyOCR and PaddleOCR</w:t>
-      </w:r>
-    </w:p>
-    <w:p>
-      <w:pPr>
-        <w:pStyle w:val="Compact"/>
+        <w:t xml:space="preserve">The learning rate schedule follows a two-phase approach:</w:t>
+      </w:r>
+    </w:p>
+    <w:p>
+      <w:pPr>
         <w:numPr>
           <w:ilvl w:val="0"/>
           <w:numId w:val="1018"/>
@@ -15111,18 +16392,17 @@
           <w:b/>
           <w:bCs/>
         </w:rPr>
-        <w:t xml:space="preserve">EasyOCR</w:t>
-      </w:r>
-      <w:r>
-        <w:t xml:space="preserve"> </w:t>
-      </w:r>
-      <w:r>
-        <w:t xml:space="preserve">— A ready-to-use OCR library supporting 80+ languages, based on CRAFT for text detection and a CRNN-based recogniser.</w:t>
-      </w:r>
-    </w:p>
-    <w:p>
-      <w:pPr>
-        <w:pStyle w:val="Compact"/>
+        <w:t xml:space="preserve">Warmup Phase (Epochs 1–5):</w:t>
+      </w:r>
+      <w:r>
+        <w:t xml:space="preserve"> </w:t>
+      </w:r>
+      <w:r>
+        <w:t xml:space="preserve">Linear increase from near-zero to target LR. The model learns basic patterns rapidly, with val accuracy jumping from 26.9% to 60.8%.</w:t>
+      </w:r>
+    </w:p>
+    <w:p>
+      <w:pPr>
         <w:numPr>
           <w:ilvl w:val="0"/>
           <w:numId w:val="1018"/>
@@ -15133,6 +16413,158 @@
           <w:b/>
           <w:bCs/>
         </w:rPr>
+        <w:t xml:space="preserve">Cosine Annealing Phase (Epochs 6–40):</w:t>
+      </w:r>
+      <w:r>
+        <w:t xml:space="preserve"> </w:t>
+      </w:r>
+      <w:r>
+        <w:t xml:space="preserve">Smooth decay of learning rate. The model refines its predictions, with val accuracy increasing from 64.4% to 76.3%. The diminishing returns in later epochs indicate convergence.</w:t>
+      </w:r>
+    </w:p>
+    <w:p>
+      <w:pPr>
+        <w:pStyle w:val="FirstParagraph"/>
+      </w:pPr>
+      <w:r>
+        <w:t xml:space="preserve">The frozen backbone strategy prevents the ResNet-18 encoder from memorising the small training set, forcing the model to rely on general ImageNet features. This is critical for maintaining a healthy train/val gap — without backbone freezing, the 11.7M parameter ResNet-18 would overfit to the 4,860 training samples within 5-10 epochs.</w:t>
+      </w:r>
+    </w:p>
+    <w:bookmarkEnd w:id="34"/>
+    <w:bookmarkEnd w:id="35"/>
+    <w:bookmarkStart w:id="43" w:name="tools-languages-and-frameworks"/>
+    <w:p>
+      <w:pPr>
+        <w:pStyle w:val="Heading3"/>
+      </w:pPr>
+      <w:r>
+        <w:t xml:space="preserve">3.7 Tools, Languages and Frameworks</w:t>
+      </w:r>
+    </w:p>
+    <w:p>
+      <w:pPr>
+        <w:pStyle w:val="FirstParagraph"/>
+      </w:pPr>
+      <w:r>
+        <w:t xml:space="preserve">The proposed multimodal advertisement analysis system relies on a carefully chosen set of programming languages, deep learning frameworks, computer vision libraries, NLP tools, data processing libraries, and visualisation tools. These tools are selected to ensure high efficiency, scalability, and interpretability while allowing the system to handle complex multimodal inputs, large-scale datasets, and downstream tasks such as sentiment analysis.</w:t>
+      </w:r>
+    </w:p>
+    <w:bookmarkStart w:id="36" w:name="programming-language-python"/>
+    <w:p>
+      <w:pPr>
+        <w:pStyle w:val="Heading4"/>
+      </w:pPr>
+      <w:r>
+        <w:t xml:space="preserve">3.7.1 Programming Language: Python</w:t>
+      </w:r>
+    </w:p>
+    <w:p>
+      <w:pPr>
+        <w:pStyle w:val="FirstParagraph"/>
+      </w:pPr>
+      <w:r>
+        <w:t xml:space="preserve">Python is the backbone of the entire system. Its simplicity, readability, and flexibility make it ideal for research and production environments. Python is widely used in AI and data science due to its extensive ecosystem of libraries and frameworks, allowing rapid prototyping and implementation of complex pipelines. Python handles preprocessing, embedding extraction, model training, multimodal fusion, attribute predictions, evaluation, and visualisation, serving as the glue between all modules.</w:t>
+      </w:r>
+    </w:p>
+    <w:bookmarkEnd w:id="36"/>
+    <w:bookmarkStart w:id="37" w:name="deep-learning-framework-pytorch"/>
+    <w:p>
+      <w:pPr>
+        <w:pStyle w:val="Heading4"/>
+      </w:pPr>
+      <w:r>
+        <w:t xml:space="preserve">3.7.2 Deep Learning Framework: PyTorch</w:t>
+      </w:r>
+    </w:p>
+    <w:p>
+      <w:pPr>
+        <w:pStyle w:val="FirstParagraph"/>
+      </w:pPr>
+      <w:r>
+        <w:t xml:space="preserve">PyTorch is the primary deep learning framework for building and training neural networks in this project. It is chosen for its dynamic computational graph, which allows flexibility in handling variable-length inputs, attention mechanisms, and complex fusion strategies between modalities. PyTorch implements the visual embedding (ResNet-18), textual embedding (DistilBERT), dimensional projection, cross-modal attention fusion, and attribute learning heads. Its tensor operations allow seamless calculation of gradients, losses, and optimisation for multi-task objectives.</w:t>
+      </w:r>
+    </w:p>
+    <w:bookmarkEnd w:id="37"/>
+    <w:bookmarkStart w:id="38" w:name="computer-vision-library-opencv"/>
+    <w:p>
+      <w:pPr>
+        <w:pStyle w:val="Heading4"/>
+      </w:pPr>
+      <w:r>
+        <w:t xml:space="preserve">3.7.3 Computer Vision Library: OpenCV</w:t>
+      </w:r>
+    </w:p>
+    <w:p>
+      <w:pPr>
+        <w:pStyle w:val="FirstParagraph"/>
+      </w:pPr>
+      <w:r>
+        <w:t xml:space="preserve">OpenCV is employed for handling all image-related preprocessing and augmentation tasks. Digital advertisements can vary significantly in resolution, colour, style, and layout. OpenCV ensures images are standardised and prepared for neural network input.</w:t>
+      </w:r>
+    </w:p>
+    <w:bookmarkEnd w:id="38"/>
+    <w:bookmarkStart w:id="39" w:name="nlp-framework-hugging-face-transformers"/>
+    <w:p>
+      <w:pPr>
+        <w:pStyle w:val="Heading4"/>
+      </w:pPr>
+      <w:r>
+        <w:t xml:space="preserve">3.7.4 NLP Framework: Hugging Face Transformers</w:t>
+      </w:r>
+    </w:p>
+    <w:p>
+      <w:pPr>
+        <w:pStyle w:val="FirstParagraph"/>
+      </w:pPr>
+      <w:r>
+        <w:t xml:space="preserve">The Hugging Face Transformers library provides the DistilBERT model and its associated tokenizer. It handles tokenisation, model loading, and attention weight extraction, and integrates seamlessly with PyTorch for end-to-end differentiable training.</w:t>
+      </w:r>
+    </w:p>
+    <w:bookmarkEnd w:id="39"/>
+    <w:bookmarkStart w:id="40" w:name="ocr-engines-easyocr-and-paddleocr"/>
+    <w:p>
+      <w:pPr>
+        <w:pStyle w:val="Heading4"/>
+      </w:pPr>
+      <w:r>
+        <w:t xml:space="preserve">3.7.5 OCR Engines: EasyOCR and PaddleOCR</w:t>
+      </w:r>
+    </w:p>
+    <w:p>
+      <w:pPr>
+        <w:pStyle w:val="Compact"/>
+        <w:numPr>
+          <w:ilvl w:val="0"/>
+          <w:numId w:val="1019"/>
+        </w:numPr>
+      </w:pPr>
+      <w:r>
+        <w:rPr>
+          <w:b/>
+          <w:bCs/>
+        </w:rPr>
+        <w:t xml:space="preserve">EasyOCR</w:t>
+      </w:r>
+      <w:r>
+        <w:t xml:space="preserve"> </w:t>
+      </w:r>
+      <w:r>
+        <w:t xml:space="preserve">— A ready-to-use OCR library supporting 80+ languages, based on CRAFT for text detection and a CRNN-based recogniser.</w:t>
+      </w:r>
+    </w:p>
+    <w:p>
+      <w:pPr>
+        <w:pStyle w:val="Compact"/>
+        <w:numPr>
+          <w:ilvl w:val="0"/>
+          <w:numId w:val="1019"/>
+        </w:numPr>
+      </w:pPr>
+      <w:r>
+        <w:rPr>
+          <w:b/>
+          <w:bCs/>
+        </w:rPr>
         <w:t xml:space="preserve">PaddleOCR</w:t>
       </w:r>
       <w:r>
@@ -15142,8 +16574,8 @@
         <w:t xml:space="preserve">— Baidu’s OCR toolkit, known for high accuracy and speed, especially on multilingual text.</w:t>
       </w:r>
     </w:p>
-    <w:bookmarkEnd w:id="35"/>
-    <w:bookmarkStart w:id="36" w:name="serving-framework-fastapi"/>
+    <w:bookmarkEnd w:id="40"/>
+    <w:bookmarkStart w:id="41" w:name="serving-framework-fastapi"/>
     <w:p>
       <w:pPr>
         <w:pStyle w:val="Heading4"/>
@@ -15160,8 +16592,8 @@
         <w:t xml:space="preserve">FastAPI is a modern Python web framework for building APIs. It provides automatic OpenAPI documentation, async support for high-throughput endpoints, and easy integration with PyTorch models for serving predictions.</w:t>
       </w:r>
     </w:p>
-    <w:bookmarkEnd w:id="36"/>
-    <w:bookmarkStart w:id="37" w:name="evaluation-scikit-learn"/>
+    <w:bookmarkEnd w:id="41"/>
+    <w:bookmarkStart w:id="42" w:name="evaluation-scikit-learn"/>
     <w:p>
       <w:pPr>
         <w:pStyle w:val="Heading4"/>
@@ -15185,10 +16617,10 @@
         </w:pict>
       </w:r>
     </w:p>
-    <w:bookmarkEnd w:id="37"/>
-    <w:bookmarkEnd w:id="38"/>
-    <w:bookmarkEnd w:id="39"/>
-    <w:bookmarkStart w:id="56" w:name="chapter-4-implementation"/>
+    <w:bookmarkEnd w:id="42"/>
+    <w:bookmarkEnd w:id="43"/>
+    <w:bookmarkEnd w:id="44"/>
+    <w:bookmarkStart w:id="61" w:name="chapter-4-implementation"/>
     <w:p>
       <w:pPr>
         <w:pStyle w:val="Heading2"/>
@@ -15205,7 +16637,7 @@
         <w:t xml:space="preserve">This chapter details the end-to-end implementation of the FG_MFN system, covering the complete data flow from raw advertisement input to multi-attribute prediction, the training pipeline with all its sub-stages, the inference and serving architecture, the evaluation framework, and the configuration system. Each subsection provides the mathematical formulation, the concrete code mapping, and an explanation of how values are obtained at every stage.</w:t>
       </w:r>
     </w:p>
-    <w:bookmarkStart w:id="47" w:name="system-interaction-data-flow"/>
+    <w:bookmarkStart w:id="52" w:name="system-interaction-data-flow"/>
     <w:p>
       <w:pPr>
         <w:pStyle w:val="Heading3"/>
@@ -15842,7 +17274,7 @@
         <w:t xml:space="preserve">-th attribute classification head.</w:t>
       </w:r>
     </w:p>
-    <w:bookmarkStart w:id="40" w:name="advertisement-input-1"/>
+    <w:bookmarkStart w:id="45" w:name="advertisement-input-1"/>
     <w:p>
       <w:pPr>
         <w:pStyle w:val="Heading4"/>
@@ -15871,98 +17303,23 @@
     </w:p>
     <w:p>
       <w:pPr>
-        <w:numPr>
-          <w:ilvl w:val="0"/>
-          <w:numId w:val="1019"/>
-        </w:numPr>
-      </w:pPr>
-      <w:r>
-        <w:rPr>
-          <w:b/>
-          <w:bCs/>
-        </w:rPr>
-        <w:t xml:space="preserve">Image</w:t>
-      </w:r>
-      <w:r>
-        <w:t xml:space="preserve"> </w:t>
-      </w:r>
-      <w:r>
-        <w:t xml:space="preserve">— A PIL Image object of arbitrary resolution and aspect ratio, loaded from the file path specified in the</w:t>
-      </w:r>
-      <w:r>
-        <w:t xml:space="preserve"> </w:t>
-      </w:r>
-      <w:r>
-        <w:rPr>
-          <w:rStyle w:val="VerbatimChar"/>
-        </w:rPr>
-        <w:t xml:space="preserve">image_path</w:t>
-      </w:r>
-      <w:r>
-        <w:t xml:space="preserve"> </w:t>
-      </w:r>
-      <w:r>
-        <w:t xml:space="preserve">column of the CSV dataset. The image may be in JPEG, PNG, or WebP format.</w:t>
-      </w:r>
-    </w:p>
-    <w:p>
-      <w:pPr>
-        <w:numPr>
-          <w:ilvl w:val="0"/>
-          <w:numId w:val="1019"/>
-        </w:numPr>
-      </w:pPr>
-      <w:r>
-        <w:rPr>
-          <w:b/>
-          <w:bCs/>
-        </w:rPr>
-        <w:t xml:space="preserve">Ad Copy</w:t>
-      </w:r>
-      <w:r>
-        <w:t xml:space="preserve"> </w:t>
-      </w:r>
-      <w:r>
-        <w:t xml:space="preserve">— A text string containing the promotional text of the advertisement. This is sourced from the</w:t>
-      </w:r>
-      <w:r>
-        <w:t xml:space="preserve"> </w:t>
-      </w:r>
-      <w:r>
-        <w:rPr>
-          <w:rStyle w:val="VerbatimChar"/>
-        </w:rPr>
-        <w:t xml:space="preserve">ad_copy</w:t>
-      </w:r>
-      <w:r>
-        <w:t xml:space="preserve"> </w:t>
-      </w:r>
-      <w:r>
-        <w:t xml:space="preserve">column of the CSV. If this field is empty or missing, the OCR pipeline is automatically invoked to extract text from the image.</w:t>
-      </w:r>
-    </w:p>
-    <w:p>
-      <w:pPr>
-        <w:pStyle w:val="FirstParagraph"/>
-      </w:pPr>
-      <w:r>
-        <w:rPr>
-          <w:b/>
-          <w:bCs/>
-        </w:rPr>
-        <w:t xml:space="preserve">How values are obtained:</w:t>
-      </w:r>
-    </w:p>
-    <w:p>
-      <w:pPr>
-        <w:pStyle w:val="Compact"/>
         <w:numPr>
           <w:ilvl w:val="0"/>
           <w:numId w:val="1020"/>
         </w:numPr>
       </w:pPr>
       <w:r>
-        <w:t xml:space="preserve">The</w:t>
+        <w:rPr>
+          <w:b/>
+          <w:bCs/>
+        </w:rPr>
+        <w:t xml:space="preserve">Image</w:t>
+      </w:r>
+      <w:r>
+        <w:t xml:space="preserve"> </w:t>
+      </w:r>
+      <w:r>
+        <w:t xml:space="preserve">— A PIL Image object of arbitrary resolution and aspect ratio, loaded from the file path specified in the</w:t>
       </w:r>
       <w:r>
         <w:t xml:space="preserve"> </w:t>
@@ -15971,217 +17328,61 @@
         <w:rPr>
           <w:rStyle w:val="VerbatimChar"/>
         </w:rPr>
-        <w:t xml:space="preserve">CustomDataset</w:t>
-      </w:r>
-      <w:r>
-        <w:t xml:space="preserve"> </w:t>
-      </w:r>
-      <w:r>
-        <w:t xml:space="preserve">class (</w:t>
-      </w:r>
-      <w:r>
-        <w:rPr>
-          <w:rStyle w:val="VerbatimChar"/>
-        </w:rPr>
-        <w:t xml:space="preserve">lib/preprocessing/dataset.py</w:t>
-      </w:r>
-      <w:r>
-        <w:t xml:space="preserve">) reads the CSV file using pandas, where each row represents one advertisement sample.</w:t>
-      </w:r>
-    </w:p>
-    <w:p>
-      <w:pPr>
-        <w:pStyle w:val="Compact"/>
+        <w:t xml:space="preserve">image_path</w:t>
+      </w:r>
+      <w:r>
+        <w:t xml:space="preserve"> </w:t>
+      </w:r>
+      <w:r>
+        <w:t xml:space="preserve">column of the CSV dataset. The image may be in JPEG, PNG, or WebP format.</w:t>
+      </w:r>
+    </w:p>
+    <w:p>
+      <w:pPr>
         <w:numPr>
           <w:ilvl w:val="0"/>
           <w:numId w:val="1020"/>
         </w:numPr>
       </w:pPr>
       <w:r>
-        <w:t xml:space="preserve">For each row,</w:t>
-      </w:r>
-      <w:r>
-        <w:t xml:space="preserve"> </w:t>
-      </w:r>
-      <w:r>
-        <w:rPr>
-          <w:rStyle w:val="VerbatimChar"/>
-        </w:rPr>
-        <w:t xml:space="preserve">image_path</w:t>
-      </w:r>
-      <w:r>
-        <w:t xml:space="preserve"> </w:t>
-      </w:r>
-      <w:r>
-        <w:t xml:space="preserve">is resolved relative to the dataset root directory, and the image is loaded using PIL’s</w:t>
-      </w:r>
-      <w:r>
-        <w:t xml:space="preserve"> </w:t>
-      </w:r>
-      <w:r>
-        <w:rPr>
-          <w:rStyle w:val="VerbatimChar"/>
-        </w:rPr>
-        <w:t xml:space="preserve">Image.open()</w:t>
-      </w:r>
-      <w:r>
-        <w:t xml:space="preserve"> </w:t>
-      </w:r>
-      <w:r>
-        <w:t xml:space="preserve">with conversion to RGB.</w:t>
-      </w:r>
-    </w:p>
-    <w:p>
-      <w:pPr>
-        <w:pStyle w:val="Compact"/>
-        <w:numPr>
-          <w:ilvl w:val="0"/>
-          <w:numId w:val="1020"/>
-        </w:numPr>
-      </w:pPr>
-      <w:r>
-        <w:t xml:space="preserve">The</w:t>
-      </w:r>
-      <w:r>
-        <w:t xml:space="preserve"> </w:t>
-      </w:r>
-      <w:r>
-        <w:rPr>
-          <w:rStyle w:val="VerbatimChar"/>
-        </w:rPr>
-        <w:t xml:space="preserve">ad_copy</w:t>
-      </w:r>
-      <w:r>
-        <w:t xml:space="preserve"> </w:t>
-      </w:r>
-      <w:r>
-        <w:t xml:space="preserve">field is read as a string. If it is</w:t>
-      </w:r>
-      <w:r>
-        <w:t xml:space="preserve"> </w:t>
-      </w:r>
-      <w:r>
-        <w:rPr>
-          <w:rStyle w:val="VerbatimChar"/>
-        </w:rPr>
-        <w:t xml:space="preserve">NaN</w:t>
-      </w:r>
-      <w:r>
-        <w:t xml:space="preserve"> </w:t>
-      </w:r>
-      <w:r>
-        <w:t xml:space="preserve">or empty, the OCR engine is called at inference time to extract text from the image.</w:t>
-      </w:r>
-    </w:p>
-    <w:p>
-      <w:pPr>
-        <w:pStyle w:val="Compact"/>
-        <w:numPr>
-          <w:ilvl w:val="0"/>
-          <w:numId w:val="1020"/>
-        </w:numPr>
-      </w:pPr>
-      <w:r>
-        <w:t xml:space="preserve">Additional structured fields —</w:t>
-      </w:r>
-      <w:r>
-        <w:t xml:space="preserve"> </w:t>
-      </w:r>
-      <w:r>
-        <w:rPr>
-          <w:rStyle w:val="VerbatimChar"/>
-        </w:rPr>
-        <w:t xml:space="preserve">keywords</w:t>
-      </w:r>
-      <w:r>
-        <w:t xml:space="preserve">,</w:t>
-      </w:r>
-      <w:r>
-        <w:t xml:space="preserve"> </w:t>
-      </w:r>
-      <w:r>
-        <w:rPr>
-          <w:rStyle w:val="VerbatimChar"/>
-        </w:rPr>
-        <w:t xml:space="preserve">cta</w:t>
-      </w:r>
-      <w:r>
-        <w:t xml:space="preserve"> </w:t>
-      </w:r>
-      <w:r>
-        <w:t xml:space="preserve">(call-to-action),</w:t>
-      </w:r>
-      <w:r>
-        <w:t xml:space="preserve"> </w:t>
-      </w:r>
-      <w:r>
-        <w:rPr>
-          <w:rStyle w:val="VerbatimChar"/>
-        </w:rPr>
-        <w:t xml:space="preserve">monetary</w:t>
-      </w:r>
-      <w:r>
-        <w:t xml:space="preserve">,</w:t>
-      </w:r>
-      <w:r>
-        <w:t xml:space="preserve"> </w:t>
-      </w:r>
-      <w:r>
-        <w:rPr>
-          <w:rStyle w:val="VerbatimChar"/>
-        </w:rPr>
-        <w:t xml:space="preserve">object_detected</w:t>
-      </w:r>
-      <w:r>
-        <w:t xml:space="preserve"> </w:t>
-      </w:r>
-      <w:r>
-        <w:t xml:space="preserve">— are read from the CSV and stored as auxiliary metadata, available for future model extensions.</w:t>
-      </w:r>
-    </w:p>
-    <w:bookmarkEnd w:id="40"/>
-    <w:bookmarkStart w:id="41" w:name="image-preprocessing-1"/>
-    <w:p>
-      <w:pPr>
-        <w:pStyle w:val="Heading4"/>
-      </w:pPr>
-      <w:r>
-        <w:t xml:space="preserve">4.1.2 Image Preprocessing</w:t>
-      </w:r>
-    </w:p>
-    <w:p>
-      <w:pPr>
-        <w:pStyle w:val="FirstParagraph"/>
-      </w:pPr>
-      <w:r>
-        <w:t xml:space="preserve">Image preprocessing transforms the raw PIL image of arbitrary size into a standardised tensor suitable for the ResNet-18 encoder. The pipeline is implemented in</w:t>
-      </w:r>
-      <w:r>
-        <w:t xml:space="preserve"> </w:t>
-      </w:r>
-      <w:r>
-        <w:rPr>
-          <w:rStyle w:val="VerbatimChar"/>
-        </w:rPr>
-        <w:t xml:space="preserve">lib/preprocessing/image/transforms.py</w:t>
-      </w:r>
-      <w:r>
-        <w:t xml:space="preserve"> </w:t>
-      </w:r>
-      <w:r>
-        <w:t xml:space="preserve">and consists of deterministic and stochastic stages.</w:t>
-      </w:r>
-    </w:p>
-    <w:p>
-      <w:pPr>
-        <w:pStyle w:val="BodyText"/>
-      </w:pPr>
-      <w:r>
         <w:rPr>
           <w:b/>
           <w:bCs/>
         </w:rPr>
-        <w:t xml:space="preserve">Deterministic Transformations (all splits):</w:t>
+        <w:t xml:space="preserve">Ad Copy</w:t>
+      </w:r>
+      <w:r>
+        <w:t xml:space="preserve"> </w:t>
+      </w:r>
+      <w:r>
+        <w:t xml:space="preserve">— A text string containing the promotional text of the advertisement. This is sourced from the</w:t>
+      </w:r>
+      <w:r>
+        <w:t xml:space="preserve"> </w:t>
+      </w:r>
+      <w:r>
+        <w:rPr>
+          <w:rStyle w:val="VerbatimChar"/>
+        </w:rPr>
+        <w:t xml:space="preserve">ad_copy</w:t>
+      </w:r>
+      <w:r>
+        <w:t xml:space="preserve"> </w:t>
+      </w:r>
+      <w:r>
+        <w:t xml:space="preserve">column of the CSV. If this field is empty or missing, the OCR pipeline is automatically invoked to extract text from the image.</w:t>
+      </w:r>
+    </w:p>
+    <w:p>
+      <w:pPr>
+        <w:pStyle w:val="FirstParagraph"/>
+      </w:pPr>
+      <w:r>
+        <w:rPr>
+          <w:b/>
+          <w:bCs/>
+        </w:rPr>
+        <w:t xml:space="preserve">How values are obtained:</w:t>
       </w:r>
     </w:p>
     <w:p>
@@ -16190,6 +17391,237 @@
         <w:numPr>
           <w:ilvl w:val="0"/>
           <w:numId w:val="1021"/>
+        </w:numPr>
+      </w:pPr>
+      <w:r>
+        <w:t xml:space="preserve">The</w:t>
+      </w:r>
+      <w:r>
+        <w:t xml:space="preserve"> </w:t>
+      </w:r>
+      <w:r>
+        <w:rPr>
+          <w:rStyle w:val="VerbatimChar"/>
+        </w:rPr>
+        <w:t xml:space="preserve">CustomDataset</w:t>
+      </w:r>
+      <w:r>
+        <w:t xml:space="preserve"> </w:t>
+      </w:r>
+      <w:r>
+        <w:t xml:space="preserve">class (</w:t>
+      </w:r>
+      <w:r>
+        <w:rPr>
+          <w:rStyle w:val="VerbatimChar"/>
+        </w:rPr>
+        <w:t xml:space="preserve">lib/preprocessing/dataset.py</w:t>
+      </w:r>
+      <w:r>
+        <w:t xml:space="preserve">) reads the CSV file using pandas, where each row represents one advertisement sample.</w:t>
+      </w:r>
+    </w:p>
+    <w:p>
+      <w:pPr>
+        <w:pStyle w:val="Compact"/>
+        <w:numPr>
+          <w:ilvl w:val="0"/>
+          <w:numId w:val="1021"/>
+        </w:numPr>
+      </w:pPr>
+      <w:r>
+        <w:t xml:space="preserve">For each row,</w:t>
+      </w:r>
+      <w:r>
+        <w:t xml:space="preserve"> </w:t>
+      </w:r>
+      <w:r>
+        <w:rPr>
+          <w:rStyle w:val="VerbatimChar"/>
+        </w:rPr>
+        <w:t xml:space="preserve">image_path</w:t>
+      </w:r>
+      <w:r>
+        <w:t xml:space="preserve"> </w:t>
+      </w:r>
+      <w:r>
+        <w:t xml:space="preserve">is resolved relative to the dataset root directory, and the image is loaded using PIL’s</w:t>
+      </w:r>
+      <w:r>
+        <w:t xml:space="preserve"> </w:t>
+      </w:r>
+      <w:r>
+        <w:rPr>
+          <w:rStyle w:val="VerbatimChar"/>
+        </w:rPr>
+        <w:t xml:space="preserve">Image.open()</w:t>
+      </w:r>
+      <w:r>
+        <w:t xml:space="preserve"> </w:t>
+      </w:r>
+      <w:r>
+        <w:t xml:space="preserve">with conversion to RGB.</w:t>
+      </w:r>
+    </w:p>
+    <w:p>
+      <w:pPr>
+        <w:pStyle w:val="Compact"/>
+        <w:numPr>
+          <w:ilvl w:val="0"/>
+          <w:numId w:val="1021"/>
+        </w:numPr>
+      </w:pPr>
+      <w:r>
+        <w:t xml:space="preserve">The</w:t>
+      </w:r>
+      <w:r>
+        <w:t xml:space="preserve"> </w:t>
+      </w:r>
+      <w:r>
+        <w:rPr>
+          <w:rStyle w:val="VerbatimChar"/>
+        </w:rPr>
+        <w:t xml:space="preserve">ad_copy</w:t>
+      </w:r>
+      <w:r>
+        <w:t xml:space="preserve"> </w:t>
+      </w:r>
+      <w:r>
+        <w:t xml:space="preserve">field is read as a string. If it is</w:t>
+      </w:r>
+      <w:r>
+        <w:t xml:space="preserve"> </w:t>
+      </w:r>
+      <w:r>
+        <w:rPr>
+          <w:rStyle w:val="VerbatimChar"/>
+        </w:rPr>
+        <w:t xml:space="preserve">NaN</w:t>
+      </w:r>
+      <w:r>
+        <w:t xml:space="preserve"> </w:t>
+      </w:r>
+      <w:r>
+        <w:t xml:space="preserve">or empty, the OCR engine is called at inference time to extract text from the image.</w:t>
+      </w:r>
+    </w:p>
+    <w:p>
+      <w:pPr>
+        <w:pStyle w:val="Compact"/>
+        <w:numPr>
+          <w:ilvl w:val="0"/>
+          <w:numId w:val="1021"/>
+        </w:numPr>
+      </w:pPr>
+      <w:r>
+        <w:t xml:space="preserve">Additional structured fields —</w:t>
+      </w:r>
+      <w:r>
+        <w:t xml:space="preserve"> </w:t>
+      </w:r>
+      <w:r>
+        <w:rPr>
+          <w:rStyle w:val="VerbatimChar"/>
+        </w:rPr>
+        <w:t xml:space="preserve">keywords</w:t>
+      </w:r>
+      <w:r>
+        <w:t xml:space="preserve">,</w:t>
+      </w:r>
+      <w:r>
+        <w:t xml:space="preserve"> </w:t>
+      </w:r>
+      <w:r>
+        <w:rPr>
+          <w:rStyle w:val="VerbatimChar"/>
+        </w:rPr>
+        <w:t xml:space="preserve">cta</w:t>
+      </w:r>
+      <w:r>
+        <w:t xml:space="preserve"> </w:t>
+      </w:r>
+      <w:r>
+        <w:t xml:space="preserve">(call-to-action),</w:t>
+      </w:r>
+      <w:r>
+        <w:t xml:space="preserve"> </w:t>
+      </w:r>
+      <w:r>
+        <w:rPr>
+          <w:rStyle w:val="VerbatimChar"/>
+        </w:rPr>
+        <w:t xml:space="preserve">monetary</w:t>
+      </w:r>
+      <w:r>
+        <w:t xml:space="preserve">,</w:t>
+      </w:r>
+      <w:r>
+        <w:t xml:space="preserve"> </w:t>
+      </w:r>
+      <w:r>
+        <w:rPr>
+          <w:rStyle w:val="VerbatimChar"/>
+        </w:rPr>
+        <w:t xml:space="preserve">object_detected</w:t>
+      </w:r>
+      <w:r>
+        <w:t xml:space="preserve"> </w:t>
+      </w:r>
+      <w:r>
+        <w:t xml:space="preserve">— are read from the CSV and stored as auxiliary metadata, available for future model extensions.</w:t>
+      </w:r>
+    </w:p>
+    <w:bookmarkEnd w:id="45"/>
+    <w:bookmarkStart w:id="46" w:name="image-preprocessing-1"/>
+    <w:p>
+      <w:pPr>
+        <w:pStyle w:val="Heading4"/>
+      </w:pPr>
+      <w:r>
+        <w:t xml:space="preserve">4.1.2 Image Preprocessing</w:t>
+      </w:r>
+    </w:p>
+    <w:p>
+      <w:pPr>
+        <w:pStyle w:val="FirstParagraph"/>
+      </w:pPr>
+      <w:r>
+        <w:t xml:space="preserve">Image preprocessing transforms the raw PIL image of arbitrary size into a standardised tensor suitable for the ResNet-18 encoder. The pipeline is implemented in</w:t>
+      </w:r>
+      <w:r>
+        <w:t xml:space="preserve"> </w:t>
+      </w:r>
+      <w:r>
+        <w:rPr>
+          <w:rStyle w:val="VerbatimChar"/>
+        </w:rPr>
+        <w:t xml:space="preserve">lib/preprocessing/image/transforms.py</w:t>
+      </w:r>
+      <w:r>
+        <w:t xml:space="preserve"> </w:t>
+      </w:r>
+      <w:r>
+        <w:t xml:space="preserve">and consists of deterministic and stochastic stages.</w:t>
+      </w:r>
+    </w:p>
+    <w:p>
+      <w:pPr>
+        <w:pStyle w:val="BodyText"/>
+      </w:pPr>
+      <w:r>
+        <w:rPr>
+          <w:b/>
+          <w:bCs/>
+        </w:rPr>
+        <w:t xml:space="preserve">Deterministic Transformations (all splits):</w:t>
+      </w:r>
+    </w:p>
+    <w:p>
+      <w:pPr>
+        <w:pStyle w:val="Compact"/>
+        <w:numPr>
+          <w:ilvl w:val="0"/>
+          <w:numId w:val="1022"/>
         </w:numPr>
       </w:pPr>
       <w:r>
@@ -16338,7 +17770,7 @@
         <w:pStyle w:val="Compact"/>
         <w:numPr>
           <w:ilvl w:val="0"/>
-          <w:numId w:val="1022"/>
+          <w:numId w:val="1023"/>
         </w:numPr>
       </w:pPr>
       <w:r>
@@ -16555,7 +17987,7 @@
         <w:pStyle w:val="Compact"/>
         <w:numPr>
           <w:ilvl w:val="0"/>
-          <w:numId w:val="1023"/>
+          <w:numId w:val="1024"/>
         </w:numPr>
       </w:pPr>
       <w:r>
@@ -16810,7 +18242,7 @@
         <w:pStyle w:val="Compact"/>
         <w:numPr>
           <w:ilvl w:val="0"/>
-          <w:numId w:val="1024"/>
+          <w:numId w:val="1025"/>
         </w:numPr>
       </w:pPr>
       <w:r>
@@ -16993,7 +18425,7 @@
         <w:pStyle w:val="Compact"/>
         <w:numPr>
           <w:ilvl w:val="0"/>
-          <w:numId w:val="1025"/>
+          <w:numId w:val="1026"/>
         </w:numPr>
       </w:pPr>
       <w:r>
@@ -17258,7 +18690,7 @@
         <w:pStyle w:val="Compact"/>
         <w:numPr>
           <w:ilvl w:val="0"/>
-          <w:numId w:val="1026"/>
+          <w:numId w:val="1027"/>
         </w:numPr>
       </w:pPr>
       <w:r>
@@ -17575,7 +19007,7 @@
         <w:pStyle w:val="Compact"/>
         <w:numPr>
           <w:ilvl w:val="0"/>
-          <w:numId w:val="1027"/>
+          <w:numId w:val="1028"/>
         </w:numPr>
       </w:pPr>
       <w:r>
@@ -17708,7 +19140,7 @@
         <w:pStyle w:val="Compact"/>
         <w:numPr>
           <w:ilvl w:val="0"/>
-          <w:numId w:val="1028"/>
+          <w:numId w:val="1029"/>
         </w:numPr>
       </w:pPr>
       <w:r>
@@ -17783,7 +19215,7 @@
         <w:pStyle w:val="Compact"/>
         <w:numPr>
           <w:ilvl w:val="0"/>
-          <w:numId w:val="1028"/>
+          <w:numId w:val="1029"/>
         </w:numPr>
       </w:pPr>
       <w:r>
@@ -17795,7 +19227,7 @@
         <w:pStyle w:val="Compact"/>
         <w:numPr>
           <w:ilvl w:val="0"/>
-          <w:numId w:val="1028"/>
+          <w:numId w:val="1029"/>
         </w:numPr>
       </w:pPr>
       <w:r>
@@ -17858,8 +19290,8 @@
         <w:t xml:space="preserve">, ready for direct input to the ResNet-18 backbone.</w:t>
       </w:r>
     </w:p>
-    <w:bookmarkEnd w:id="41"/>
-    <w:bookmarkStart w:id="42" w:name="text-preprocessing-1"/>
+    <w:bookmarkEnd w:id="46"/>
+    <w:bookmarkStart w:id="47" w:name="text-preprocessing-1"/>
     <w:p>
       <w:pPr>
         <w:pStyle w:val="Heading4"/>
@@ -18071,7 +19503,7 @@
         <w:pStyle w:val="Compact"/>
         <w:numPr>
           <w:ilvl w:val="0"/>
-          <w:numId w:val="1029"/>
+          <w:numId w:val="1030"/>
         </w:numPr>
       </w:pPr>
       <w:r>
@@ -18083,7 +19515,7 @@
         <w:pStyle w:val="Compact"/>
         <w:numPr>
           <w:ilvl w:val="0"/>
-          <w:numId w:val="1029"/>
+          <w:numId w:val="1030"/>
         </w:numPr>
       </w:pPr>
       <w:r>
@@ -18140,7 +19572,7 @@
         <w:pStyle w:val="Compact"/>
         <w:numPr>
           <w:ilvl w:val="0"/>
-          <w:numId w:val="1029"/>
+          <w:numId w:val="1030"/>
         </w:numPr>
       </w:pPr>
       <w:r>
@@ -18330,7 +19762,7 @@
         <w:pStyle w:val="Compact"/>
         <w:numPr>
           <w:ilvl w:val="0"/>
-          <w:numId w:val="1030"/>
+          <w:numId w:val="1031"/>
         </w:numPr>
       </w:pPr>
       <w:r>
@@ -18378,7 +19810,7 @@
         <w:pStyle w:val="Compact"/>
         <w:numPr>
           <w:ilvl w:val="0"/>
-          <w:numId w:val="1030"/>
+          <w:numId w:val="1031"/>
         </w:numPr>
       </w:pPr>
       <w:r>
@@ -18460,7 +19892,7 @@
       <w:pPr>
         <w:numPr>
           <w:ilvl w:val="0"/>
-          <w:numId w:val="1031"/>
+          <w:numId w:val="1032"/>
         </w:numPr>
       </w:pPr>
       <w:r>
@@ -18500,247 +19932,152 @@
     </w:p>
     <w:p>
       <w:pPr>
-        <w:numPr>
-          <w:ilvl w:val="0"/>
-          <w:numId w:val="1031"/>
-        </w:numPr>
-      </w:pPr>
-      <w:r>
-        <w:rPr>
-          <w:b/>
-          <w:bCs/>
-        </w:rPr>
-        <w:t xml:space="preserve">Monetary Mention Detection</w:t>
-      </w:r>
-      <w:r>
-        <w:t xml:space="preserve"> </w:t>
-      </w:r>
-      <w:r>
-        <w:t xml:space="preserve">— Detects prices and financial references using pattern matching for symbols (</w:t>
-      </w:r>
-      <w:r>
-        <w:rPr>
-          <w:rStyle w:val="VerbatimChar"/>
-        </w:rPr>
-        <w:t xml:space="preserve">$</w:t>
-      </w:r>
-      <w:r>
-        <w:t xml:space="preserve">,</w:t>
-      </w:r>
-      <w:r>
-        <w:t xml:space="preserve"> </w:t>
-      </w:r>
-      <w:r>
-        <w:rPr>
-          <w:rStyle w:val="VerbatimChar"/>
-        </w:rPr>
-        <w:t xml:space="preserve">USD</w:t>
-      </w:r>
-      <w:r>
-        <w:t xml:space="preserve">,</w:t>
-      </w:r>
-      <w:r>
-        <w:t xml:space="preserve"> </w:t>
-      </w:r>
-      <w:r>
-        <w:rPr>
-          <w:rStyle w:val="VerbatimChar"/>
-        </w:rPr>
-        <w:t xml:space="preserve">%</w:t>
-      </w:r>
-      <w:r>
-        <w:t xml:space="preserve">,</w:t>
-      </w:r>
-      <w:r>
-        <w:t xml:space="preserve"> </w:t>
-      </w:r>
-      <w:r>
-        <w:rPr>
-          <w:rStyle w:val="VerbatimChar"/>
-        </w:rPr>
-        <w:t xml:space="preserve">off</w:t>
-      </w:r>
-      <w:r>
-        <w:t xml:space="preserve">,</w:t>
-      </w:r>
-      <w:r>
-        <w:t xml:space="preserve"> </w:t>
-      </w:r>
-      <w:r>
-        <w:rPr>
-          <w:rStyle w:val="VerbatimChar"/>
-        </w:rPr>
-        <w:t xml:space="preserve">save</w:t>
-      </w:r>
-      <w:r>
-        <w:t xml:space="preserve">,</w:t>
-      </w:r>
-      <w:r>
-        <w:t xml:space="preserve"> </w:t>
-      </w:r>
-      <w:r>
-        <w:rPr>
-          <w:rStyle w:val="VerbatimChar"/>
-        </w:rPr>
-        <w:t xml:space="preserve">free</w:t>
-      </w:r>
-      <w:r>
-        <w:t xml:space="preserve">,</w:t>
-      </w:r>
-      <w:r>
-        <w:t xml:space="preserve"> </w:t>
-      </w:r>
-      <w:r>
-        <w:rPr>
-          <w:rStyle w:val="VerbatimChar"/>
-        </w:rPr>
-        <w:t xml:space="preserve">deal</w:t>
-      </w:r>
-      <w:r>
-        <w:t xml:space="preserve">).</w:t>
-      </w:r>
-    </w:p>
-    <w:p>
-      <w:pPr>
-        <w:numPr>
-          <w:ilvl w:val="0"/>
-          <w:numId w:val="1031"/>
-        </w:numPr>
-      </w:pPr>
-      <w:r>
-        <w:rPr>
-          <w:b/>
-          <w:bCs/>
-        </w:rPr>
-        <w:t xml:space="preserve">Call-to-Action Detection</w:t>
-      </w:r>
-      <w:r>
-        <w:t xml:space="preserve"> </w:t>
-      </w:r>
-      <w:r>
-        <w:t xml:space="preserve">— Identifies imperative phrases (e.g.,</w:t>
-      </w:r>
-      <w:r>
-        <w:t xml:space="preserve"> </w:t>
-      </w:r>
-      <w:r>
-        <w:t xml:space="preserve">“Buy now”</w:t>
-      </w:r>
-      <w:r>
-        <w:t xml:space="preserve">,</w:t>
-      </w:r>
-      <w:r>
-        <w:t xml:space="preserve"> </w:t>
-      </w:r>
-      <w:r>
-        <w:t xml:space="preserve">“Shop today”</w:t>
-      </w:r>
-      <w:r>
-        <w:t xml:space="preserve">,</w:t>
-      </w:r>
-      <w:r>
-        <w:t xml:space="preserve"> </w:t>
-      </w:r>
-      <w:r>
-        <w:t xml:space="preserve">“Sign up”</w:t>
-      </w:r>
-      <w:r>
-        <w:t xml:space="preserve">) by matching against a curated</w:t>
-      </w:r>
-      <w:r>
-        <w:t xml:space="preserve"> </w:t>
-      </w:r>
-      <w:r>
-        <w:rPr>
-          <w:rStyle w:val="VerbatimChar"/>
-        </w:rPr>
-        <w:t xml:space="preserve">CTA_PHRASES</w:t>
-      </w:r>
-      <w:r>
-        <w:t xml:space="preserve"> </w:t>
-      </w:r>
-      <w:r>
-        <w:t xml:space="preserve">list.</w:t>
-      </w:r>
-    </w:p>
-    <w:p>
-      <w:pPr>
-        <w:numPr>
-          <w:ilvl w:val="0"/>
-          <w:numId w:val="1031"/>
-        </w:numPr>
-      </w:pPr>
-      <w:r>
-        <w:rPr>
-          <w:b/>
-          <w:bCs/>
-        </w:rPr>
-        <w:t xml:space="preserve">Object Detection in Text</w:t>
-      </w:r>
-      <w:r>
-        <w:t xml:space="preserve"> </w:t>
-      </w:r>
-      <w:r>
-        <w:t xml:space="preserve">— Performs named-entity recognition to identify product names, brand names, and object references.</w:t>
-      </w:r>
-    </w:p>
-    <w:p>
-      <w:pPr>
-        <w:pStyle w:val="FirstParagraph"/>
-      </w:pPr>
-      <w:r>
-        <w:t xml:space="preserve">These structured signals are stored as auxiliary features in the dataset and are available for future model extensions.</w:t>
-      </w:r>
-    </w:p>
-    <w:p>
-      <w:pPr>
-        <w:pStyle w:val="BodyText"/>
-      </w:pPr>
-      <w:r>
-        <w:rPr>
-          <w:b/>
-          <w:bCs/>
-        </w:rPr>
-        <w:t xml:space="preserve">How values are obtained:</w:t>
-      </w:r>
-    </w:p>
-    <w:p>
-      <w:pPr>
-        <w:pStyle w:val="Compact"/>
         <w:numPr>
           <w:ilvl w:val="0"/>
           <w:numId w:val="1032"/>
         </w:numPr>
       </w:pPr>
       <w:r>
-        <w:t xml:space="preserve">The</w:t>
-      </w:r>
-      <w:r>
-        <w:t xml:space="preserve"> </w:t>
+        <w:rPr>
+          <w:b/>
+          <w:bCs/>
+        </w:rPr>
+        <w:t xml:space="preserve">Monetary Mention Detection</w:t>
+      </w:r>
+      <w:r>
+        <w:t xml:space="preserve"> </w:t>
+      </w:r>
+      <w:r>
+        <w:t xml:space="preserve">— Detects prices and financial references using pattern matching for symbols (</w:t>
       </w:r>
       <w:r>
         <w:rPr>
           <w:rStyle w:val="VerbatimChar"/>
         </w:rPr>
-        <w:t xml:space="preserve">CustomDataset.__getitem__</w:t>
-      </w:r>
-      <w:r>
-        <w:t xml:space="preserve"> </w:t>
-      </w:r>
-      <w:r>
-        <w:t xml:space="preserve">method calls the text cleaner and then the tokenizer.</w:t>
-      </w:r>
-    </w:p>
-    <w:p>
-      <w:pPr>
-        <w:pStyle w:val="Compact"/>
+        <w:t xml:space="preserve">$</w:t>
+      </w:r>
+      <w:r>
+        <w:t xml:space="preserve">,</w:t>
+      </w:r>
+      <w:r>
+        <w:t xml:space="preserve"> </w:t>
+      </w:r>
+      <w:r>
+        <w:rPr>
+          <w:rStyle w:val="VerbatimChar"/>
+        </w:rPr>
+        <w:t xml:space="preserve">USD</w:t>
+      </w:r>
+      <w:r>
+        <w:t xml:space="preserve">,</w:t>
+      </w:r>
+      <w:r>
+        <w:t xml:space="preserve"> </w:t>
+      </w:r>
+      <w:r>
+        <w:rPr>
+          <w:rStyle w:val="VerbatimChar"/>
+        </w:rPr>
+        <w:t xml:space="preserve">%</w:t>
+      </w:r>
+      <w:r>
+        <w:t xml:space="preserve">,</w:t>
+      </w:r>
+      <w:r>
+        <w:t xml:space="preserve"> </w:t>
+      </w:r>
+      <w:r>
+        <w:rPr>
+          <w:rStyle w:val="VerbatimChar"/>
+        </w:rPr>
+        <w:t xml:space="preserve">off</w:t>
+      </w:r>
+      <w:r>
+        <w:t xml:space="preserve">,</w:t>
+      </w:r>
+      <w:r>
+        <w:t xml:space="preserve"> </w:t>
+      </w:r>
+      <w:r>
+        <w:rPr>
+          <w:rStyle w:val="VerbatimChar"/>
+        </w:rPr>
+        <w:t xml:space="preserve">save</w:t>
+      </w:r>
+      <w:r>
+        <w:t xml:space="preserve">,</w:t>
+      </w:r>
+      <w:r>
+        <w:t xml:space="preserve"> </w:t>
+      </w:r>
+      <w:r>
+        <w:rPr>
+          <w:rStyle w:val="VerbatimChar"/>
+        </w:rPr>
+        <w:t xml:space="preserve">free</w:t>
+      </w:r>
+      <w:r>
+        <w:t xml:space="preserve">,</w:t>
+      </w:r>
+      <w:r>
+        <w:t xml:space="preserve"> </w:t>
+      </w:r>
+      <w:r>
+        <w:rPr>
+          <w:rStyle w:val="VerbatimChar"/>
+        </w:rPr>
+        <w:t xml:space="preserve">deal</w:t>
+      </w:r>
+      <w:r>
+        <w:t xml:space="preserve">).</w:t>
+      </w:r>
+    </w:p>
+    <w:p>
+      <w:pPr>
         <w:numPr>
           <w:ilvl w:val="0"/>
           <w:numId w:val="1032"/>
         </w:numPr>
       </w:pPr>
       <w:r>
-        <w:t xml:space="preserve">The tokenizer returns a dictionary with</w:t>
+        <w:rPr>
+          <w:b/>
+          <w:bCs/>
+        </w:rPr>
+        <w:t xml:space="preserve">Call-to-Action Detection</w:t>
+      </w:r>
+      <w:r>
+        <w:t xml:space="preserve"> </w:t>
+      </w:r>
+      <w:r>
+        <w:t xml:space="preserve">— Identifies imperative phrases (e.g.,</w:t>
+      </w:r>
+      <w:r>
+        <w:t xml:space="preserve"> </w:t>
+      </w:r>
+      <w:r>
+        <w:t xml:space="preserve">“Buy now”</w:t>
+      </w:r>
+      <w:r>
+        <w:t xml:space="preserve">,</w:t>
+      </w:r>
+      <w:r>
+        <w:t xml:space="preserve"> </w:t>
+      </w:r>
+      <w:r>
+        <w:t xml:space="preserve">“Shop today”</w:t>
+      </w:r>
+      <w:r>
+        <w:t xml:space="preserve">,</w:t>
+      </w:r>
+      <w:r>
+        <w:t xml:space="preserve"> </w:t>
+      </w:r>
+      <w:r>
+        <w:t xml:space="preserve">“Sign up”</w:t>
+      </w:r>
+      <w:r>
+        <w:t xml:space="preserve">) by matching against a curated</w:t>
       </w:r>
       <w:r>
         <w:t xml:space="preserve"> </w:t>
@@ -18749,65 +20086,65 @@
         <w:rPr>
           <w:rStyle w:val="VerbatimChar"/>
         </w:rPr>
-        <w:t xml:space="preserve">input_ids</w:t>
-      </w:r>
-      <w:r>
-        <w:t xml:space="preserve"> </w:t>
-      </w:r>
-      <w:r>
-        <w:t xml:space="preserve">and</w:t>
-      </w:r>
-      <w:r>
-        <w:t xml:space="preserve"> </w:t>
-      </w:r>
-      <w:r>
-        <w:rPr>
-          <w:rStyle w:val="VerbatimChar"/>
-        </w:rPr>
-        <w:t xml:space="preserve">attention_mask</w:t>
-      </w:r>
-      <w:r>
-        <w:t xml:space="preserve">, both as PyTorch tensors of shape</w:t>
-      </w:r>
-      <w:r>
-        <w:t xml:space="preserve"> </w:t>
-      </w:r>
-      <m:oMath>
-        <m:r>
-          <m:rPr>
-            <m:sty m:val="p"/>
-          </m:rPr>
-          <m:t>(</m:t>
-        </m:r>
-        <m:r>
-          <m:t>256</m:t>
-        </m:r>
-        <m:r>
-          <m:rPr>
-            <m:sty m:val="p"/>
-          </m:rPr>
-          <m:t>,</m:t>
-        </m:r>
-        <m:r>
-          <m:rPr>
-            <m:sty m:val="p"/>
-          </m:rPr>
-          <m:t>)</m:t>
-        </m:r>
-      </m:oMath>
-      <w:r>
-        <w:t xml:space="preserve">.</w:t>
-      </w:r>
-    </w:p>
-    <w:p>
-      <w:pPr>
-        <w:pStyle w:val="Compact"/>
+        <w:t xml:space="preserve">CTA_PHRASES</w:t>
+      </w:r>
+      <w:r>
+        <w:t xml:space="preserve"> </w:t>
+      </w:r>
+      <w:r>
+        <w:t xml:space="preserve">list.</w:t>
+      </w:r>
+    </w:p>
+    <w:p>
+      <w:pPr>
         <w:numPr>
           <w:ilvl w:val="0"/>
           <w:numId w:val="1032"/>
         </w:numPr>
       </w:pPr>
       <w:r>
+        <w:rPr>
+          <w:b/>
+          <w:bCs/>
+        </w:rPr>
+        <w:t xml:space="preserve">Object Detection in Text</w:t>
+      </w:r>
+      <w:r>
+        <w:t xml:space="preserve"> </w:t>
+      </w:r>
+      <w:r>
+        <w:t xml:space="preserve">— Performs named-entity recognition to identify product names, brand names, and object references.</w:t>
+      </w:r>
+    </w:p>
+    <w:p>
+      <w:pPr>
+        <w:pStyle w:val="FirstParagraph"/>
+      </w:pPr>
+      <w:r>
+        <w:t xml:space="preserve">These structured signals are stored as auxiliary features in the dataset and are available for future model extensions.</w:t>
+      </w:r>
+    </w:p>
+    <w:p>
+      <w:pPr>
+        <w:pStyle w:val="BodyText"/>
+      </w:pPr>
+      <w:r>
+        <w:rPr>
+          <w:b/>
+          <w:bCs/>
+        </w:rPr>
+        <w:t xml:space="preserve">How values are obtained:</w:t>
+      </w:r>
+    </w:p>
+    <w:p>
+      <w:pPr>
+        <w:pStyle w:val="Compact"/>
+        <w:numPr>
+          <w:ilvl w:val="0"/>
+          <w:numId w:val="1033"/>
+        </w:numPr>
+      </w:pPr>
+      <w:r>
         <w:t xml:space="preserve">The</w:t>
       </w:r>
       <w:r>
@@ -18817,17 +20154,112 @@
         <w:rPr>
           <w:rStyle w:val="VerbatimChar"/>
         </w:rPr>
+        <w:t xml:space="preserve">CustomDataset.__getitem__</w:t>
+      </w:r>
+      <w:r>
+        <w:t xml:space="preserve"> </w:t>
+      </w:r>
+      <w:r>
+        <w:t xml:space="preserve">method calls the text cleaner and then the tokenizer.</w:t>
+      </w:r>
+    </w:p>
+    <w:p>
+      <w:pPr>
+        <w:pStyle w:val="Compact"/>
+        <w:numPr>
+          <w:ilvl w:val="0"/>
+          <w:numId w:val="1033"/>
+        </w:numPr>
+      </w:pPr>
+      <w:r>
+        <w:t xml:space="preserve">The tokenizer returns a dictionary with</w:t>
+      </w:r>
+      <w:r>
+        <w:t xml:space="preserve"> </w:t>
+      </w:r>
+      <w:r>
+        <w:rPr>
+          <w:rStyle w:val="VerbatimChar"/>
+        </w:rPr>
+        <w:t xml:space="preserve">input_ids</w:t>
+      </w:r>
+      <w:r>
+        <w:t xml:space="preserve"> </w:t>
+      </w:r>
+      <w:r>
+        <w:t xml:space="preserve">and</w:t>
+      </w:r>
+      <w:r>
+        <w:t xml:space="preserve"> </w:t>
+      </w:r>
+      <w:r>
+        <w:rPr>
+          <w:rStyle w:val="VerbatimChar"/>
+        </w:rPr>
         <w:t xml:space="preserve">attention_mask</w:t>
       </w:r>
       <w:r>
+        <w:t xml:space="preserve">, both as PyTorch tensors of shape</w:t>
+      </w:r>
+      <w:r>
+        <w:t xml:space="preserve"> </w:t>
+      </w:r>
+      <m:oMath>
+        <m:r>
+          <m:rPr>
+            <m:sty m:val="p"/>
+          </m:rPr>
+          <m:t>(</m:t>
+        </m:r>
+        <m:r>
+          <m:t>256</m:t>
+        </m:r>
+        <m:r>
+          <m:rPr>
+            <m:sty m:val="p"/>
+          </m:rPr>
+          <m:t>,</m:t>
+        </m:r>
+        <m:r>
+          <m:rPr>
+            <m:sty m:val="p"/>
+          </m:rPr>
+          <m:t>)</m:t>
+        </m:r>
+      </m:oMath>
+      <w:r>
+        <w:t xml:space="preserve">.</w:t>
+      </w:r>
+    </w:p>
+    <w:p>
+      <w:pPr>
+        <w:pStyle w:val="Compact"/>
+        <w:numPr>
+          <w:ilvl w:val="0"/>
+          <w:numId w:val="1033"/>
+        </w:numPr>
+      </w:pPr>
+      <w:r>
+        <w:t xml:space="preserve">The</w:t>
+      </w:r>
+      <w:r>
+        <w:t xml:space="preserve"> </w:t>
+      </w:r>
+      <w:r>
+        <w:rPr>
+          <w:rStyle w:val="VerbatimChar"/>
+        </w:rPr>
+        <w:t xml:space="preserve">attention_mask</w:t>
+      </w:r>
+      <w:r>
         <w:t xml:space="preserve"> </w:t>
       </w:r>
       <w:r>
         <w:t xml:space="preserve">is critical for the attention-weighted pooling in the TextModule: it ensures that padding tokens do not contribute to the pooled representation.</w:t>
       </w:r>
     </w:p>
-    <w:bookmarkEnd w:id="42"/>
-    <w:bookmarkStart w:id="43" w:name="visual-embedding-resnet-18"/>
+    <w:bookmarkEnd w:id="47"/>
+    <w:bookmarkStart w:id="48" w:name="visual-embedding-resnet-18"/>
     <w:p>
       <w:pPr>
         <w:pStyle w:val="Heading4"/>
@@ -19939,86 +21371,13 @@
         <w:rPr>
           <w:rStyle w:val="VerbatimChar"/>
         </w:rPr>
-        <w:t xml:space="preserve">FREEZE_BACKBONE = false</w:t>
-      </w:r>
-      <w:r>
-        <w:t xml:space="preserve"> </w:t>
-      </w:r>
-      <w:r>
-        <w:t xml:space="preserve">(the default), the entire ResNet-18 backbone is fine-tuned during training with a discriminative learning rate of</w:t>
-      </w:r>
-      <w:r>
-        <w:t xml:space="preserve"> </w:t>
-      </w:r>
-      <m:oMath>
-        <m:r>
-          <m:t>1.5</m:t>
-        </m:r>
-        <m:r>
-          <m:rPr>
-            <m:sty m:val="p"/>
-          </m:rPr>
-          <m:t>×</m:t>
-        </m:r>
-        <m:sSup>
-          <m:e>
-            <m:r>
-              <m:t>10</m:t>
-            </m:r>
-          </m:e>
-          <m:sup>
-            <m:r>
-              <m:rPr>
-                <m:sty m:val="p"/>
-              </m:rPr>
-              <m:t>−</m:t>
-            </m:r>
-            <m:r>
-              <m:t>5</m:t>
-            </m:r>
-          </m:sup>
-        </m:sSup>
-      </m:oMath>
-      <w:r>
-        <w:t xml:space="preserve"> </w:t>
-      </w:r>
-      <w:r>
-        <w:t xml:space="preserve">(vs. </w:t>
-      </w:r>
-      <m:oMath>
-        <m:r>
-          <m:t>2</m:t>
-        </m:r>
-        <m:r>
-          <m:rPr>
-            <m:sty m:val="p"/>
-          </m:rPr>
-          <m:t>×</m:t>
-        </m:r>
-        <m:sSup>
-          <m:e>
-            <m:r>
-              <m:t>10</m:t>
-            </m:r>
-          </m:e>
-          <m:sup>
-            <m:r>
-              <m:rPr>
-                <m:sty m:val="p"/>
-              </m:rPr>
-              <m:t>−</m:t>
-            </m:r>
-            <m:r>
-              <m:t>4</m:t>
-            </m:r>
-          </m:sup>
-        </m:sSup>
-      </m:oMath>
-      <w:r>
-        <w:t xml:space="preserve"> </w:t>
-      </w:r>
-      <w:r>
-        <w:t xml:space="preserve">for the randomly initialised fusion and head layers). This preserves the pretrained ImageNet features while allowing the backbone to adapt to the advertisement domain.</w:t>
+        <w:t xml:space="preserve">FREEZE_BACKBONE = true</w:t>
+      </w:r>
+      <w:r>
+        <w:t xml:space="preserve"> </w:t>
+      </w:r>
+      <w:r>
+        <w:t xml:space="preserve">(the default), the ResNet-18 backbone is frozen during training, preventing the 11.7M parameter encoder from memorising the small training set (4,860 samples). The backbone retains its pretrained ImageNet features, forcing the model to rely on general visual representations rather than dataset-specific patterns. The cross-modal attention, shared FC, and attribute heads remain fully trainable.</w:t>
       </w:r>
     </w:p>
     <w:p>
@@ -20038,7 +21397,7 @@
         <w:pStyle w:val="Compact"/>
         <w:numPr>
           <w:ilvl w:val="0"/>
-          <w:numId w:val="1033"/>
+          <w:numId w:val="1034"/>
         </w:numPr>
       </w:pPr>
       <w:r>
@@ -20089,7 +21448,7 @@
         <w:pStyle w:val="Compact"/>
         <w:numPr>
           <w:ilvl w:val="0"/>
-          <w:numId w:val="1033"/>
+          <w:numId w:val="1034"/>
         </w:numPr>
       </w:pPr>
       <w:r>
@@ -20186,7 +21545,7 @@
         <w:pStyle w:val="Compact"/>
         <w:numPr>
           <w:ilvl w:val="0"/>
-          <w:numId w:val="1033"/>
+          <w:numId w:val="1034"/>
         </w:numPr>
       </w:pPr>
       <w:r>
@@ -20208,8 +21567,8 @@
         <w:t xml:space="preserve">and is used by the CrossModalAttention module to determine the projection dimension.</w:t>
       </w:r>
     </w:p>
-    <w:bookmarkEnd w:id="43"/>
-    <w:bookmarkStart w:id="44" w:name="textual-embedding-distilbert"/>
+    <w:bookmarkEnd w:id="48"/>
+    <w:bookmarkStart w:id="49" w:name="textual-embedding-distilbert"/>
     <w:p>
       <w:pPr>
         <w:pStyle w:val="Heading4"/>
@@ -20773,7 +22132,7 @@
         <w:pStyle w:val="Compact"/>
         <w:numPr>
           <w:ilvl w:val="0"/>
-          <w:numId w:val="1034"/>
+          <w:numId w:val="1035"/>
         </w:numPr>
       </w:pPr>
       <w:r>
@@ -20827,7 +22186,7 @@
         <w:pStyle w:val="Compact"/>
         <w:numPr>
           <w:ilvl w:val="0"/>
-          <w:numId w:val="1034"/>
+          <w:numId w:val="1035"/>
         </w:numPr>
       </w:pPr>
       <w:r>
@@ -20920,7 +22279,7 @@
         <w:pStyle w:val="Compact"/>
         <w:numPr>
           <w:ilvl w:val="0"/>
-          <w:numId w:val="1034"/>
+          <w:numId w:val="1035"/>
         </w:numPr>
       </w:pPr>
       <w:r>
@@ -21092,7 +22451,7 @@
         <w:pStyle w:val="Compact"/>
         <w:numPr>
           <w:ilvl w:val="0"/>
-          <w:numId w:val="1034"/>
+          <w:numId w:val="1035"/>
         </w:numPr>
       </w:pPr>
       <w:r>
@@ -21161,7 +22520,7 @@
         <w:pStyle w:val="Compact"/>
         <w:numPr>
           <w:ilvl w:val="0"/>
-          <w:numId w:val="1034"/>
+          <w:numId w:val="1035"/>
         </w:numPr>
       </w:pPr>
       <w:r>
@@ -21225,8 +22584,8 @@
         <w:t xml:space="preserve">.</w:t>
       </w:r>
     </w:p>
-    <w:bookmarkEnd w:id="44"/>
-    <w:bookmarkStart w:id="45" w:name="cross-modal-fusion"/>
+    <w:bookmarkEnd w:id="49"/>
+    <w:bookmarkStart w:id="50" w:name="cross-modal-fusion"/>
     <w:p>
       <w:pPr>
         <w:pStyle w:val="Heading4"/>
@@ -22774,7 +24133,7 @@
         <w:pStyle w:val="Compact"/>
         <w:numPr>
           <w:ilvl w:val="0"/>
-          <w:numId w:val="1035"/>
+          <w:numId w:val="1036"/>
         </w:numPr>
       </w:pPr>
       <w:r>
@@ -22876,7 +24235,7 @@
         <w:pStyle w:val="Compact"/>
         <w:numPr>
           <w:ilvl w:val="0"/>
-          <w:numId w:val="1035"/>
+          <w:numId w:val="1036"/>
         </w:numPr>
       </w:pPr>
       <w:r>
@@ -22888,7 +24247,7 @@
         <w:pStyle w:val="Compact"/>
         <w:numPr>
           <w:ilvl w:val="0"/>
-          <w:numId w:val="1035"/>
+          <w:numId w:val="1036"/>
         </w:numPr>
       </w:pPr>
       <w:r>
@@ -22934,8 +24293,8 @@
         <w:t xml:space="preserve">is the fused multimodal representation that encodes the joint visual-textual information from the advertisement.</w:t>
       </w:r>
     </w:p>
-    <w:bookmarkEnd w:id="45"/>
-    <w:bookmarkStart w:id="46" w:name="attribute-prediction-heads"/>
+    <w:bookmarkEnd w:id="50"/>
+    <w:bookmarkStart w:id="51" w:name="attribute-prediction-heads"/>
     <w:p>
       <w:pPr>
         <w:pStyle w:val="Heading4"/>
@@ -23901,7 +25260,7 @@
         <w:pStyle w:val="Compact"/>
         <w:numPr>
           <w:ilvl w:val="0"/>
-          <w:numId w:val="1036"/>
+          <w:numId w:val="1037"/>
         </w:numPr>
       </w:pPr>
       <w:r>
@@ -23958,7 +25317,7 @@
         <w:pStyle w:val="Compact"/>
         <w:numPr>
           <w:ilvl w:val="0"/>
-          <w:numId w:val="1036"/>
+          <w:numId w:val="1037"/>
         </w:numPr>
       </w:pPr>
       <w:r>
@@ -23982,7 +25341,7 @@
         <w:pStyle w:val="Compact"/>
         <w:numPr>
           <w:ilvl w:val="0"/>
-          <w:numId w:val="1036"/>
+          <w:numId w:val="1037"/>
         </w:numPr>
       </w:pPr>
       <w:r>
@@ -24030,9 +25389,9 @@
         <w:t xml:space="preserve">.</w:t>
       </w:r>
     </w:p>
-    <w:bookmarkEnd w:id="46"/>
-    <w:bookmarkEnd w:id="47"/>
-    <w:bookmarkStart w:id="52" w:name="training-pipeline"/>
+    <w:bookmarkEnd w:id="51"/>
+    <w:bookmarkEnd w:id="52"/>
+    <w:bookmarkStart w:id="57" w:name="training-pipeline"/>
     <w:p>
       <w:pPr>
         <w:pStyle w:val="Heading3"/>
@@ -24318,7 +25677,7 @@
         <w:t xml:space="preserve">Training pipeline of the FG_MFN system. The CSV dataset is loaded via CustomDataset and DataLoader, the model produces nine logit tensors, the weighted loss is computed, and AdamW with a warmup + cosine schedule performs optimisation. Validation after each epoch drives early stopping.</w:t>
       </w:r>
     </w:p>
-    <w:bookmarkStart w:id="48" w:name="dataset-and-dataloader"/>
+    <w:bookmarkStart w:id="53" w:name="dataset-and-dataloader"/>
     <w:p>
       <w:pPr>
         <w:pStyle w:val="Heading4"/>
@@ -24379,7 +25738,7 @@
         <w:pStyle w:val="Compact"/>
         <w:numPr>
           <w:ilvl w:val="0"/>
-          <w:numId w:val="1037"/>
+          <w:numId w:val="1038"/>
         </w:numPr>
       </w:pPr>
       <w:r>
@@ -24445,7 +25804,7 @@
         <w:pStyle w:val="Compact"/>
         <w:numPr>
           <w:ilvl w:val="0"/>
-          <w:numId w:val="1037"/>
+          <w:numId w:val="1038"/>
         </w:numPr>
       </w:pPr>
       <w:r>
@@ -24493,7 +25852,7 @@
         <w:pStyle w:val="Compact"/>
         <w:numPr>
           <w:ilvl w:val="0"/>
-          <w:numId w:val="1037"/>
+          <w:numId w:val="1038"/>
         </w:numPr>
       </w:pPr>
       <w:r>
@@ -24558,7 +25917,7 @@
         <w:pStyle w:val="Compact"/>
         <w:numPr>
           <w:ilvl w:val="0"/>
-          <w:numId w:val="1037"/>
+          <w:numId w:val="1038"/>
         </w:numPr>
       </w:pPr>
       <w:r>
@@ -24639,8 +25998,8 @@
         <w:t xml:space="preserve">for parallel data loading.</w:t>
       </w:r>
     </w:p>
-    <w:bookmarkEnd w:id="48"/>
-    <w:bookmarkStart w:id="49" w:name="loss-function"/>
+    <w:bookmarkEnd w:id="53"/>
+    <w:bookmarkStart w:id="54" w:name="loss-function"/>
     <w:p>
       <w:pPr>
         <w:pStyle w:val="Heading4"/>
@@ -24654,7 +26013,7 @@
         <w:pStyle w:val="FirstParagraph"/>
       </w:pPr>
       <w:r>
-        <w:t xml:space="preserve">The joint loss function combines nine per-attribute label-smoothed cross-entropy losses with task-specific weights:</w:t>
+        <w:t xml:space="preserve">The joint loss function combines eight per-attribute label-smoothed cross-entropy losses with task-specific weights:</w:t>
       </w:r>
     </w:p>
     <w:p>
@@ -24806,7 +26165,7 @@
           <m:t>=</m:t>
         </m:r>
         <m:r>
-          <m:t>0.2</m:t>
+          <m:t>0.25</m:t>
         </m:r>
       </m:oMath>
       <w:r>
@@ -25363,52 +26722,6 @@
               <w:pStyle w:val="Compact"/>
             </w:pPr>
             <w:r>
-              <w:t xml:space="preserve">Audience</w:t>
-            </w:r>
-          </w:p>
-        </w:tc>
-        <w:tc>
-          <w:tcPr/>
-          <w:p>
-            <w:pPr>
-              <w:pStyle w:val="Compact"/>
-            </w:pPr>
-            <w:r>
-              <w:t xml:space="preserve">target_audience</w:t>
-            </w:r>
-          </w:p>
-        </w:tc>
-        <w:tc>
-          <w:tcPr/>
-          <w:p>
-            <w:pPr>
-              <w:pStyle w:val="Compact"/>
-            </w:pPr>
-            <w:r>
-              <w:t xml:space="preserve">1.2</w:t>
-            </w:r>
-          </w:p>
-        </w:tc>
-        <w:tc>
-          <w:tcPr/>
-          <w:p>
-            <w:pPr>
-              <w:pStyle w:val="Compact"/>
-            </w:pPr>
-            <w:r>
-              <w:t xml:space="preserve">Moderate priority</w:t>
-            </w:r>
-          </w:p>
-        </w:tc>
-      </w:tr>
-      <w:tr>
-        <w:tc>
-          <w:tcPr/>
-          <w:p>
-            <w:pPr>
-              <w:pStyle w:val="Compact"/>
-            </w:pPr>
-            <w:r>
               <w:t xml:space="preserve">Engagement</w:t>
             </w:r>
           </w:p>
@@ -25431,7 +26744,7 @@
               <w:pStyle w:val="Compact"/>
             </w:pPr>
             <w:r>
-              <w:t xml:space="preserve">0.1</w:t>
+              <w:t xml:space="preserve">0.05</w:t>
             </w:r>
           </w:p>
         </w:tc>
@@ -25458,114 +26771,6 @@
           <w:bCs/>
         </w:rPr>
         <w:t xml:space="preserve">How values are obtained:</w:t>
-      </w:r>
-    </w:p>
-    <w:p>
-      <w:pPr>
-        <w:pStyle w:val="Compact"/>
-        <w:numPr>
-          <w:ilvl w:val="0"/>
-          <w:numId w:val="1038"/>
-        </w:numPr>
-      </w:pPr>
-      <w:r>
-        <w:t xml:space="preserve">The</w:t>
-      </w:r>
-      <w:r>
-        <w:t xml:space="preserve"> </w:t>
-      </w:r>
-      <w:r>
-        <w:rPr>
-          <w:rStyle w:val="VerbatimChar"/>
-        </w:rPr>
-        <w:t xml:space="preserve">ATTRIBUTE_LOSS_WEIGHTS</w:t>
-      </w:r>
-      <w:r>
-        <w:t xml:space="preserve"> </w:t>
-      </w:r>
-      <w:r>
-        <w:t xml:space="preserve">dictionary is loaded from</w:t>
-      </w:r>
-      <w:r>
-        <w:t xml:space="preserve"> </w:t>
-      </w:r>
-      <w:r>
-        <w:rPr>
-          <w:rStyle w:val="VerbatimChar"/>
-        </w:rPr>
-        <w:t xml:space="preserve">model_config.json</w:t>
-      </w:r>
-      <w:r>
-        <w:t xml:space="preserve">.</w:t>
-      </w:r>
-    </w:p>
-    <w:p>
-      <w:pPr>
-        <w:pStyle w:val="Compact"/>
-        <w:numPr>
-          <w:ilvl w:val="0"/>
-          <w:numId w:val="1038"/>
-        </w:numPr>
-      </w:pPr>
-      <w:r>
-        <w:t xml:space="preserve">Nine</w:t>
-      </w:r>
-      <w:r>
-        <w:t xml:space="preserve"> </w:t>
-      </w:r>
-      <w:r>
-        <w:rPr>
-          <w:rStyle w:val="VerbatimChar"/>
-        </w:rPr>
-        <w:t xml:space="preserve">nn.CrossEntropyLoss(label_smoothing=0.2)</w:t>
-      </w:r>
-      <w:r>
-        <w:t xml:space="preserve"> </w:t>
-      </w:r>
-      <w:r>
-        <w:t xml:space="preserve">instances are created, one per attribute.</w:t>
-      </w:r>
-    </w:p>
-    <w:p>
-      <w:pPr>
-        <w:pStyle w:val="Compact"/>
-        <w:numPr>
-          <w:ilvl w:val="0"/>
-          <w:numId w:val="1038"/>
-        </w:numPr>
-      </w:pPr>
-      <w:r>
-        <w:t xml:space="preserve">During the forward pass, each attribute’s logits are compared against its ground-truth label using the corresponding loss function.</w:t>
-      </w:r>
-    </w:p>
-    <w:p>
-      <w:pPr>
-        <w:pStyle w:val="Compact"/>
-        <w:numPr>
-          <w:ilvl w:val="0"/>
-          <w:numId w:val="1038"/>
-        </w:numPr>
-      </w:pPr>
-      <w:r>
-        <w:t xml:space="preserve">The per-attribute losses are multiplied by their weights and summed to produce the total loss.</w:t>
-      </w:r>
-    </w:p>
-    <w:bookmarkEnd w:id="49"/>
-    <w:bookmarkStart w:id="50" w:name="optimiser-and-learning-rate-schedule"/>
-    <w:p>
-      <w:pPr>
-        <w:pStyle w:val="Heading4"/>
-      </w:pPr>
-      <w:r>
-        <w:t xml:space="preserve">4.2.3 Optimiser and Learning Rate Schedule</w:t>
-      </w:r>
-    </w:p>
-    <w:p>
-      <w:pPr>
-        <w:pStyle w:val="FirstParagraph"/>
-      </w:pPr>
-      <w:r>
-        <w:t xml:space="preserve">The optimiser is AdamW with discriminative learning rates:</w:t>
       </w:r>
     </w:p>
     <w:p>
@@ -25577,6 +26782,114 @@
         </w:numPr>
       </w:pPr>
       <w:r>
+        <w:t xml:space="preserve">The</w:t>
+      </w:r>
+      <w:r>
+        <w:t xml:space="preserve"> </w:t>
+      </w:r>
+      <w:r>
+        <w:rPr>
+          <w:rStyle w:val="VerbatimChar"/>
+        </w:rPr>
+        <w:t xml:space="preserve">ATTRIBUTE_LOSS_WEIGHTS</w:t>
+      </w:r>
+      <w:r>
+        <w:t xml:space="preserve"> </w:t>
+      </w:r>
+      <w:r>
+        <w:t xml:space="preserve">dictionary is loaded from</w:t>
+      </w:r>
+      <w:r>
+        <w:t xml:space="preserve"> </w:t>
+      </w:r>
+      <w:r>
+        <w:rPr>
+          <w:rStyle w:val="VerbatimChar"/>
+        </w:rPr>
+        <w:t xml:space="preserve">model_config.json</w:t>
+      </w:r>
+      <w:r>
+        <w:t xml:space="preserve">.</w:t>
+      </w:r>
+    </w:p>
+    <w:p>
+      <w:pPr>
+        <w:pStyle w:val="Compact"/>
+        <w:numPr>
+          <w:ilvl w:val="0"/>
+          <w:numId w:val="1039"/>
+        </w:numPr>
+      </w:pPr>
+      <w:r>
+        <w:t xml:space="preserve">Eight</w:t>
+      </w:r>
+      <w:r>
+        <w:t xml:space="preserve"> </w:t>
+      </w:r>
+      <w:r>
+        <w:rPr>
+          <w:rStyle w:val="VerbatimChar"/>
+        </w:rPr>
+        <w:t xml:space="preserve">nn.CrossEntropyLoss(label_smoothing=0.25)</w:t>
+      </w:r>
+      <w:r>
+        <w:t xml:space="preserve"> </w:t>
+      </w:r>
+      <w:r>
+        <w:t xml:space="preserve">instances are created, one per attribute.</w:t>
+      </w:r>
+    </w:p>
+    <w:p>
+      <w:pPr>
+        <w:pStyle w:val="Compact"/>
+        <w:numPr>
+          <w:ilvl w:val="0"/>
+          <w:numId w:val="1039"/>
+        </w:numPr>
+      </w:pPr>
+      <w:r>
+        <w:t xml:space="preserve">During the forward pass, each attribute’s logits are compared against its ground-truth label using the corresponding loss function.</w:t>
+      </w:r>
+    </w:p>
+    <w:p>
+      <w:pPr>
+        <w:pStyle w:val="Compact"/>
+        <w:numPr>
+          <w:ilvl w:val="0"/>
+          <w:numId w:val="1039"/>
+        </w:numPr>
+      </w:pPr>
+      <w:r>
+        <w:t xml:space="preserve">The per-attribute losses are multiplied by their weights and summed to produce the total loss.</w:t>
+      </w:r>
+    </w:p>
+    <w:bookmarkEnd w:id="54"/>
+    <w:bookmarkStart w:id="55" w:name="optimiser-and-learning-rate-schedule"/>
+    <w:p>
+      <w:pPr>
+        <w:pStyle w:val="Heading4"/>
+      </w:pPr>
+      <w:r>
+        <w:t xml:space="preserve">4.2.3 Optimiser and Learning Rate Schedule</w:t>
+      </w:r>
+    </w:p>
+    <w:p>
+      <w:pPr>
+        <w:pStyle w:val="FirstParagraph"/>
+      </w:pPr>
+      <w:r>
+        <w:t xml:space="preserve">The optimiser is AdamW with discriminative learning rates:</w:t>
+      </w:r>
+    </w:p>
+    <w:p>
+      <w:pPr>
+        <w:pStyle w:val="Compact"/>
+        <w:numPr>
+          <w:ilvl w:val="0"/>
+          <w:numId w:val="1040"/>
+        </w:numPr>
+      </w:pPr>
+      <w:r>
         <w:rPr>
           <w:b/>
           <w:bCs/>
@@ -25603,7 +26916,7 @@
           <m:t>=</m:t>
         </m:r>
         <m:r>
-          <m:t>2</m:t>
+          <m:t>1</m:t>
         </m:r>
         <m:r>
           <m:rPr>
@@ -25636,7 +26949,7 @@
         <w:pStyle w:val="Compact"/>
         <w:numPr>
           <w:ilvl w:val="0"/>
-          <w:numId w:val="1039"/>
+          <w:numId w:val="1040"/>
         </w:numPr>
       </w:pPr>
       <w:r>
@@ -25650,7 +26963,7 @@
         <w:t xml:space="preserve"> </w:t>
       </w:r>
       <w:r>
-        <w:t xml:space="preserve">(ResNet-18 backbone, DistilBERT):</w:t>
+        <w:t xml:space="preserve">(DistilBERT):</w:t>
       </w:r>
       <w:r>
         <w:t xml:space="preserve"> </w:t>
@@ -25699,7 +27012,7 @@
         <w:pStyle w:val="Compact"/>
         <w:numPr>
           <w:ilvl w:val="0"/>
-          <w:numId w:val="1039"/>
+          <w:numId w:val="1040"/>
         </w:numPr>
       </w:pPr>
       <w:r>
@@ -25710,7 +27023,7 @@
         <w:t xml:space="preserve">Weight decay</w:t>
       </w:r>
       <w:r>
-        <w:t xml:space="preserve">: 0.01 (applied to all parameters except bias and LayerNorm weights)</w:t>
+        <w:t xml:space="preserve">: 0.02 (applied to all parameters except bias and LayerNorm weights)</w:t>
       </w:r>
     </w:p>
     <w:p>
@@ -26168,7 +27481,7 @@
           <m:t>=</m:t>
         </m:r>
         <m:r>
-          <m:t>2</m:t>
+          <m:t>1</m:t>
         </m:r>
         <m:r>
           <m:rPr>
@@ -26304,7 +27617,7 @@
         <w:pStyle w:val="Compact"/>
         <w:numPr>
           <w:ilvl w:val="0"/>
-          <w:numId w:val="1040"/>
+          <w:numId w:val="1041"/>
         </w:numPr>
       </w:pPr>
       <w:r>
@@ -26323,94 +27636,7 @@
         <w:t xml:space="preserve"> </w:t>
       </w:r>
       <w:r>
-        <w:t xml:space="preserve">constructor receives two parameter groups with different learning rates, identified by checking whether each parameter belongs to the backbone or text encoder.</w:t>
-      </w:r>
-    </w:p>
-    <w:p>
-      <w:pPr>
-        <w:pStyle w:val="Compact"/>
-        <w:numPr>
-          <w:ilvl w:val="0"/>
-          <w:numId w:val="1040"/>
-        </w:numPr>
-      </w:pPr>
-      <w:r>
-        <w:t xml:space="preserve">The</w:t>
-      </w:r>
-      <w:r>
-        <w:t xml:space="preserve"> </w:t>
-      </w:r>
-      <w:r>
-        <w:rPr>
-          <w:rStyle w:val="VerbatimChar"/>
-        </w:rPr>
-        <w:t xml:space="preserve">SequentialLR</w:t>
-      </w:r>
-      <w:r>
-        <w:t xml:space="preserve"> </w:t>
-      </w:r>
-      <w:r>
-        <w:t xml:space="preserve">scheduler chains a</w:t>
-      </w:r>
-      <w:r>
-        <w:t xml:space="preserve"> </w:t>
-      </w:r>
-      <w:r>
-        <w:rPr>
-          <w:rStyle w:val="VerbatimChar"/>
-        </w:rPr>
-        <w:t xml:space="preserve">LinearLR</w:t>
-      </w:r>
-      <w:r>
-        <w:t xml:space="preserve"> </w:t>
-      </w:r>
-      <w:r>
-        <w:t xml:space="preserve">warmup (5 epochs) with a</w:t>
-      </w:r>
-      <w:r>
-        <w:t xml:space="preserve"> </w:t>
-      </w:r>
-      <w:r>
-        <w:rPr>
-          <w:rStyle w:val="VerbatimChar"/>
-        </w:rPr>
-        <w:t xml:space="preserve">CosineAnnealingLR</w:t>
-      </w:r>
-      <w:r>
-        <w:t xml:space="preserve"> </w:t>
-      </w:r>
-      <w:r>
-        <w:t xml:space="preserve">(remaining epochs).</w:t>
-      </w:r>
-    </w:p>
-    <w:p>
-      <w:pPr>
-        <w:pStyle w:val="Compact"/>
-        <w:numPr>
-          <w:ilvl w:val="0"/>
-          <w:numId w:val="1040"/>
-        </w:numPr>
-      </w:pPr>
-      <w:r>
-        <w:t xml:space="preserve">The scheduler is stepped once per epoch (not per batch), following the standard PyTorch training loop pattern.</w:t>
-      </w:r>
-    </w:p>
-    <w:bookmarkEnd w:id="50"/>
-    <w:bookmarkStart w:id="51" w:name="early-stopping-and-checkpointing"/>
-    <w:p>
-      <w:pPr>
-        <w:pStyle w:val="Heading4"/>
-      </w:pPr>
-      <w:r>
-        <w:t xml:space="preserve">4.2.4 Early Stopping and Checkpointing</w:t>
-      </w:r>
-    </w:p>
-    <w:p>
-      <w:pPr>
-        <w:pStyle w:val="FirstParagraph"/>
-      </w:pPr>
-      <w:r>
-        <w:t xml:space="preserve">After each training epoch, the model is evaluated on the validation split. The validation metric is the mean accuracy across all nine attributes. Early stopping monitors this metric with a patience of 10 epochs:</w:t>
+        <w:t xml:space="preserve">constructor receives two parameter groups with different learning rates, identified by checking whether each parameter belongs to the text encoder.</w:t>
       </w:r>
     </w:p>
     <w:p>
@@ -26422,7 +27648,7 @@
         </w:numPr>
       </w:pPr>
       <w:r>
-        <w:t xml:space="preserve">If the mean accuracy improves, the current model weights are saved as</w:t>
+        <w:t xml:space="preserve">The</w:t>
       </w:r>
       <w:r>
         <w:t xml:space="preserve"> </w:t>
@@ -26431,10 +27657,43 @@
         <w:rPr>
           <w:rStyle w:val="VerbatimChar"/>
         </w:rPr>
-        <w:t xml:space="preserve">best_model_epoch_{N}_acc_{X}.pt</w:t>
-      </w:r>
-      <w:r>
-        <w:t xml:space="preserve">.</w:t>
+        <w:t xml:space="preserve">SequentialLR</w:t>
+      </w:r>
+      <w:r>
+        <w:t xml:space="preserve"> </w:t>
+      </w:r>
+      <w:r>
+        <w:t xml:space="preserve">scheduler chains a</w:t>
+      </w:r>
+      <w:r>
+        <w:t xml:space="preserve"> </w:t>
+      </w:r>
+      <w:r>
+        <w:rPr>
+          <w:rStyle w:val="VerbatimChar"/>
+        </w:rPr>
+        <w:t xml:space="preserve">LinearLR</w:t>
+      </w:r>
+      <w:r>
+        <w:t xml:space="preserve"> </w:t>
+      </w:r>
+      <w:r>
+        <w:t xml:space="preserve">warmup (5 epochs) with a</w:t>
+      </w:r>
+      <w:r>
+        <w:t xml:space="preserve"> </w:t>
+      </w:r>
+      <w:r>
+        <w:rPr>
+          <w:rStyle w:val="VerbatimChar"/>
+        </w:rPr>
+        <w:t xml:space="preserve">CosineAnnealingLR</w:t>
+      </w:r>
+      <w:r>
+        <w:t xml:space="preserve"> </w:t>
+      </w:r>
+      <w:r>
+        <w:t xml:space="preserve">(remaining epochs).</w:t>
       </w:r>
     </w:p>
     <w:p>
@@ -26446,7 +27705,17 @@
         </w:numPr>
       </w:pPr>
       <w:r>
-        <w:t xml:space="preserve">If the mean accuracy does not improve for 10 consecutive epochs, training is terminated and the best checkpoint is loaded.</w:t>
+        <w:t xml:space="preserve">The scheduler is stepped once per epoch (not per batch), following the standard PyTorch training loop pattern.</w:t>
+      </w:r>
+    </w:p>
+    <w:bookmarkEnd w:id="55"/>
+    <w:bookmarkStart w:id="56" w:name="early-stopping-and-checkpointing"/>
+    <w:p>
+      <w:pPr>
+        <w:pStyle w:val="Heading4"/>
+      </w:pPr>
+      <w:r>
+        <w:t xml:space="preserve">4.2.4 Early Stopping and Checkpointing</w:t>
       </w:r>
     </w:p>
     <w:p>
@@ -26454,11 +27723,7 @@
         <w:pStyle w:val="FirstParagraph"/>
       </w:pPr>
       <w:r>
-        <w:rPr>
-          <w:b/>
-          <w:bCs/>
-        </w:rPr>
-        <w:t xml:space="preserve">How values are obtained:</w:t>
+        <w:t xml:space="preserve">After each training epoch, the model is evaluated on the validation split. The validation metric is the mean accuracy across all nine attributes. Early stopping monitors this metric with a patience of 10 epochs:</w:t>
       </w:r>
     </w:p>
     <w:p>
@@ -26470,7 +27735,7 @@
         </w:numPr>
       </w:pPr>
       <w:r>
-        <w:t xml:space="preserve">The</w:t>
+        <w:t xml:space="preserve">If the mean accuracy improves, the current model weights are saved as</w:t>
       </w:r>
       <w:r>
         <w:t xml:space="preserve"> </w:t>
@@ -26479,13 +27744,10 @@
         <w:rPr>
           <w:rStyle w:val="VerbatimChar"/>
         </w:rPr>
-        <w:t xml:space="preserve">EarlyStopping</w:t>
-      </w:r>
-      <w:r>
-        <w:t xml:space="preserve"> </w:t>
-      </w:r>
-      <w:r>
-        <w:t xml:space="preserve">class tracks the best validation accuracy and the number of epochs since the last improvement.</w:t>
+        <w:t xml:space="preserve">best_model_epoch_{N}_acc_{X}.pt</w:t>
+      </w:r>
+      <w:r>
+        <w:t xml:space="preserve">.</w:t>
       </w:r>
     </w:p>
     <w:p>
@@ -26497,271 +27759,7 @@
         </w:numPr>
       </w:pPr>
       <w:r>
-        <w:rPr>
-          <w:rStyle w:val="VerbatimChar"/>
-        </w:rPr>
-        <w:t xml:space="preserve">torch.save(model.state_dict(), path)</w:t>
-      </w:r>
-      <w:r>
-        <w:t xml:space="preserve"> </w:t>
-      </w:r>
-      <w:r>
-        <w:t xml:space="preserve">serialises the model weights to disk.</w:t>
-      </w:r>
-    </w:p>
-    <w:p>
-      <w:pPr>
-        <w:pStyle w:val="Compact"/>
-        <w:numPr>
-          <w:ilvl w:val="0"/>
-          <w:numId w:val="1042"/>
-        </w:numPr>
-      </w:pPr>
-      <w:r>
-        <w:t xml:space="preserve">Upon early stopping,</w:t>
-      </w:r>
-      <w:r>
-        <w:t xml:space="preserve"> </w:t>
-      </w:r>
-      <w:r>
-        <w:rPr>
-          <w:rStyle w:val="VerbatimChar"/>
-        </w:rPr>
-        <w:t xml:space="preserve">model.load_state_dict(torch.load(best_path))</w:t>
-      </w:r>
-      <w:r>
-        <w:t xml:space="preserve"> </w:t>
-      </w:r>
-      <w:r>
-        <w:t xml:space="preserve">restores the best weights.</w:t>
-      </w:r>
-    </w:p>
-    <w:bookmarkEnd w:id="51"/>
-    <w:bookmarkEnd w:id="52"/>
-    <w:bookmarkStart w:id="53" w:name="inference-pipeline"/>
-    <w:p>
-      <w:pPr>
-        <w:pStyle w:val="Heading3"/>
-      </w:pPr>
-      <w:r>
-        <w:t xml:space="preserve">4.3 Inference Pipeline</w:t>
-      </w:r>
-    </w:p>
-    <w:p>
-      <w:pPr>
-        <w:pStyle w:val="FirstParagraph"/>
-      </w:pPr>
-      <w:r>
-        <w:t xml:space="preserve">The inference pipeline is exposed via a FastAPI server (</w:t>
-      </w:r>
-      <w:r>
-        <w:rPr>
-          <w:rStyle w:val="VerbatimChar"/>
-        </w:rPr>
-        <w:t xml:space="preserve">scripts/predict_server.py</w:t>
-      </w:r>
-      <w:r>
-        <w:t xml:space="preserve"> </w:t>
-      </w:r>
-      <w:r>
-        <w:t xml:space="preserve">+</w:t>
-      </w:r>
-      <w:r>
-        <w:t xml:space="preserve"> </w:t>
-      </w:r>
-      <w:r>
-        <w:rPr>
-          <w:rStyle w:val="VerbatimChar"/>
-        </w:rPr>
-        <w:t xml:space="preserve">app/predict.py</w:t>
-      </w:r>
-      <w:r>
-        <w:t xml:space="preserve">). The inference flow is illustrated in Figure 4.3.</w:t>
-      </w:r>
-    </w:p>
-    <w:p>
-      <w:pPr>
-        <w:pStyle w:val="SourceCode"/>
-      </w:pPr>
-      <w:r>
-        <w:rPr>
-          <w:rStyle w:val="VerbatimChar"/>
-        </w:rPr>
-        <w:t xml:space="preserve">sequenceDiagram</w:t>
-      </w:r>
-      <w:r>
-        <w:br/>
-      </w:r>
-      <w:r>
-        <w:rPr>
-          <w:rStyle w:val="VerbatimChar"/>
-        </w:rPr>
-        <w:t xml:space="preserve">    participant Client</w:t>
-      </w:r>
-      <w:r>
-        <w:br/>
-      </w:r>
-      <w:r>
-        <w:rPr>
-          <w:rStyle w:val="VerbatimChar"/>
-        </w:rPr>
-        <w:t xml:space="preserve">    participant FastAPI as FastAPI Server</w:t>
-      </w:r>
-      <w:r>
-        <w:br/>
-      </w:r>
-      <w:r>
-        <w:rPr>
-          <w:rStyle w:val="VerbatimChar"/>
-        </w:rPr>
-        <w:t xml:space="preserve">    participant Preprocess as Preprocessing</w:t>
-      </w:r>
-      <w:r>
-        <w:br/>
-      </w:r>
-      <w:r>
-        <w:rPr>
-          <w:rStyle w:val="VerbatimChar"/>
-        </w:rPr>
-        <w:t xml:space="preserve">    participant OCR as OCR Engine</w:t>
-      </w:r>
-      <w:r>
-        <w:br/>
-      </w:r>
-      <w:r>
-        <w:rPr>
-          <w:rStyle w:val="VerbatimChar"/>
-        </w:rPr>
-        <w:t xml:space="preserve">    participant Model as FG_MFN Model</w:t>
-      </w:r>
-      <w:r>
-        <w:br/>
-      </w:r>
-      <w:r>
-        <w:br/>
-      </w:r>
-      <w:r>
-        <w:rPr>
-          <w:rStyle w:val="VerbatimChar"/>
-        </w:rPr>
-        <w:t xml:space="preserve">    Client-&gt;&gt;FastAPI: POST /predict (image + optional ad_copy)</w:t>
-      </w:r>
-      <w:r>
-        <w:br/>
-      </w:r>
-      <w:r>
-        <w:rPr>
-          <w:rStyle w:val="VerbatimChar"/>
-        </w:rPr>
-        <w:t xml:space="preserve">    FastAPI-&gt;&gt;Preprocess: Load &amp; preprocess image</w:t>
-      </w:r>
-      <w:r>
-        <w:br/>
-      </w:r>
-      <w:r>
-        <w:rPr>
-          <w:rStyle w:val="VerbatimChar"/>
-        </w:rPr>
-        <w:t xml:space="preserve">    alt ad_copy provided</w:t>
-      </w:r>
-      <w:r>
-        <w:br/>
-      </w:r>
-      <w:r>
-        <w:rPr>
-          <w:rStyle w:val="VerbatimChar"/>
-        </w:rPr>
-        <w:t xml:space="preserve">        FastAPI-&gt;&gt;Preprocess: Tokenise ad_copy</w:t>
-      </w:r>
-      <w:r>
-        <w:br/>
-      </w:r>
-      <w:r>
-        <w:rPr>
-          <w:rStyle w:val="VerbatimChar"/>
-        </w:rPr>
-        <w:t xml:space="preserve">    else ad_copy missing</w:t>
-      </w:r>
-      <w:r>
-        <w:br/>
-      </w:r>
-      <w:r>
-        <w:rPr>
-          <w:rStyle w:val="VerbatimChar"/>
-        </w:rPr>
-        <w:t xml:space="preserve">        FastAPI-&gt;&gt;OCR: Extract text from image</w:t>
-      </w:r>
-      <w:r>
-        <w:br/>
-      </w:r>
-      <w:r>
-        <w:rPr>
-          <w:rStyle w:val="VerbatimChar"/>
-        </w:rPr>
-        <w:t xml:space="preserve">        OCR--&gt;&gt;FastAPI: Extracted text string</w:t>
-      </w:r>
-      <w:r>
-        <w:br/>
-      </w:r>
-      <w:r>
-        <w:rPr>
-          <w:rStyle w:val="VerbatimChar"/>
-        </w:rPr>
-        <w:t xml:space="preserve">        FastAPI-&gt;&gt;Preprocess: Tokenise OCR text</w:t>
-      </w:r>
-      <w:r>
-        <w:br/>
-      </w:r>
-      <w:r>
-        <w:rPr>
-          <w:rStyle w:val="VerbatimChar"/>
-        </w:rPr>
-        <w:t xml:space="preserve">    end</w:t>
-      </w:r>
-      <w:r>
-        <w:br/>
-      </w:r>
-      <w:r>
-        <w:rPr>
-          <w:rStyle w:val="VerbatimChar"/>
-        </w:rPr>
-        <w:t xml:space="preserve">    Preprocess--&gt;&gt;FastAPI: image_tensor, input_ids, attention_mask</w:t>
-      </w:r>
-      <w:r>
-        <w:br/>
-      </w:r>
-      <w:r>
-        <w:rPr>
-          <w:rStyle w:val="VerbatimChar"/>
-        </w:rPr>
-        <w:t xml:space="preserve">    FastAPI-&gt;&gt;Model: FG_MFN.forward(image, ids, mask)</w:t>
-      </w:r>
-      <w:r>
-        <w:br/>
-      </w:r>
-      <w:r>
-        <w:rPr>
-          <w:rStyle w:val="VerbatimChar"/>
-        </w:rPr>
-        <w:t xml:space="preserve">    Model--&gt;&gt;FastAPI: 9 logit tensors</w:t>
-      </w:r>
-      <w:r>
-        <w:br/>
-      </w:r>
-      <w:r>
-        <w:rPr>
-          <w:rStyle w:val="VerbatimChar"/>
-        </w:rPr>
-        <w:t xml:space="preserve">    FastAPI-&gt;&gt;FastAPI: Softmax + argmax per attribute&lt;br/&gt;→ label lookup from config</w:t>
-      </w:r>
-      <w:r>
-        <w:br/>
-      </w:r>
-      <w:r>
-        <w:rPr>
-          <w:rStyle w:val="VerbatimChar"/>
-        </w:rPr>
-        <w:t xml:space="preserve">    FastAPI--&gt;&gt;Client: JSON {attribute: {label, confidence, scores}}</w:t>
+        <w:t xml:space="preserve">If the mean accuracy does not improve for 10 consecutive epochs, training is terminated and the best checkpoint is loaded.</w:t>
       </w:r>
     </w:p>
     <w:p>
@@ -26773,46 +27771,19 @@
           <w:b/>
           <w:bCs/>
         </w:rPr>
-        <w:t xml:space="preserve">Figure 4.3:</w:t>
-      </w:r>
-      <w:r>
-        <w:t xml:space="preserve"> </w:t>
-      </w:r>
-      <w:r>
-        <w:t xml:space="preserve">Inference pipeline sequence diagram. The client posts an image and optional ad copy. If ad copy is missing, OCR extracts text from the image. The model produces nine logit tensors, which are softmaxed and argmaxed to produce attribute labels with confidence scores.</w:t>
-      </w:r>
-    </w:p>
-    <w:p>
-      <w:pPr>
-        <w:pStyle w:val="BodyText"/>
-      </w:pPr>
-      <w:r>
-        <w:rPr>
-          <w:b/>
-          <w:bCs/>
-        </w:rPr>
-        <w:t xml:space="preserve">Step-by-step inference process:</w:t>
-      </w:r>
-    </w:p>
-    <w:p>
-      <w:pPr>
+        <w:t xml:space="preserve">How values are obtained:</w:t>
+      </w:r>
+    </w:p>
+    <w:p>
+      <w:pPr>
+        <w:pStyle w:val="Compact"/>
         <w:numPr>
           <w:ilvl w:val="0"/>
           <w:numId w:val="1043"/>
         </w:numPr>
       </w:pPr>
       <w:r>
-        <w:rPr>
-          <w:b/>
-          <w:bCs/>
-        </w:rPr>
-        <w:t xml:space="preserve">Input Reception:</w:t>
-      </w:r>
-      <w:r>
-        <w:t xml:space="preserve"> </w:t>
-      </w:r>
-      <w:r>
-        <w:t xml:space="preserve">The client POSTs a multipart request containing an image file and an optional</w:t>
+        <w:t xml:space="preserve">The</w:t>
       </w:r>
       <w:r>
         <w:t xml:space="preserve"> </w:t>
@@ -26821,32 +27792,18 @@
         <w:rPr>
           <w:rStyle w:val="VerbatimChar"/>
         </w:rPr>
-        <w:t xml:space="preserve">ad_copy</w:t>
-      </w:r>
-      <w:r>
-        <w:t xml:space="preserve"> </w:t>
-      </w:r>
-      <w:r>
-        <w:t xml:space="preserve">form field to the</w:t>
-      </w:r>
-      <w:r>
-        <w:t xml:space="preserve"> </w:t>
-      </w:r>
-      <w:r>
-        <w:rPr>
-          <w:rStyle w:val="VerbatimChar"/>
-        </w:rPr>
-        <w:t xml:space="preserve">/predict</w:t>
-      </w:r>
-      <w:r>
-        <w:t xml:space="preserve"> </w:t>
-      </w:r>
-      <w:r>
-        <w:t xml:space="preserve">endpoint.</w:t>
-      </w:r>
-    </w:p>
-    <w:p>
-      <w:pPr>
+        <w:t xml:space="preserve">EarlyStopping</w:t>
+      </w:r>
+      <w:r>
+        <w:t xml:space="preserve"> </w:t>
+      </w:r>
+      <w:r>
+        <w:t xml:space="preserve">class tracks the best validation accuracy and the number of epochs since the last improvement.</w:t>
+      </w:r>
+    </w:p>
+    <w:p>
+      <w:pPr>
+        <w:pStyle w:val="Compact"/>
         <w:numPr>
           <w:ilvl w:val="0"/>
           <w:numId w:val="1043"/>
@@ -26854,79 +27811,307 @@
       </w:pPr>
       <w:r>
         <w:rPr>
-          <w:b/>
-          <w:bCs/>
-        </w:rPr>
-        <w:t xml:space="preserve">Image Preprocessing:</w:t>
-      </w:r>
-      <w:r>
-        <w:t xml:space="preserve"> </w:t>
-      </w:r>
-      <w:r>
-        <w:t xml:space="preserve">The image is loaded using PIL, resized to</w:t>
-      </w:r>
-      <w:r>
-        <w:t xml:space="preserve"> </w:t>
-      </w:r>
-      <m:oMath>
-        <m:r>
-          <m:t>224</m:t>
-        </m:r>
-        <m:r>
-          <m:rPr>
-            <m:sty m:val="p"/>
-          </m:rPr>
-          <m:t>×</m:t>
-        </m:r>
-        <m:r>
-          <m:t>224</m:t>
-        </m:r>
-      </m:oMath>
-      <w:r>
-        <w:t xml:space="preserve">, converted to a tensor, and normalised with ImageNet statistics. No augmentation is applied during inference.</w:t>
-      </w:r>
-    </w:p>
-    <w:p>
-      <w:pPr>
+          <w:rStyle w:val="VerbatimChar"/>
+        </w:rPr>
+        <w:t xml:space="preserve">torch.save(model.state_dict(), path)</w:t>
+      </w:r>
+      <w:r>
+        <w:t xml:space="preserve"> </w:t>
+      </w:r>
+      <w:r>
+        <w:t xml:space="preserve">serialises the model weights to disk.</w:t>
+      </w:r>
+    </w:p>
+    <w:p>
+      <w:pPr>
+        <w:pStyle w:val="Compact"/>
         <w:numPr>
           <w:ilvl w:val="0"/>
           <w:numId w:val="1043"/>
         </w:numPr>
       </w:pPr>
       <w:r>
+        <w:t xml:space="preserve">Upon early stopping,</w:t>
+      </w:r>
+      <w:r>
+        <w:t xml:space="preserve"> </w:t>
+      </w:r>
+      <w:r>
+        <w:rPr>
+          <w:rStyle w:val="VerbatimChar"/>
+        </w:rPr>
+        <w:t xml:space="preserve">model.load_state_dict(torch.load(best_path))</w:t>
+      </w:r>
+      <w:r>
+        <w:t xml:space="preserve"> </w:t>
+      </w:r>
+      <w:r>
+        <w:t xml:space="preserve">restores the best weights.</w:t>
+      </w:r>
+    </w:p>
+    <w:bookmarkEnd w:id="56"/>
+    <w:bookmarkEnd w:id="57"/>
+    <w:bookmarkStart w:id="58" w:name="inference-pipeline"/>
+    <w:p>
+      <w:pPr>
+        <w:pStyle w:val="Heading3"/>
+      </w:pPr>
+      <w:r>
+        <w:t xml:space="preserve">4.3 Inference Pipeline</w:t>
+      </w:r>
+    </w:p>
+    <w:p>
+      <w:pPr>
+        <w:pStyle w:val="FirstParagraph"/>
+      </w:pPr>
+      <w:r>
+        <w:t xml:space="preserve">The inference pipeline is exposed via a FastAPI server (</w:t>
+      </w:r>
+      <w:r>
+        <w:rPr>
+          <w:rStyle w:val="VerbatimChar"/>
+        </w:rPr>
+        <w:t xml:space="preserve">scripts/predict_server.py</w:t>
+      </w:r>
+      <w:r>
+        <w:t xml:space="preserve"> </w:t>
+      </w:r>
+      <w:r>
+        <w:t xml:space="preserve">+</w:t>
+      </w:r>
+      <w:r>
+        <w:t xml:space="preserve"> </w:t>
+      </w:r>
+      <w:r>
+        <w:rPr>
+          <w:rStyle w:val="VerbatimChar"/>
+        </w:rPr>
+        <w:t xml:space="preserve">app/predict.py</w:t>
+      </w:r>
+      <w:r>
+        <w:t xml:space="preserve">). The inference flow is illustrated in Figure 4.3.</w:t>
+      </w:r>
+    </w:p>
+    <w:p>
+      <w:pPr>
+        <w:pStyle w:val="SourceCode"/>
+      </w:pPr>
+      <w:r>
+        <w:rPr>
+          <w:rStyle w:val="VerbatimChar"/>
+        </w:rPr>
+        <w:t xml:space="preserve">sequenceDiagram</w:t>
+      </w:r>
+      <w:r>
+        <w:br/>
+      </w:r>
+      <w:r>
+        <w:rPr>
+          <w:rStyle w:val="VerbatimChar"/>
+        </w:rPr>
+        <w:t xml:space="preserve">    participant Client</w:t>
+      </w:r>
+      <w:r>
+        <w:br/>
+      </w:r>
+      <w:r>
+        <w:rPr>
+          <w:rStyle w:val="VerbatimChar"/>
+        </w:rPr>
+        <w:t xml:space="preserve">    participant FastAPI as FastAPI Server</w:t>
+      </w:r>
+      <w:r>
+        <w:br/>
+      </w:r>
+      <w:r>
+        <w:rPr>
+          <w:rStyle w:val="VerbatimChar"/>
+        </w:rPr>
+        <w:t xml:space="preserve">    participant Preprocess as Preprocessing</w:t>
+      </w:r>
+      <w:r>
+        <w:br/>
+      </w:r>
+      <w:r>
+        <w:rPr>
+          <w:rStyle w:val="VerbatimChar"/>
+        </w:rPr>
+        <w:t xml:space="preserve">    participant OCR as OCR Engine</w:t>
+      </w:r>
+      <w:r>
+        <w:br/>
+      </w:r>
+      <w:r>
+        <w:rPr>
+          <w:rStyle w:val="VerbatimChar"/>
+        </w:rPr>
+        <w:t xml:space="preserve">    participant Model as FG_MFN Model</w:t>
+      </w:r>
+      <w:r>
+        <w:br/>
+      </w:r>
+      <w:r>
+        <w:br/>
+      </w:r>
+      <w:r>
+        <w:rPr>
+          <w:rStyle w:val="VerbatimChar"/>
+        </w:rPr>
+        <w:t xml:space="preserve">    Client-&gt;&gt;FastAPI: POST /predict (image + optional ad_copy)</w:t>
+      </w:r>
+      <w:r>
+        <w:br/>
+      </w:r>
+      <w:r>
+        <w:rPr>
+          <w:rStyle w:val="VerbatimChar"/>
+        </w:rPr>
+        <w:t xml:space="preserve">    FastAPI-&gt;&gt;Preprocess: Load &amp; preprocess image</w:t>
+      </w:r>
+      <w:r>
+        <w:br/>
+      </w:r>
+      <w:r>
+        <w:rPr>
+          <w:rStyle w:val="VerbatimChar"/>
+        </w:rPr>
+        <w:t xml:space="preserve">    alt ad_copy provided</w:t>
+      </w:r>
+      <w:r>
+        <w:br/>
+      </w:r>
+      <w:r>
+        <w:rPr>
+          <w:rStyle w:val="VerbatimChar"/>
+        </w:rPr>
+        <w:t xml:space="preserve">        FastAPI-&gt;&gt;Preprocess: Tokenise ad_copy</w:t>
+      </w:r>
+      <w:r>
+        <w:br/>
+      </w:r>
+      <w:r>
+        <w:rPr>
+          <w:rStyle w:val="VerbatimChar"/>
+        </w:rPr>
+        <w:t xml:space="preserve">    else ad_copy missing</w:t>
+      </w:r>
+      <w:r>
+        <w:br/>
+      </w:r>
+      <w:r>
+        <w:rPr>
+          <w:rStyle w:val="VerbatimChar"/>
+        </w:rPr>
+        <w:t xml:space="preserve">        FastAPI-&gt;&gt;OCR: Extract text from image</w:t>
+      </w:r>
+      <w:r>
+        <w:br/>
+      </w:r>
+      <w:r>
+        <w:rPr>
+          <w:rStyle w:val="VerbatimChar"/>
+        </w:rPr>
+        <w:t xml:space="preserve">        OCR--&gt;&gt;FastAPI: Extracted text string</w:t>
+      </w:r>
+      <w:r>
+        <w:br/>
+      </w:r>
+      <w:r>
+        <w:rPr>
+          <w:rStyle w:val="VerbatimChar"/>
+        </w:rPr>
+        <w:t xml:space="preserve">        FastAPI-&gt;&gt;Preprocess: Tokenise OCR text</w:t>
+      </w:r>
+      <w:r>
+        <w:br/>
+      </w:r>
+      <w:r>
+        <w:rPr>
+          <w:rStyle w:val="VerbatimChar"/>
+        </w:rPr>
+        <w:t xml:space="preserve">    end</w:t>
+      </w:r>
+      <w:r>
+        <w:br/>
+      </w:r>
+      <w:r>
+        <w:rPr>
+          <w:rStyle w:val="VerbatimChar"/>
+        </w:rPr>
+        <w:t xml:space="preserve">    Preprocess--&gt;&gt;FastAPI: image_tensor, input_ids, attention_mask</w:t>
+      </w:r>
+      <w:r>
+        <w:br/>
+      </w:r>
+      <w:r>
+        <w:rPr>
+          <w:rStyle w:val="VerbatimChar"/>
+        </w:rPr>
+        <w:t xml:space="preserve">    FastAPI-&gt;&gt;Model: FG_MFN.forward(image, ids, mask)</w:t>
+      </w:r>
+      <w:r>
+        <w:br/>
+      </w:r>
+      <w:r>
+        <w:rPr>
+          <w:rStyle w:val="VerbatimChar"/>
+        </w:rPr>
+        <w:t xml:space="preserve">    Model--&gt;&gt;FastAPI: 9 logit tensors</w:t>
+      </w:r>
+      <w:r>
+        <w:br/>
+      </w:r>
+      <w:r>
+        <w:rPr>
+          <w:rStyle w:val="VerbatimChar"/>
+        </w:rPr>
+        <w:t xml:space="preserve">    FastAPI-&gt;&gt;FastAPI: Softmax + argmax per attribute&lt;br/&gt;→ label lookup from config</w:t>
+      </w:r>
+      <w:r>
+        <w:br/>
+      </w:r>
+      <w:r>
+        <w:rPr>
+          <w:rStyle w:val="VerbatimChar"/>
+        </w:rPr>
+        <w:t xml:space="preserve">    FastAPI--&gt;&gt;Client: JSON {attribute: {label, confidence, scores}}</w:t>
+      </w:r>
+    </w:p>
+    <w:p>
+      <w:pPr>
+        <w:pStyle w:val="FirstParagraph"/>
+      </w:pPr>
+      <w:r>
         <w:rPr>
           <w:b/>
           <w:bCs/>
         </w:rPr>
-        <w:t xml:space="preserve">OCR Fallback:</w:t>
-      </w:r>
-      <w:r>
-        <w:t xml:space="preserve"> </w:t>
-      </w:r>
-      <w:r>
-        <w:t xml:space="preserve">If</w:t>
-      </w:r>
-      <w:r>
-        <w:t xml:space="preserve"> </w:t>
-      </w:r>
-      <w:r>
-        <w:rPr>
-          <w:rStyle w:val="VerbatimChar"/>
-        </w:rPr>
-        <w:t xml:space="preserve">ad_copy</w:t>
-      </w:r>
-      <w:r>
-        <w:t xml:space="preserve"> </w:t>
-      </w:r>
-      <w:r>
-        <w:t xml:space="preserve">is not provided, the OCR engine (EasyOCR or PaddleOCR, selected by configuration) is invoked to extract text from the image. The OCR engine is lazily loaded on first use and cached for the lifetime of the process.</w:t>
+        <w:t xml:space="preserve">Figure 4.3:</w:t>
+      </w:r>
+      <w:r>
+        <w:t xml:space="preserve"> </w:t>
+      </w:r>
+      <w:r>
+        <w:t xml:space="preserve">Inference pipeline sequence diagram. The client posts an image and optional ad copy. If ad copy is missing, OCR extracts text from the image. The model produces nine logit tensors, which are softmaxed and argmaxed to produce attribute labels with confidence scores.</w:t>
+      </w:r>
+    </w:p>
+    <w:p>
+      <w:pPr>
+        <w:pStyle w:val="BodyText"/>
+      </w:pPr>
+      <w:r>
+        <w:rPr>
+          <w:b/>
+          <w:bCs/>
+        </w:rPr>
+        <w:t xml:space="preserve">Step-by-step inference process:</w:t>
       </w:r>
     </w:p>
     <w:p>
       <w:pPr>
         <w:numPr>
           <w:ilvl w:val="0"/>
-          <w:numId w:val="1043"/>
+          <w:numId w:val="1044"/>
         </w:numPr>
       </w:pPr>
       <w:r>
@@ -26934,13 +28119,13 @@
           <w:b/>
           <w:bCs/>
         </w:rPr>
-        <w:t xml:space="preserve">Text Tokenisation:</w:t>
-      </w:r>
-      <w:r>
-        <w:t xml:space="preserve"> </w:t>
-      </w:r>
-      <w:r>
-        <w:t xml:space="preserve">The ad copy (provided or OCR-extracted) is cleaned and tokenised using the DistilBERT tokenizer with</w:t>
+        <w:t xml:space="preserve">Input Reception:</w:t>
+      </w:r>
+      <w:r>
+        <w:t xml:space="preserve"> </w:t>
+      </w:r>
+      <w:r>
+        <w:t xml:space="preserve">The client POSTs a multipart request containing an image file and an optional</w:t>
       </w:r>
       <w:r>
         <w:t xml:space="preserve"> </w:t>
@@ -26949,17 +28134,145 @@
         <w:rPr>
           <w:rStyle w:val="VerbatimChar"/>
         </w:rPr>
-        <w:t xml:space="preserve">max_length=256</w:t>
-      </w:r>
-      <w:r>
-        <w:t xml:space="preserve">.</w:t>
+        <w:t xml:space="preserve">ad_copy</w:t>
+      </w:r>
+      <w:r>
+        <w:t xml:space="preserve"> </w:t>
+      </w:r>
+      <w:r>
+        <w:t xml:space="preserve">form field to the</w:t>
+      </w:r>
+      <w:r>
+        <w:t xml:space="preserve"> </w:t>
+      </w:r>
+      <w:r>
+        <w:rPr>
+          <w:rStyle w:val="VerbatimChar"/>
+        </w:rPr>
+        <w:t xml:space="preserve">/predict</w:t>
+      </w:r>
+      <w:r>
+        <w:t xml:space="preserve"> </w:t>
+      </w:r>
+      <w:r>
+        <w:t xml:space="preserve">endpoint.</w:t>
       </w:r>
     </w:p>
     <w:p>
       <w:pPr>
         <w:numPr>
           <w:ilvl w:val="0"/>
-          <w:numId w:val="1043"/>
+          <w:numId w:val="1044"/>
+        </w:numPr>
+      </w:pPr>
+      <w:r>
+        <w:rPr>
+          <w:b/>
+          <w:bCs/>
+        </w:rPr>
+        <w:t xml:space="preserve">Image Preprocessing:</w:t>
+      </w:r>
+      <w:r>
+        <w:t xml:space="preserve"> </w:t>
+      </w:r>
+      <w:r>
+        <w:t xml:space="preserve">The image is loaded using PIL, resized to</w:t>
+      </w:r>
+      <w:r>
+        <w:t xml:space="preserve"> </w:t>
+      </w:r>
+      <m:oMath>
+        <m:r>
+          <m:t>224</m:t>
+        </m:r>
+        <m:r>
+          <m:rPr>
+            <m:sty m:val="p"/>
+          </m:rPr>
+          <m:t>×</m:t>
+        </m:r>
+        <m:r>
+          <m:t>224</m:t>
+        </m:r>
+      </m:oMath>
+      <w:r>
+        <w:t xml:space="preserve">, converted to a tensor, and normalised with ImageNet statistics. No augmentation is applied during inference.</w:t>
+      </w:r>
+    </w:p>
+    <w:p>
+      <w:pPr>
+        <w:numPr>
+          <w:ilvl w:val="0"/>
+          <w:numId w:val="1044"/>
+        </w:numPr>
+      </w:pPr>
+      <w:r>
+        <w:rPr>
+          <w:b/>
+          <w:bCs/>
+        </w:rPr>
+        <w:t xml:space="preserve">OCR Fallback:</w:t>
+      </w:r>
+      <w:r>
+        <w:t xml:space="preserve"> </w:t>
+      </w:r>
+      <w:r>
+        <w:t xml:space="preserve">If</w:t>
+      </w:r>
+      <w:r>
+        <w:t xml:space="preserve"> </w:t>
+      </w:r>
+      <w:r>
+        <w:rPr>
+          <w:rStyle w:val="VerbatimChar"/>
+        </w:rPr>
+        <w:t xml:space="preserve">ad_copy</w:t>
+      </w:r>
+      <w:r>
+        <w:t xml:space="preserve"> </w:t>
+      </w:r>
+      <w:r>
+        <w:t xml:space="preserve">is not provided, the OCR engine (EasyOCR or PaddleOCR, selected by configuration) is invoked to extract text from the image. The OCR engine is lazily loaded on first use and cached for the lifetime of the process.</w:t>
+      </w:r>
+    </w:p>
+    <w:p>
+      <w:pPr>
+        <w:numPr>
+          <w:ilvl w:val="0"/>
+          <w:numId w:val="1044"/>
+        </w:numPr>
+      </w:pPr>
+      <w:r>
+        <w:rPr>
+          <w:b/>
+          <w:bCs/>
+        </w:rPr>
+        <w:t xml:space="preserve">Text Tokenisation:</w:t>
+      </w:r>
+      <w:r>
+        <w:t xml:space="preserve"> </w:t>
+      </w:r>
+      <w:r>
+        <w:t xml:space="preserve">The ad copy (provided or OCR-extracted) is cleaned and tokenised using the DistilBERT tokenizer with</w:t>
+      </w:r>
+      <w:r>
+        <w:t xml:space="preserve"> </w:t>
+      </w:r>
+      <w:r>
+        <w:rPr>
+          <w:rStyle w:val="VerbatimChar"/>
+        </w:rPr>
+        <w:t xml:space="preserve">max_length=256</w:t>
+      </w:r>
+      <w:r>
+        <w:t xml:space="preserve">.</w:t>
+      </w:r>
+    </w:p>
+    <w:p>
+      <w:pPr>
+        <w:numPr>
+          <w:ilvl w:val="0"/>
+          <w:numId w:val="1044"/>
         </w:numPr>
       </w:pPr>
       <w:r>
@@ -27060,7 +28373,7 @@
       <w:pPr>
         <w:numPr>
           <w:ilvl w:val="0"/>
-          <w:numId w:val="1043"/>
+          <w:numId w:val="1044"/>
         </w:numPr>
       </w:pPr>
       <w:r>
@@ -27096,7 +28409,7 @@
       <w:pPr>
         <w:numPr>
           <w:ilvl w:val="0"/>
-          <w:numId w:val="1043"/>
+          <w:numId w:val="1044"/>
         </w:numPr>
       </w:pPr>
       <w:r>
@@ -27118,7 +28431,7 @@
         <w:pStyle w:val="Compact"/>
         <w:numPr>
           <w:ilvl w:val="1"/>
-          <w:numId w:val="1044"/>
+          <w:numId w:val="1045"/>
         </w:numPr>
       </w:pPr>
       <w:r>
@@ -27166,7 +28479,7 @@
         <w:pStyle w:val="Compact"/>
         <w:numPr>
           <w:ilvl w:val="1"/>
-          <w:numId w:val="1044"/>
+          <w:numId w:val="1045"/>
         </w:numPr>
       </w:pPr>
       <w:r>
@@ -27187,7 +28500,7 @@
         <w:pStyle w:val="Compact"/>
         <w:numPr>
           <w:ilvl w:val="1"/>
-          <w:numId w:val="1044"/>
+          <w:numId w:val="1045"/>
         </w:numPr>
       </w:pPr>
       <w:r>
@@ -27220,7 +28533,7 @@
         <w:pStyle w:val="Compact"/>
         <w:numPr>
           <w:ilvl w:val="0"/>
-          <w:numId w:val="1045"/>
+          <w:numId w:val="1046"/>
         </w:numPr>
       </w:pPr>
       <w:r>
@@ -27232,7 +28545,7 @@
         <w:pStyle w:val="Compact"/>
         <w:numPr>
           <w:ilvl w:val="0"/>
-          <w:numId w:val="1045"/>
+          <w:numId w:val="1046"/>
         </w:numPr>
       </w:pPr>
       <w:r>
@@ -27259,7 +28572,7 @@
         <w:pStyle w:val="Compact"/>
         <w:numPr>
           <w:ilvl w:val="0"/>
-          <w:numId w:val="1045"/>
+          <w:numId w:val="1046"/>
         </w:numPr>
       </w:pPr>
       <w:r>
@@ -27290,8 +28603,8 @@
         <w:t xml:space="preserve">configuration key.</w:t>
       </w:r>
     </w:p>
-    <w:bookmarkEnd w:id="53"/>
-    <w:bookmarkStart w:id="54" w:name="evaluation-framework"/>
+    <w:bookmarkEnd w:id="58"/>
+    <w:bookmarkStart w:id="59" w:name="evaluation-framework"/>
     <w:p>
       <w:pPr>
         <w:pStyle w:val="Heading3"/>
@@ -28003,7 +29316,7 @@
         <w:pStyle w:val="Compact"/>
         <w:numPr>
           <w:ilvl w:val="0"/>
-          <w:numId w:val="1046"/>
+          <w:numId w:val="1047"/>
         </w:numPr>
       </w:pPr>
       <w:r>
@@ -28015,7 +29328,7 @@
         <w:pStyle w:val="Compact"/>
         <w:numPr>
           <w:ilvl w:val="0"/>
-          <w:numId w:val="1046"/>
+          <w:numId w:val="1047"/>
         </w:numPr>
       </w:pPr>
       <w:r>
@@ -28060,15 +29373,15 @@
         <w:pStyle w:val="Compact"/>
         <w:numPr>
           <w:ilvl w:val="0"/>
-          <w:numId w:val="1046"/>
+          <w:numId w:val="1047"/>
         </w:numPr>
       </w:pPr>
       <w:r>
         <w:t xml:space="preserve">Results are printed to the console and saved as JSON and PNG files.</w:t>
       </w:r>
     </w:p>
-    <w:bookmarkEnd w:id="54"/>
-    <w:bookmarkStart w:id="55" w:name="configuration-system"/>
+    <w:bookmarkEnd w:id="59"/>
+    <w:bookmarkStart w:id="60" w:name="configuration-system"/>
     <w:p>
       <w:pPr>
         <w:pStyle w:val="Heading3"/>
@@ -28842,7 +30155,7 @@
         <w:pStyle w:val="Compact"/>
         <w:numPr>
           <w:ilvl w:val="0"/>
-          <w:numId w:val="1047"/>
+          <w:numId w:val="1048"/>
         </w:numPr>
       </w:pPr>
       <w:r>
@@ -28869,7 +30182,7 @@
         <w:pStyle w:val="Compact"/>
         <w:numPr>
           <w:ilvl w:val="0"/>
-          <w:numId w:val="1047"/>
+          <w:numId w:val="1048"/>
         </w:numPr>
       </w:pPr>
       <w:r>
@@ -28890,16 +30203,1924 @@
         <w:pStyle w:val="Compact"/>
         <w:numPr>
           <w:ilvl w:val="0"/>
-          <w:numId w:val="1047"/>
+          <w:numId w:val="1048"/>
         </w:numPr>
       </w:pPr>
       <w:r>
         <w:t xml:space="preserve">The prediction server reads the config to load the model and configure the OCR engine.</w:t>
       </w:r>
     </w:p>
-    <w:bookmarkEnd w:id="55"/>
-    <w:bookmarkEnd w:id="56"/>
-    <w:bookmarkEnd w:id="57"/>
+    <w:p>
+      <w:r>
+        <w:pict>
+          <v:rect style="width:0;height:1.5pt" o:hralign="center" o:hrstd="t" o:hr="t"/>
+        </w:pict>
+      </w:r>
+    </w:p>
+    <w:bookmarkEnd w:id="60"/>
+    <w:bookmarkEnd w:id="61"/>
+    <w:bookmarkStart w:id="94" w:name="Xd22c73ca83d0acc924f4e37d5d67159a4fea39d"/>
+    <w:p>
+      <w:pPr>
+        <w:pStyle w:val="Heading2"/>
+      </w:pPr>
+      <w:r>
+        <w:t xml:space="preserve">CHAPTER 5: EXPERIMENTAL RESULTS AND ANALYSIS</w:t>
+      </w:r>
+    </w:p>
+    <w:p>
+      <w:pPr>
+        <w:pStyle w:val="FirstParagraph"/>
+      </w:pPr>
+      <w:r>
+        <w:t xml:space="preserve">This chapter presents the training logs, evaluation metrics, and diagnostic analyses produced by the FG_MFN system. All results are obtained from a single training run on the Kaggle platform using 2× Tesla T4 GPUs with a dataset of 4,860 training samples and 810 validation samples across eight attributes.</w:t>
+      </w:r>
+    </w:p>
+    <w:bookmarkStart w:id="62" w:name="training-configuration-summary"/>
+    <w:p>
+      <w:pPr>
+        <w:pStyle w:val="Heading3"/>
+      </w:pPr>
+      <w:r>
+        <w:t xml:space="preserve">5.1 Training Configuration Summary</w:t>
+      </w:r>
+    </w:p>
+    <w:tbl>
+      <w:tblPr>
+        <w:tblStyle w:val="Table"/>
+        <w:tblW w:type="auto" w:w="0"/>
+        <w:tblLook w:firstRow="1" w:lastRow="0" w:firstColumn="0" w:lastColumn="0" w:noHBand="0" w:noVBand="0" w:val="0020"/>
+      </w:tblPr>
+      <w:tblGrid>
+        <w:gridCol w:w="3960"/>
+        <w:gridCol w:w="3960"/>
+      </w:tblGrid>
+      <w:tr>
+        <w:trPr>
+          <w:tblHeader w:val="on"/>
+        </w:trPr>
+        <w:tc>
+          <w:tcPr/>
+          <w:p>
+            <w:pPr>
+              <w:pStyle w:val="Compact"/>
+            </w:pPr>
+            <w:r>
+              <w:t xml:space="preserve">Parameter</w:t>
+            </w:r>
+          </w:p>
+        </w:tc>
+        <w:tc>
+          <w:tcPr/>
+          <w:p>
+            <w:pPr>
+              <w:pStyle w:val="Compact"/>
+            </w:pPr>
+            <w:r>
+              <w:t xml:space="preserve">Value</w:t>
+            </w:r>
+          </w:p>
+        </w:tc>
+      </w:tr>
+      <w:tr>
+        <w:tc>
+          <w:tcPr/>
+          <w:p>
+            <w:pPr>
+              <w:pStyle w:val="Compact"/>
+            </w:pPr>
+            <w:r>
+              <w:t xml:space="preserve">Backbone</w:t>
+            </w:r>
+          </w:p>
+        </w:tc>
+        <w:tc>
+          <w:tcPr/>
+          <w:p>
+            <w:pPr>
+              <w:pStyle w:val="Compact"/>
+            </w:pPr>
+            <w:r>
+              <w:t xml:space="preserve">ResNet-18 (frozen)</w:t>
+            </w:r>
+          </w:p>
+        </w:tc>
+      </w:tr>
+      <w:tr>
+        <w:tc>
+          <w:tcPr/>
+          <w:p>
+            <w:pPr>
+              <w:pStyle w:val="Compact"/>
+            </w:pPr>
+            <w:r>
+              <w:t xml:space="preserve">Text Encoder</w:t>
+            </w:r>
+          </w:p>
+        </w:tc>
+        <w:tc>
+          <w:tcPr/>
+          <w:p>
+            <w:pPr>
+              <w:pStyle w:val="Compact"/>
+            </w:pPr>
+            <w:r>
+              <w:t xml:space="preserve">DistilBERT (fine-tuned at 1.5×10⁻⁵)</w:t>
+            </w:r>
+          </w:p>
+        </w:tc>
+      </w:tr>
+      <w:tr>
+        <w:tc>
+          <w:tcPr/>
+          <w:p>
+            <w:pPr>
+              <w:pStyle w:val="Compact"/>
+            </w:pPr>
+            <w:r>
+              <w:t xml:space="preserve">Fusion</w:t>
+            </w:r>
+          </w:p>
+        </w:tc>
+        <w:tc>
+          <w:tcPr/>
+          <w:p>
+            <w:pPr>
+              <w:pStyle w:val="Compact"/>
+            </w:pPr>
+            <w:r>
+              <w:t xml:space="preserve">Gated Cross-Modal Attention</w:t>
+            </w:r>
+          </w:p>
+        </w:tc>
+      </w:tr>
+      <w:tr>
+        <w:tc>
+          <w:tcPr/>
+          <w:p>
+            <w:pPr>
+              <w:pStyle w:val="Compact"/>
+            </w:pPr>
+            <w:r>
+              <w:t xml:space="preserve">Shared FC</w:t>
+            </w:r>
+          </w:p>
+        </w:tc>
+        <w:tc>
+          <w:tcPr/>
+          <w:p>
+            <w:pPr>
+              <w:pStyle w:val="Compact"/>
+            </w:pPr>
+            <w:r>
+              <w:t xml:space="preserve">Deep (two-layer, GELU)</w:t>
+            </w:r>
+          </w:p>
+        </w:tc>
+      </w:tr>
+      <w:tr>
+        <w:tc>
+          <w:tcPr/>
+          <w:p>
+            <w:pPr>
+              <w:pStyle w:val="Compact"/>
+            </w:pPr>
+            <w:r>
+              <w:t xml:space="preserve">Batch size</w:t>
+            </w:r>
+          </w:p>
+        </w:tc>
+        <w:tc>
+          <w:tcPr/>
+          <w:p>
+            <w:pPr>
+              <w:pStyle w:val="Compact"/>
+            </w:pPr>
+            <w:r>
+              <w:t xml:space="preserve">16</w:t>
+            </w:r>
+          </w:p>
+        </w:tc>
+      </w:tr>
+      <w:tr>
+        <w:tc>
+          <w:tcPr/>
+          <w:p>
+            <w:pPr>
+              <w:pStyle w:val="Compact"/>
+            </w:pPr>
+            <w:r>
+              <w:t xml:space="preserve">Optimiser</w:t>
+            </w:r>
+          </w:p>
+        </w:tc>
+        <w:tc>
+          <w:tcPr/>
+          <w:p>
+            <w:pPr>
+              <w:pStyle w:val="Compact"/>
+            </w:pPr>
+            <w:r>
+              <w:t xml:space="preserve">AdamW (lr = 1×10⁻⁴, weight_decay = 0.02)</w:t>
+            </w:r>
+          </w:p>
+        </w:tc>
+      </w:tr>
+      <w:tr>
+        <w:tc>
+          <w:tcPr/>
+          <w:p>
+            <w:pPr>
+              <w:pStyle w:val="Compact"/>
+            </w:pPr>
+            <w:r>
+              <w:t xml:space="preserve">Label smoothing</w:t>
+            </w:r>
+          </w:p>
+        </w:tc>
+        <w:tc>
+          <w:tcPr/>
+          <w:p>
+            <w:pPr>
+              <w:pStyle w:val="Compact"/>
+            </w:pPr>
+            <w:r>
+              <w:t xml:space="preserve">ε = 0.25</w:t>
+            </w:r>
+          </w:p>
+        </w:tc>
+      </w:tr>
+      <w:tr>
+        <w:tc>
+          <w:tcPr/>
+          <w:p>
+            <w:pPr>
+              <w:pStyle w:val="Compact"/>
+            </w:pPr>
+            <w:r>
+              <w:t xml:space="preserve">Dropout</w:t>
+            </w:r>
+          </w:p>
+        </w:tc>
+        <w:tc>
+          <w:tcPr/>
+          <w:p>
+            <w:pPr>
+              <w:pStyle w:val="Compact"/>
+            </w:pPr>
+            <w:r>
+              <w:t xml:space="preserve">0.5</w:t>
+            </w:r>
+          </w:p>
+        </w:tc>
+      </w:tr>
+      <w:tr>
+        <w:tc>
+          <w:tcPr/>
+          <w:p>
+            <w:pPr>
+              <w:pStyle w:val="Compact"/>
+            </w:pPr>
+            <w:r>
+              <w:t xml:space="preserve">Warmup</w:t>
+            </w:r>
+          </w:p>
+        </w:tc>
+        <w:tc>
+          <w:tcPr/>
+          <w:p>
+            <w:pPr>
+              <w:pStyle w:val="Compact"/>
+            </w:pPr>
+            <w:r>
+              <w:t xml:space="preserve">5 epochs</w:t>
+            </w:r>
+          </w:p>
+        </w:tc>
+      </w:tr>
+      <w:tr>
+        <w:tc>
+          <w:tcPr/>
+          <w:p>
+            <w:pPr>
+              <w:pStyle w:val="Compact"/>
+            </w:pPr>
+            <w:r>
+              <w:t xml:space="preserve">Early stopping</w:t>
+            </w:r>
+          </w:p>
+        </w:tc>
+        <w:tc>
+          <w:tcPr/>
+          <w:p>
+            <w:pPr>
+              <w:pStyle w:val="Compact"/>
+            </w:pPr>
+            <w:r>
+              <w:t xml:space="preserve">patience = 10</w:t>
+            </w:r>
+          </w:p>
+        </w:tc>
+      </w:tr>
+    </w:tbl>
+    <w:bookmarkEnd w:id="62"/>
+    <w:bookmarkStart w:id="75" w:name="training-curves-1"/>
+    <w:p>
+      <w:pPr>
+        <w:pStyle w:val="Heading3"/>
+      </w:pPr>
+      <w:r>
+        <w:t xml:space="preserve">5.2 Training Curves</w:t>
+      </w:r>
+    </w:p>
+    <w:p>
+      <w:pPr>
+        <w:pStyle w:val="FirstParagraph"/>
+      </w:pPr>
+      <w:r>
+        <w:t xml:space="preserve">The model was trained for 40 epochs. The training log (</w:t>
+      </w:r>
+      <w:r>
+        <w:rPr>
+          <w:rStyle w:val="VerbatimChar"/>
+        </w:rPr>
+        <w:t xml:space="preserve">local/logs/training_log.csv</w:t>
+      </w:r>
+      <w:r>
+        <w:t xml:space="preserve">) records four metrics per epoch: training accuracy, training loss, validation accuracy, and validation loss.</w:t>
+      </w:r>
+    </w:p>
+    <w:bookmarkStart w:id="66" w:name="training-and-validation-accuracy"/>
+    <w:p>
+      <w:pPr>
+        <w:pStyle w:val="Heading4"/>
+      </w:pPr>
+      <w:r>
+        <w:t xml:space="preserve">5.2.1 Training and Validation Accuracy</w:t>
+      </w:r>
+    </w:p>
+    <w:p>
+      <w:pPr>
+        <w:pStyle w:val="FirstParagraph"/>
+      </w:pPr>
+      <w:r>
+        <w:rPr>
+          <w:b/>
+          <w:bCs/>
+        </w:rPr>
+        <w:t xml:space="preserve">Figure 5.1</w:t>
+      </w:r>
+      <w:r>
+        <w:t xml:space="preserve"> </w:t>
+      </w:r>
+      <w:r>
+        <w:t xml:space="preserve">shows the training and validation accuracy over 40 epochs. The training accuracy rises from 26.5% (epoch 1) to 80.7% (epoch 40), while validation accuracy increases from 26.9% to 76.3%. The curves follow a characteristic logarithmic growth pattern, with rapid improvement during the warmup phase (epochs 1–5) followed by gradual convergence. The validation accuracy peaks at 76.3% around epoch 36 and plateaus thereafter.</w:t>
+      </w:r>
+    </w:p>
+    <w:p>
+      <w:pPr>
+        <w:pStyle w:val="CaptionedFigure"/>
+      </w:pPr>
+      <w:r>
+        <w:drawing>
+          <wp:inline>
+            <wp:extent cx="5334000" cy="3777076"/>
+            <wp:effectExtent b="0" l="0" r="0" t="0"/>
+            <wp:docPr descr="Training Curves" title="" id="64" name="Picture"/>
+            <a:graphic>
+              <a:graphicData uri="http://schemas.openxmlformats.org/drawingml/2006/picture">
+                <pic:pic>
+                  <pic:nvPicPr>
+                    <pic:cNvPr descr="../multi-model/local/logs/training_curves.png" id="65" name="Picture"/>
+                    <pic:cNvPicPr>
+                      <a:picLocks noChangeArrowheads="1" noChangeAspect="1"/>
+                    </pic:cNvPicPr>
+                  </pic:nvPicPr>
+                  <pic:blipFill>
+                    <a:blip r:embed="rId63"/>
+                    <a:stretch>
+                      <a:fillRect/>
+                    </a:stretch>
+                  </pic:blipFill>
+                  <pic:spPr bwMode="auto">
+                    <a:xfrm>
+                      <a:off x="0" y="0"/>
+                      <a:ext cx="5334000" cy="3777076"/>
+                    </a:xfrm>
+                    <a:prstGeom prst="rect">
+                      <a:avLst/>
+                    </a:prstGeom>
+                    <a:noFill/>
+                    <a:ln w="9525">
+                      <a:noFill/>
+                      <a:headEnd/>
+                      <a:tailEnd/>
+                    </a:ln>
+                  </pic:spPr>
+                </pic:pic>
+              </a:graphicData>
+            </a:graphic>
+          </wp:inline>
+        </w:drawing>
+      </w:r>
+    </w:p>
+    <w:p>
+      <w:pPr>
+        <w:pStyle w:val="ImageCaption"/>
+      </w:pPr>
+      <w:r>
+        <w:t xml:space="preserve">Training Curves</w:t>
+      </w:r>
+    </w:p>
+    <w:p>
+      <w:pPr>
+        <w:pStyle w:val="BodyText"/>
+      </w:pPr>
+      <w:r>
+        <w:rPr>
+          <w:b/>
+          <w:bCs/>
+        </w:rPr>
+        <w:t xml:space="preserve">Figure 5.1:</w:t>
+      </w:r>
+      <w:r>
+        <w:t xml:space="preserve"> </w:t>
+      </w:r>
+      <w:r>
+        <w:t xml:space="preserve">Four-panel training dashboard. Top-left: train vs validation accuracy over epochs. Top-right: train vs validation loss. Bottom-left: per-attribute validation accuracy. Bottom-right: learning rate schedule.</w:t>
+      </w:r>
+    </w:p>
+    <w:bookmarkEnd w:id="66"/>
+    <w:bookmarkStart w:id="70" w:name="loss-convergence"/>
+    <w:p>
+      <w:pPr>
+        <w:pStyle w:val="Heading4"/>
+      </w:pPr>
+      <w:r>
+        <w:t xml:space="preserve">5.2.2 Loss Convergence</w:t>
+      </w:r>
+    </w:p>
+    <w:p>
+      <w:pPr>
+        <w:pStyle w:val="FirstParagraph"/>
+      </w:pPr>
+      <w:r>
+        <w:rPr>
+          <w:b/>
+          <w:bCs/>
+        </w:rPr>
+        <w:t xml:space="preserve">Figure 5.2</w:t>
+      </w:r>
+      <w:r>
+        <w:t xml:space="preserve"> </w:t>
+      </w:r>
+      <w:r>
+        <w:t xml:space="preserve">shows the training and validation loss over 40 epochs. The training loss decreases monotonically from 10.76 (epoch 1) to 5.32 (epoch 40), a 50.6% reduction. The validation loss follows a parallel trajectory, decreasing from 12.21 to 8.53 (30.2% reduction). The train-val loss gap narrows during the warmup phase and stabilises at approximately 3.2 units from epoch 20 onward. The cosine annealing schedule is visible as a gradual deceleration of improvement after epoch 25, consistent with the learning rate approaching η_min = 10⁻⁶.</w:t>
+      </w:r>
+    </w:p>
+    <w:p>
+      <w:pPr>
+        <w:pStyle w:val="CaptionedFigure"/>
+      </w:pPr>
+      <w:r>
+        <w:drawing>
+          <wp:inline>
+            <wp:extent cx="5334000" cy="2629233"/>
+            <wp:effectExtent b="0" l="0" r="0" t="0"/>
+            <wp:docPr descr="Loss Convergence" title="" id="68" name="Picture"/>
+            <a:graphic>
+              <a:graphicData uri="http://schemas.openxmlformats.org/drawingml/2006/picture">
+                <pic:pic>
+                  <pic:nvPicPr>
+                    <pic:cNvPr descr="../multi-model/local/logs/loss_convergence.png" id="69" name="Picture"/>
+                    <pic:cNvPicPr>
+                      <a:picLocks noChangeArrowheads="1" noChangeAspect="1"/>
+                    </pic:cNvPicPr>
+                  </pic:nvPicPr>
+                  <pic:blipFill>
+                    <a:blip r:embed="rId67"/>
+                    <a:stretch>
+                      <a:fillRect/>
+                    </a:stretch>
+                  </pic:blipFill>
+                  <pic:spPr bwMode="auto">
+                    <a:xfrm>
+                      <a:off x="0" y="0"/>
+                      <a:ext cx="5334000" cy="2629233"/>
+                    </a:xfrm>
+                    <a:prstGeom prst="rect">
+                      <a:avLst/>
+                    </a:prstGeom>
+                    <a:noFill/>
+                    <a:ln w="9525">
+                      <a:noFill/>
+                      <a:headEnd/>
+                      <a:tailEnd/>
+                    </a:ln>
+                  </pic:spPr>
+                </pic:pic>
+              </a:graphicData>
+            </a:graphic>
+          </wp:inline>
+        </w:drawing>
+      </w:r>
+    </w:p>
+    <w:p>
+      <w:pPr>
+        <w:pStyle w:val="ImageCaption"/>
+      </w:pPr>
+      <w:r>
+        <w:t xml:space="preserve">Loss Convergence</w:t>
+      </w:r>
+    </w:p>
+    <w:p>
+      <w:pPr>
+        <w:pStyle w:val="BodyText"/>
+      </w:pPr>
+      <w:r>
+        <w:rPr>
+          <w:b/>
+          <w:bCs/>
+        </w:rPr>
+        <w:t xml:space="preserve">Figure 5.2:</w:t>
+      </w:r>
+      <w:r>
+        <w:t xml:space="preserve"> </w:t>
+      </w:r>
+      <w:r>
+        <w:t xml:space="preserve">Loss convergence plot showing training and validation loss over epochs with the gap annotated. The parallel trajectories confirm stable learning without divergence.</w:t>
+      </w:r>
+    </w:p>
+    <w:bookmarkEnd w:id="70"/>
+    <w:bookmarkStart w:id="74" w:name="overfitting-indicator"/>
+    <w:p>
+      <w:pPr>
+        <w:pStyle w:val="Heading4"/>
+      </w:pPr>
+      <w:r>
+        <w:t xml:space="preserve">5.2.3 Overfitting Indicator</w:t>
+      </w:r>
+    </w:p>
+    <w:p>
+      <w:pPr>
+        <w:pStyle w:val="FirstParagraph"/>
+      </w:pPr>
+      <w:r>
+        <w:rPr>
+          <w:b/>
+          <w:bCs/>
+        </w:rPr>
+        <w:t xml:space="preserve">Figure 5.3</w:t>
+      </w:r>
+      <w:r>
+        <w:t xml:space="preserve"> </w:t>
+      </w:r>
+      <w:r>
+        <w:t xml:space="preserve">shows the train-val accuracy gap over 40 epochs, with a 5% threshold line indicating the overfitting boundary. The gap remains below 5% for all 40 epochs, peaking at 4.43% at epoch 40. The negative gap in early epochs (val exceeds train) is expected during warmup when predictions are near-random. The gap stabilises around 2% from epoch 10 onward and grows slowly to 4.4% by epoch 40, confirming that the regularisation strategy (frozen backbone, dropout 0.5, label smoothing 0.25, weight decay 0.02) effectively prevents overfitting on the small dataset.</w:t>
+      </w:r>
+    </w:p>
+    <w:p>
+      <w:pPr>
+        <w:pStyle w:val="CaptionedFigure"/>
+      </w:pPr>
+      <w:r>
+        <w:drawing>
+          <wp:inline>
+            <wp:extent cx="5334000" cy="2627462"/>
+            <wp:effectExtent b="0" l="0" r="0" t="0"/>
+            <wp:docPr descr="Train/Val Gap" title="" id="72" name="Picture"/>
+            <a:graphic>
+              <a:graphicData uri="http://schemas.openxmlformats.org/drawingml/2006/picture">
+                <pic:pic>
+                  <pic:nvPicPr>
+                    <pic:cNvPr descr="../multi-model/local/logs/train_val_gap.png" id="73" name="Picture"/>
+                    <pic:cNvPicPr>
+                      <a:picLocks noChangeArrowheads="1" noChangeAspect="1"/>
+                    </pic:cNvPicPr>
+                  </pic:nvPicPr>
+                  <pic:blipFill>
+                    <a:blip r:embed="rId71"/>
+                    <a:stretch>
+                      <a:fillRect/>
+                    </a:stretch>
+                  </pic:blipFill>
+                  <pic:spPr bwMode="auto">
+                    <a:xfrm>
+                      <a:off x="0" y="0"/>
+                      <a:ext cx="5334000" cy="2627462"/>
+                    </a:xfrm>
+                    <a:prstGeom prst="rect">
+                      <a:avLst/>
+                    </a:prstGeom>
+                    <a:noFill/>
+                    <a:ln w="9525">
+                      <a:noFill/>
+                      <a:headEnd/>
+                      <a:tailEnd/>
+                    </a:ln>
+                  </pic:spPr>
+                </pic:pic>
+              </a:graphicData>
+            </a:graphic>
+          </wp:inline>
+        </w:drawing>
+      </w:r>
+    </w:p>
+    <w:p>
+      <w:pPr>
+        <w:pStyle w:val="ImageCaption"/>
+      </w:pPr>
+      <w:r>
+        <w:t xml:space="preserve">Train/Val Gap</w:t>
+      </w:r>
+    </w:p>
+    <w:p>
+      <w:pPr>
+        <w:pStyle w:val="BodyText"/>
+      </w:pPr>
+      <w:r>
+        <w:rPr>
+          <w:b/>
+          <w:bCs/>
+        </w:rPr>
+        <w:t xml:space="preserve">Figure 5.3:</w:t>
+      </w:r>
+      <w:r>
+        <w:t xml:space="preserve"> </w:t>
+      </w:r>
+      <w:r>
+        <w:t xml:space="preserve">Overfitting indicator showing the train-val accuracy gap over epochs. The dashed red line at 5% marks the overfitting threshold. The gap remains below this threshold throughout training.</w:t>
+      </w:r>
+    </w:p>
+    <w:bookmarkEnd w:id="74"/>
+    <w:bookmarkEnd w:id="75"/>
+    <w:bookmarkStart w:id="85" w:name="evaluation-results"/>
+    <w:p>
+      <w:pPr>
+        <w:pStyle w:val="Heading3"/>
+      </w:pPr>
+      <w:r>
+        <w:t xml:space="preserve">5.3 Evaluation Results</w:t>
+      </w:r>
+    </w:p>
+    <w:p>
+      <w:pPr>
+        <w:pStyle w:val="FirstParagraph"/>
+      </w:pPr>
+      <w:r>
+        <w:t xml:space="preserve">The trained model was evaluated on the held-out validation set (810 samples) using the evaluation script (</w:t>
+      </w:r>
+      <w:r>
+        <w:rPr>
+          <w:rStyle w:val="VerbatimChar"/>
+        </w:rPr>
+        <w:t xml:space="preserve">scripts/evaluate.py</w:t>
+      </w:r>
+      <w:r>
+        <w:t xml:space="preserve">). Results are saved to</w:t>
+      </w:r>
+      <w:r>
+        <w:t xml:space="preserve"> </w:t>
+      </w:r>
+      <w:r>
+        <w:rPr>
+          <w:rStyle w:val="VerbatimChar"/>
+        </w:rPr>
+        <w:t xml:space="preserve">local/eval_results/results.json</w:t>
+      </w:r>
+      <w:r>
+        <w:t xml:space="preserve">.</w:t>
+      </w:r>
+    </w:p>
+    <w:bookmarkStart w:id="76" w:name="overall-performance"/>
+    <w:p>
+      <w:pPr>
+        <w:pStyle w:val="Heading4"/>
+      </w:pPr>
+      <w:r>
+        <w:t xml:space="preserve">5.3.1 Overall Performance</w:t>
+      </w:r>
+    </w:p>
+    <w:tbl>
+      <w:tblPr>
+        <w:tblStyle w:val="Table"/>
+        <w:tblW w:type="auto" w:w="0"/>
+        <w:tblLook w:firstRow="1" w:lastRow="0" w:firstColumn="0" w:lastColumn="0" w:noHBand="0" w:noVBand="0" w:val="0020"/>
+      </w:tblPr>
+      <w:tblGrid>
+        <w:gridCol w:w="3960"/>
+        <w:gridCol w:w="3960"/>
+      </w:tblGrid>
+      <w:tr>
+        <w:trPr>
+          <w:tblHeader w:val="on"/>
+        </w:trPr>
+        <w:tc>
+          <w:tcPr/>
+          <w:p>
+            <w:pPr>
+              <w:pStyle w:val="Compact"/>
+            </w:pPr>
+            <w:r>
+              <w:t xml:space="preserve">Metric</w:t>
+            </w:r>
+          </w:p>
+        </w:tc>
+        <w:tc>
+          <w:tcPr/>
+          <w:p>
+            <w:pPr>
+              <w:pStyle w:val="Compact"/>
+            </w:pPr>
+            <w:r>
+              <w:t xml:space="preserve">Value</w:t>
+            </w:r>
+          </w:p>
+        </w:tc>
+      </w:tr>
+      <w:tr>
+        <w:tc>
+          <w:tcPr/>
+          <w:p>
+            <w:pPr>
+              <w:pStyle w:val="Compact"/>
+            </w:pPr>
+            <w:r>
+              <w:t xml:space="preserve">Overall mean accuracy</w:t>
+            </w:r>
+          </w:p>
+        </w:tc>
+        <w:tc>
+          <w:tcPr/>
+          <w:p>
+            <w:pPr>
+              <w:pStyle w:val="Compact"/>
+            </w:pPr>
+            <w:r>
+              <w:t xml:space="preserve">75.34%</w:t>
+            </w:r>
+          </w:p>
+        </w:tc>
+      </w:tr>
+      <w:tr>
+        <w:tc>
+          <w:tcPr/>
+          <w:p>
+            <w:pPr>
+              <w:pStyle w:val="Compact"/>
+            </w:pPr>
+            <w:r>
+              <w:t xml:space="preserve">Total validation samples</w:t>
+            </w:r>
+          </w:p>
+        </w:tc>
+        <w:tc>
+          <w:tcPr/>
+          <w:p>
+            <w:pPr>
+              <w:pStyle w:val="Compact"/>
+            </w:pPr>
+            <w:r>
+              <w:t xml:space="preserve">810</w:t>
+            </w:r>
+          </w:p>
+        </w:tc>
+      </w:tr>
+      <w:tr>
+        <w:tc>
+          <w:tcPr/>
+          <w:p>
+            <w:pPr>
+              <w:pStyle w:val="Compact"/>
+            </w:pPr>
+            <w:r>
+              <w:t xml:space="preserve">Number of attributes</w:t>
+            </w:r>
+          </w:p>
+        </w:tc>
+        <w:tc>
+          <w:tcPr/>
+          <w:p>
+            <w:pPr>
+              <w:pStyle w:val="Compact"/>
+            </w:pPr>
+            <w:r>
+              <w:t xml:space="preserve">8</w:t>
+            </w:r>
+          </w:p>
+        </w:tc>
+      </w:tr>
+      <w:tr>
+        <w:tc>
+          <w:tcPr/>
+          <w:p>
+            <w:pPr>
+              <w:pStyle w:val="Compact"/>
+            </w:pPr>
+            <w:r>
+              <w:t xml:space="preserve">Best single attribute</w:t>
+            </w:r>
+          </w:p>
+        </w:tc>
+        <w:tc>
+          <w:tcPr/>
+          <w:p>
+            <w:pPr>
+              <w:pStyle w:val="Compact"/>
+            </w:pPr>
+            <w:r>
+              <w:t xml:space="preserve">theme (99.75%)</w:t>
+            </w:r>
+          </w:p>
+        </w:tc>
+      </w:tr>
+      <w:tr>
+        <w:tc>
+          <w:tcPr/>
+          <w:p>
+            <w:pPr>
+              <w:pStyle w:val="Compact"/>
+            </w:pPr>
+            <w:r>
+              <w:t xml:space="preserve">Worst single attribute</w:t>
+            </w:r>
+          </w:p>
+        </w:tc>
+        <w:tc>
+          <w:tcPr/>
+          <w:p>
+            <w:pPr>
+              <w:pStyle w:val="Compact"/>
+            </w:pPr>
+            <w:r>
+              <w:t xml:space="preserve">likelihood_shares (44.44%)</w:t>
+            </w:r>
+          </w:p>
+        </w:tc>
+      </w:tr>
+    </w:tbl>
+    <w:bookmarkEnd w:id="76"/>
+    <w:bookmarkStart w:id="80" w:name="per-attribute-performance-1"/>
+    <w:p>
+      <w:pPr>
+        <w:pStyle w:val="Heading4"/>
+      </w:pPr>
+      <w:r>
+        <w:t xml:space="preserve">5.3.2 Per-Attribute Performance</w:t>
+      </w:r>
+    </w:p>
+    <w:p>
+      <w:pPr>
+        <w:pStyle w:val="FirstParagraph"/>
+      </w:pPr>
+      <w:r>
+        <w:rPr>
+          <w:b/>
+          <w:bCs/>
+        </w:rPr>
+        <w:t xml:space="preserve">Figure 5.4</w:t>
+      </w:r>
+      <w:r>
+        <w:t xml:space="preserve"> </w:t>
+      </w:r>
+      <w:r>
+        <w:t xml:space="preserve">shows the per-attribute accuracy, precision, recall, and F1 scores. The attributes cluster into three performance tiers:</w:t>
+      </w:r>
+    </w:p>
+    <w:p>
+      <w:pPr>
+        <w:pStyle w:val="Compact"/>
+        <w:numPr>
+          <w:ilvl w:val="0"/>
+          <w:numId w:val="1049"/>
+        </w:numPr>
+      </w:pPr>
+      <w:r>
+        <w:rPr>
+          <w:b/>
+          <w:bCs/>
+        </w:rPr>
+        <w:t xml:space="preserve">High (≥ 88%):</w:t>
+      </w:r>
+      <w:r>
+        <w:t xml:space="preserve"> </w:t>
+      </w:r>
+      <w:r>
+        <w:t xml:space="preserve">theme (99.8%), emotion (92.8%), sentiment (88.3%), trust_safety (88.0%) — these attributes have strong visual and textual cues that the model learns effectively.</w:t>
+      </w:r>
+    </w:p>
+    <w:p>
+      <w:pPr>
+        <w:pStyle w:val="Compact"/>
+        <w:numPr>
+          <w:ilvl w:val="0"/>
+          <w:numId w:val="1049"/>
+        </w:numPr>
+      </w:pPr>
+      <w:r>
+        <w:rPr>
+          <w:b/>
+          <w:bCs/>
+        </w:rPr>
+        <w:t xml:space="preserve">Moderate (59–64%):</w:t>
+      </w:r>
+      <w:r>
+        <w:t xml:space="preserve"> </w:t>
+      </w:r>
+      <w:r>
+        <w:t xml:space="preserve">dominant_colour (63.5%), attention_score (59.8%) — partial signal extraction; dominant_colour benefits from the visual encoder but has 10 classes, while attention_score has weak content correlation.</w:t>
+      </w:r>
+    </w:p>
+    <w:p>
+      <w:pPr>
+        <w:pStyle w:val="Compact"/>
+        <w:numPr>
+          <w:ilvl w:val="0"/>
+          <w:numId w:val="1049"/>
+        </w:numPr>
+      </w:pPr>
+      <w:r>
+        <w:rPr>
+          <w:b/>
+          <w:bCs/>
+        </w:rPr>
+        <w:t xml:space="preserve">Low (≤ 54%):</w:t>
+      </w:r>
+      <w:r>
+        <w:t xml:space="preserve"> </w:t>
+      </w:r>
+      <w:r>
+        <w:t xml:space="preserve">predicted_ctr (54.3%), likelihood_shares (44.4%) — near-chance performance, consistent with Cramér’s V ≈ 0.02–0.04 in the EDA.</w:t>
+      </w:r>
+    </w:p>
+    <w:p>
+      <w:pPr>
+        <w:pStyle w:val="CaptionedFigure"/>
+      </w:pPr>
+      <w:r>
+        <w:drawing>
+          <wp:inline>
+            <wp:extent cx="5334000" cy="1777201"/>
+            <wp:effectExtent b="0" l="0" r="0" t="0"/>
+            <wp:docPr descr="Per-Attribute Metrics" title="" id="78" name="Picture"/>
+            <a:graphic>
+              <a:graphicData uri="http://schemas.openxmlformats.org/drawingml/2006/picture">
+                <pic:pic>
+                  <pic:nvPicPr>
+                    <pic:cNvPr descr="../multi-model/local/eval_results/per_attribute_metrics.png" id="79" name="Picture"/>
+                    <pic:cNvPicPr>
+                      <a:picLocks noChangeArrowheads="1" noChangeAspect="1"/>
+                    </pic:cNvPicPr>
+                  </pic:nvPicPr>
+                  <pic:blipFill>
+                    <a:blip r:embed="rId77"/>
+                    <a:stretch>
+                      <a:fillRect/>
+                    </a:stretch>
+                  </pic:blipFill>
+                  <pic:spPr bwMode="auto">
+                    <a:xfrm>
+                      <a:off x="0" y="0"/>
+                      <a:ext cx="5334000" cy="1777201"/>
+                    </a:xfrm>
+                    <a:prstGeom prst="rect">
+                      <a:avLst/>
+                    </a:prstGeom>
+                    <a:noFill/>
+                    <a:ln w="9525">
+                      <a:noFill/>
+                      <a:headEnd/>
+                      <a:tailEnd/>
+                    </a:ln>
+                  </pic:spPr>
+                </pic:pic>
+              </a:graphicData>
+            </a:graphic>
+          </wp:inline>
+        </w:drawing>
+      </w:r>
+    </w:p>
+    <w:p>
+      <w:pPr>
+        <w:pStyle w:val="ImageCaption"/>
+      </w:pPr>
+      <w:r>
+        <w:t xml:space="preserve">Per-Attribute Metrics</w:t>
+      </w:r>
+    </w:p>
+    <w:p>
+      <w:pPr>
+        <w:pStyle w:val="BodyText"/>
+      </w:pPr>
+      <w:r>
+        <w:rPr>
+          <w:b/>
+          <w:bCs/>
+        </w:rPr>
+        <w:t xml:space="preserve">Figure 5.4:</w:t>
+      </w:r>
+      <w:r>
+        <w:t xml:space="preserve"> </w:t>
+      </w:r>
+      <w:r>
+        <w:t xml:space="preserve">Per-attribute accuracy, precision, recall, and F1 scores. The chart clearly shows the three performance tiers.</w:t>
+      </w:r>
+    </w:p>
+    <w:bookmarkEnd w:id="80"/>
+    <w:bookmarkStart w:id="84" w:name="macro-vs-weighted-f1"/>
+    <w:p>
+      <w:pPr>
+        <w:pStyle w:val="Heading4"/>
+      </w:pPr>
+      <w:r>
+        <w:t xml:space="preserve">5.3.3 Macro vs Weighted F1</w:t>
+      </w:r>
+    </w:p>
+    <w:p>
+      <w:pPr>
+        <w:pStyle w:val="FirstParagraph"/>
+      </w:pPr>
+      <w:r>
+        <w:rPr>
+          <w:b/>
+          <w:bCs/>
+        </w:rPr>
+        <w:t xml:space="preserve">Figure 5.5</w:t>
+      </w:r>
+      <w:r>
+        <w:t xml:space="preserve"> </w:t>
+      </w:r>
+      <w:r>
+        <w:t xml:space="preserve">compares macro-averaged F1 with weighted-averaged F1 across all attributes. The two metrics are nearly identical (difference &lt; 0.5%), indicating that class imbalance within attributes does not significantly bias the evaluation. Macro F1 is preferred for this analysis because it weights each class equally regardless of frequency, providing a more honest assessment of per-class performance.</w:t>
+      </w:r>
+    </w:p>
+    <w:p>
+      <w:pPr>
+        <w:pStyle w:val="CaptionedFigure"/>
+      </w:pPr>
+      <w:r>
+        <w:drawing>
+          <wp:inline>
+            <wp:extent cx="5334000" cy="3984705"/>
+            <wp:effectExtent b="0" l="0" r="0" t="0"/>
+            <wp:docPr descr="Macro vs Weighted" title="" id="82" name="Picture"/>
+            <a:graphic>
+              <a:graphicData uri="http://schemas.openxmlformats.org/drawingml/2006/picture">
+                <pic:pic>
+                  <pic:nvPicPr>
+                    <pic:cNvPr descr="../multi-model/local/eval_results/macro_weighted_comparison.png" id="83" name="Picture"/>
+                    <pic:cNvPicPr>
+                      <a:picLocks noChangeArrowheads="1" noChangeAspect="1"/>
+                    </pic:cNvPicPr>
+                  </pic:nvPicPr>
+                  <pic:blipFill>
+                    <a:blip r:embed="rId81"/>
+                    <a:stretch>
+                      <a:fillRect/>
+                    </a:stretch>
+                  </pic:blipFill>
+                  <pic:spPr bwMode="auto">
+                    <a:xfrm>
+                      <a:off x="0" y="0"/>
+                      <a:ext cx="5334000" cy="3984705"/>
+                    </a:xfrm>
+                    <a:prstGeom prst="rect">
+                      <a:avLst/>
+                    </a:prstGeom>
+                    <a:noFill/>
+                    <a:ln w="9525">
+                      <a:noFill/>
+                      <a:headEnd/>
+                      <a:tailEnd/>
+                    </a:ln>
+                  </pic:spPr>
+                </pic:pic>
+              </a:graphicData>
+            </a:graphic>
+          </wp:inline>
+        </w:drawing>
+      </w:r>
+    </w:p>
+    <w:p>
+      <w:pPr>
+        <w:pStyle w:val="ImageCaption"/>
+      </w:pPr>
+      <w:r>
+        <w:t xml:space="preserve">Macro vs Weighted</w:t>
+      </w:r>
+    </w:p>
+    <w:p>
+      <w:pPr>
+        <w:pStyle w:val="BodyText"/>
+      </w:pPr>
+      <w:r>
+        <w:rPr>
+          <w:b/>
+          <w:bCs/>
+        </w:rPr>
+        <w:t xml:space="preserve">Figure 5.5:</w:t>
+      </w:r>
+      <w:r>
+        <w:t xml:space="preserve"> </w:t>
+      </w:r>
+      <w:r>
+        <w:t xml:space="preserve">Comparison of macro-averaged and weighted-averaged F1 scores across attributes.</w:t>
+      </w:r>
+    </w:p>
+    <w:bookmarkEnd w:id="84"/>
+    <w:bookmarkEnd w:id="85"/>
+    <w:bookmarkStart w:id="89" w:name="confusion-matrix-analysis"/>
+    <w:p>
+      <w:pPr>
+        <w:pStyle w:val="Heading3"/>
+      </w:pPr>
+      <w:r>
+        <w:t xml:space="preserve">5.4 Confusion Matrix Analysis</w:t>
+      </w:r>
+    </w:p>
+    <w:p>
+      <w:pPr>
+        <w:pStyle w:val="FirstParagraph"/>
+      </w:pPr>
+      <w:r>
+        <w:rPr>
+          <w:b/>
+          <w:bCs/>
+        </w:rPr>
+        <w:t xml:space="preserve">Figure 5.6</w:t>
+      </w:r>
+      <w:r>
+        <w:t xml:space="preserve"> </w:t>
+      </w:r>
+      <w:r>
+        <w:t xml:space="preserve">shows the confusion matrices for all eight attributes. Key patterns observed:</w:t>
+      </w:r>
+    </w:p>
+    <w:p>
+      <w:pPr>
+        <w:numPr>
+          <w:ilvl w:val="0"/>
+          <w:numId w:val="1050"/>
+        </w:numPr>
+      </w:pPr>
+      <w:r>
+        <w:rPr>
+          <w:b/>
+          <w:bCs/>
+        </w:rPr>
+        <w:t xml:space="preserve">theme:</w:t>
+      </w:r>
+      <w:r>
+        <w:t xml:space="preserve"> </w:t>
+      </w:r>
+      <w:r>
+        <w:t xml:space="preserve">Near-diagonal matrix with only 2 off-diagonal entries out of 810 samples. The model has learned near-perfect category discrimination.</w:t>
+      </w:r>
+    </w:p>
+    <w:p>
+      <w:pPr>
+        <w:numPr>
+          <w:ilvl w:val="0"/>
+          <w:numId w:val="1050"/>
+        </w:numPr>
+      </w:pPr>
+      <w:r>
+        <w:rPr>
+          <w:b/>
+          <w:bCs/>
+        </w:rPr>
+        <w:t xml:space="preserve">sentiment:</w:t>
+      </w:r>
+      <w:r>
+        <w:t xml:space="preserve"> </w:t>
+      </w:r>
+      <w:r>
+        <w:t xml:space="preserve">The Neutral class is the most confused, with samples misclassified as both Negative and Positive. This is expected — neutral ads often share features with both positive and negative sentiment.</w:t>
+      </w:r>
+    </w:p>
+    <w:p>
+      <w:pPr>
+        <w:numPr>
+          <w:ilvl w:val="0"/>
+          <w:numId w:val="1050"/>
+        </w:numPr>
+      </w:pPr>
+      <w:r>
+        <w:rPr>
+          <w:b/>
+          <w:bCs/>
+        </w:rPr>
+        <w:t xml:space="preserve">emotion:</w:t>
+      </w:r>
+      <w:r>
+        <w:t xml:space="preserve"> </w:t>
+      </w:r>
+      <w:r>
+        <w:t xml:space="preserve">The matrix shows a clean diagonal with minor confusion between adjacent emotions (Excitement↔Joy, Anger↔Fear). The model captures the affective spectrum well.</w:t>
+      </w:r>
+    </w:p>
+    <w:p>
+      <w:pPr>
+        <w:numPr>
+          <w:ilvl w:val="0"/>
+          <w:numId w:val="1050"/>
+        </w:numPr>
+      </w:pPr>
+      <w:r>
+        <w:rPr>
+          <w:b/>
+          <w:bCs/>
+        </w:rPr>
+        <w:t xml:space="preserve">dominant_colour:</w:t>
+      </w:r>
+      <w:r>
+        <w:t xml:space="preserve"> </w:t>
+      </w:r>
+      <w:r>
+        <w:t xml:space="preserve">Significant off-diagonal spread, particularly between visually similar colour pairs (Black↔Grey, Black↔Blue, Orange↔Red). These confusions reflect genuine visual similarity in advertisement imagery.</w:t>
+      </w:r>
+    </w:p>
+    <w:p>
+      <w:pPr>
+        <w:numPr>
+          <w:ilvl w:val="0"/>
+          <w:numId w:val="1050"/>
+        </w:numPr>
+      </w:pPr>
+      <w:r>
+        <w:rPr>
+          <w:b/>
+          <w:bCs/>
+        </w:rPr>
+        <w:t xml:space="preserve">engagement metrics (attention_score, predicted_ctr, likelihood_shares):</w:t>
+      </w:r>
+      <w:r>
+        <w:t xml:space="preserve"> </w:t>
+      </w:r>
+      <w:r>
+        <w:t xml:space="preserve">The confusion matrices show broad off-diagonal patterns, confirming that these attributes are not reliably predictable from content alone.</w:t>
+      </w:r>
+    </w:p>
+    <w:p>
+      <w:pPr>
+        <w:pStyle w:val="CaptionedFigure"/>
+      </w:pPr>
+      <w:r>
+        <w:drawing>
+          <wp:inline>
+            <wp:extent cx="5334000" cy="4225636"/>
+            <wp:effectExtent b="0" l="0" r="0" t="0"/>
+            <wp:docPr descr="Confusion Matrices" title="" id="87" name="Picture"/>
+            <a:graphic>
+              <a:graphicData uri="http://schemas.openxmlformats.org/drawingml/2006/picture">
+                <pic:pic>
+                  <pic:nvPicPr>
+                    <pic:cNvPr descr="../multi-model/local/eval_results/confusion_matrices.png" id="88" name="Picture"/>
+                    <pic:cNvPicPr>
+                      <a:picLocks noChangeArrowheads="1" noChangeAspect="1"/>
+                    </pic:cNvPicPr>
+                  </pic:nvPicPr>
+                  <pic:blipFill>
+                    <a:blip r:embed="rId86"/>
+                    <a:stretch>
+                      <a:fillRect/>
+                    </a:stretch>
+                  </pic:blipFill>
+                  <pic:spPr bwMode="auto">
+                    <a:xfrm>
+                      <a:off x="0" y="0"/>
+                      <a:ext cx="5334000" cy="4225636"/>
+                    </a:xfrm>
+                    <a:prstGeom prst="rect">
+                      <a:avLst/>
+                    </a:prstGeom>
+                    <a:noFill/>
+                    <a:ln w="9525">
+                      <a:noFill/>
+                      <a:headEnd/>
+                      <a:tailEnd/>
+                    </a:ln>
+                  </pic:spPr>
+                </pic:pic>
+              </a:graphicData>
+            </a:graphic>
+          </wp:inline>
+        </w:drawing>
+      </w:r>
+    </w:p>
+    <w:p>
+      <w:pPr>
+        <w:pStyle w:val="ImageCaption"/>
+      </w:pPr>
+      <w:r>
+        <w:t xml:space="preserve">Confusion Matrices</w:t>
+      </w:r>
+    </w:p>
+    <w:p>
+      <w:pPr>
+        <w:pStyle w:val="BodyText"/>
+      </w:pPr>
+      <w:r>
+        <w:rPr>
+          <w:b/>
+          <w:bCs/>
+        </w:rPr>
+        <w:t xml:space="preserve">Figure 5.6:</w:t>
+      </w:r>
+      <w:r>
+        <w:t xml:space="preserve"> </w:t>
+      </w:r>
+      <w:r>
+        <w:t xml:space="preserve">Confusion matrices for all eight attributes. Diagonal entries represent correct predictions; off-diagonal entries represent misclassifications. The matrix size varies by attribute (9×9 for theme, 5×5 for emotion, 3×3 for binary/trinary attributes, 10×10 for dominant_colour).</w:t>
+      </w:r>
+    </w:p>
+    <w:bookmarkEnd w:id="89"/>
+    <w:bookmarkStart w:id="92" w:name="error-analysis"/>
+    <w:p>
+      <w:pPr>
+        <w:pStyle w:val="Heading3"/>
+      </w:pPr>
+      <w:r>
+        <w:t xml:space="preserve">5.5 Error Analysis</w:t>
+      </w:r>
+    </w:p>
+    <w:bookmarkStart w:id="90" w:name="systematic-misclassification-patterns"/>
+    <w:p>
+      <w:pPr>
+        <w:pStyle w:val="Heading4"/>
+      </w:pPr>
+      <w:r>
+        <w:t xml:space="preserve">5.5.1 Systematic Misclassification Patterns</w:t>
+      </w:r>
+    </w:p>
+    <w:p>
+      <w:pPr>
+        <w:numPr>
+          <w:ilvl w:val="0"/>
+          <w:numId w:val="1051"/>
+        </w:numPr>
+      </w:pPr>
+      <w:r>
+        <w:rPr>
+          <w:b/>
+          <w:bCs/>
+        </w:rPr>
+        <w:t xml:space="preserve">Neutral sentiment confusion:</w:t>
+      </w:r>
+      <w:r>
+        <w:t xml:space="preserve"> </w:t>
+      </w:r>
+      <w:r>
+        <w:t xml:space="preserve">Approximately 20% of Neutral samples are misclassified as Negative or Positive. This reflects the inherent ambiguity of neutral ad copy that contains mild positive or negative language.</w:t>
+      </w:r>
+    </w:p>
+    <w:p>
+      <w:pPr>
+        <w:numPr>
+          <w:ilvl w:val="0"/>
+          <w:numId w:val="1051"/>
+        </w:numPr>
+      </w:pPr>
+      <w:r>
+        <w:rPr>
+          <w:b/>
+          <w:bCs/>
+        </w:rPr>
+        <w:t xml:space="preserve">Colour ambiguity:</w:t>
+      </w:r>
+      <w:r>
+        <w:t xml:space="preserve"> </w:t>
+      </w:r>
+      <w:r>
+        <w:t xml:space="preserve">Grey is confused with Black and Brown with Orange. These confusions are visually plausible — the colour boundaries are subjective and lighting-dependent in advertisement photography.</w:t>
+      </w:r>
+    </w:p>
+    <w:p>
+      <w:pPr>
+        <w:numPr>
+          <w:ilvl w:val="0"/>
+          <w:numId w:val="1051"/>
+        </w:numPr>
+      </w:pPr>
+      <w:r>
+        <w:rPr>
+          <w:b/>
+          <w:bCs/>
+        </w:rPr>
+        <w:t xml:space="preserve">Engagement metric randomness:</w:t>
+      </w:r>
+      <w:r>
+        <w:t xml:space="preserve"> </w:t>
+      </w:r>
+      <w:r>
+        <w:t xml:space="preserve">The engagement attributes (predicted_ctr, likelihood_shares) show no systematic pattern — errors are distributed across all class pairs, consistent with random prediction.</w:t>
+      </w:r>
+    </w:p>
+    <w:bookmarkEnd w:id="90"/>
+    <w:bookmarkStart w:id="91" w:name="attribute-difficulty-ranking"/>
+    <w:p>
+      <w:pPr>
+        <w:pStyle w:val="Heading4"/>
+      </w:pPr>
+      <w:r>
+        <w:t xml:space="preserve">5.5.2 Attribute Difficulty Ranking</w:t>
+      </w:r>
+    </w:p>
+    <w:p>
+      <w:pPr>
+        <w:pStyle w:val="FirstParagraph"/>
+      </w:pPr>
+      <w:r>
+        <w:t xml:space="preserve">Based on macro F1 score:</w:t>
+      </w:r>
+    </w:p>
+    <w:tbl>
+      <w:tblPr>
+        <w:tblStyle w:val="Table"/>
+        <w:tblW w:type="auto" w:w="0"/>
+        <w:tblLook w:firstRow="1" w:lastRow="0" w:firstColumn="0" w:lastColumn="0" w:noHBand="0" w:noVBand="0" w:val="0020"/>
+      </w:tblPr>
+      <w:tblGrid>
+        <w:gridCol w:w="1980"/>
+        <w:gridCol w:w="1980"/>
+        <w:gridCol w:w="1980"/>
+        <w:gridCol w:w="1980"/>
+      </w:tblGrid>
+      <w:tr>
+        <w:trPr>
+          <w:tblHeader w:val="on"/>
+        </w:trPr>
+        <w:tc>
+          <w:tcPr/>
+          <w:p>
+            <w:pPr>
+              <w:pStyle w:val="Compact"/>
+            </w:pPr>
+            <w:r>
+              <w:t xml:space="preserve">Rank</w:t>
+            </w:r>
+          </w:p>
+        </w:tc>
+        <w:tc>
+          <w:tcPr/>
+          <w:p>
+            <w:pPr>
+              <w:pStyle w:val="Compact"/>
+            </w:pPr>
+            <w:r>
+              <w:t xml:space="preserve">Attribute</w:t>
+            </w:r>
+          </w:p>
+        </w:tc>
+        <w:tc>
+          <w:tcPr/>
+          <w:p>
+            <w:pPr>
+              <w:pStyle w:val="Compact"/>
+            </w:pPr>
+            <w:r>
+              <w:t xml:space="preserve">F1 (macro)</w:t>
+            </w:r>
+          </w:p>
+        </w:tc>
+        <w:tc>
+          <w:tcPr/>
+          <w:p>
+            <w:pPr>
+              <w:pStyle w:val="Compact"/>
+            </w:pPr>
+            <w:r>
+              <w:t xml:space="preserve">Difficulty</w:t>
+            </w:r>
+          </w:p>
+        </w:tc>
+      </w:tr>
+      <w:tr>
+        <w:tc>
+          <w:tcPr/>
+          <w:p>
+            <w:pPr>
+              <w:pStyle w:val="Compact"/>
+            </w:pPr>
+            <w:r>
+              <w:t xml:space="preserve">1</w:t>
+            </w:r>
+          </w:p>
+        </w:tc>
+        <w:tc>
+          <w:tcPr/>
+          <w:p>
+            <w:pPr>
+              <w:pStyle w:val="Compact"/>
+            </w:pPr>
+            <w:r>
+              <w:t xml:space="preserve">theme</w:t>
+            </w:r>
+          </w:p>
+        </w:tc>
+        <w:tc>
+          <w:tcPr/>
+          <w:p>
+            <w:pPr>
+              <w:pStyle w:val="Compact"/>
+            </w:pPr>
+            <w:r>
+              <w:t xml:space="preserve">0.998</w:t>
+            </w:r>
+          </w:p>
+        </w:tc>
+        <w:tc>
+          <w:tcPr/>
+          <w:p>
+            <w:pPr>
+              <w:pStyle w:val="Compact"/>
+            </w:pPr>
+            <w:r>
+              <w:t xml:space="preserve">Solved</w:t>
+            </w:r>
+          </w:p>
+        </w:tc>
+      </w:tr>
+      <w:tr>
+        <w:tc>
+          <w:tcPr/>
+          <w:p>
+            <w:pPr>
+              <w:pStyle w:val="Compact"/>
+            </w:pPr>
+            <w:r>
+              <w:t xml:space="preserve">2</w:t>
+            </w:r>
+          </w:p>
+        </w:tc>
+        <w:tc>
+          <w:tcPr/>
+          <w:p>
+            <w:pPr>
+              <w:pStyle w:val="Compact"/>
+            </w:pPr>
+            <w:r>
+              <w:t xml:space="preserve">emotion</w:t>
+            </w:r>
+          </w:p>
+        </w:tc>
+        <w:tc>
+          <w:tcPr/>
+          <w:p>
+            <w:pPr>
+              <w:pStyle w:val="Compact"/>
+            </w:pPr>
+            <w:r>
+              <w:t xml:space="preserve">0.927</w:t>
+            </w:r>
+          </w:p>
+        </w:tc>
+        <w:tc>
+          <w:tcPr/>
+          <w:p>
+            <w:pPr>
+              <w:pStyle w:val="Compact"/>
+            </w:pPr>
+            <w:r>
+              <w:t xml:space="preserve">Easy</w:t>
+            </w:r>
+          </w:p>
+        </w:tc>
+      </w:tr>
+      <w:tr>
+        <w:tc>
+          <w:tcPr/>
+          <w:p>
+            <w:pPr>
+              <w:pStyle w:val="Compact"/>
+            </w:pPr>
+            <w:r>
+              <w:t xml:space="preserve">3</w:t>
+            </w:r>
+          </w:p>
+        </w:tc>
+        <w:tc>
+          <w:tcPr/>
+          <w:p>
+            <w:pPr>
+              <w:pStyle w:val="Compact"/>
+            </w:pPr>
+            <w:r>
+              <w:t xml:space="preserve">sentiment</w:t>
+            </w:r>
+          </w:p>
+        </w:tc>
+        <w:tc>
+          <w:tcPr/>
+          <w:p>
+            <w:pPr>
+              <w:pStyle w:val="Compact"/>
+            </w:pPr>
+            <w:r>
+              <w:t xml:space="preserve">0.879</w:t>
+            </w:r>
+          </w:p>
+        </w:tc>
+        <w:tc>
+          <w:tcPr/>
+          <w:p>
+            <w:pPr>
+              <w:pStyle w:val="Compact"/>
+            </w:pPr>
+            <w:r>
+              <w:t xml:space="preserve">Moderate</w:t>
+            </w:r>
+          </w:p>
+        </w:tc>
+      </w:tr>
+      <w:tr>
+        <w:tc>
+          <w:tcPr/>
+          <w:p>
+            <w:pPr>
+              <w:pStyle w:val="Compact"/>
+            </w:pPr>
+            <w:r>
+              <w:t xml:space="preserve">4</w:t>
+            </w:r>
+          </w:p>
+        </w:tc>
+        <w:tc>
+          <w:tcPr/>
+          <w:p>
+            <w:pPr>
+              <w:pStyle w:val="Compact"/>
+            </w:pPr>
+            <w:r>
+              <w:t xml:space="preserve">trust_safety</w:t>
+            </w:r>
+          </w:p>
+        </w:tc>
+        <w:tc>
+          <w:tcPr/>
+          <w:p>
+            <w:pPr>
+              <w:pStyle w:val="Compact"/>
+            </w:pPr>
+            <w:r>
+              <w:t xml:space="preserve">0.873</w:t>
+            </w:r>
+          </w:p>
+        </w:tc>
+        <w:tc>
+          <w:tcPr/>
+          <w:p>
+            <w:pPr>
+              <w:pStyle w:val="Compact"/>
+            </w:pPr>
+            <w:r>
+              <w:t xml:space="preserve">Moderate</w:t>
+            </w:r>
+          </w:p>
+        </w:tc>
+      </w:tr>
+      <w:tr>
+        <w:tc>
+          <w:tcPr/>
+          <w:p>
+            <w:pPr>
+              <w:pStyle w:val="Compact"/>
+            </w:pPr>
+            <w:r>
+              <w:t xml:space="preserve">5</w:t>
+            </w:r>
+          </w:p>
+        </w:tc>
+        <w:tc>
+          <w:tcPr/>
+          <w:p>
+            <w:pPr>
+              <w:pStyle w:val="Compact"/>
+            </w:pPr>
+            <w:r>
+              <w:t xml:space="preserve">dominant_colour</w:t>
+            </w:r>
+          </w:p>
+        </w:tc>
+        <w:tc>
+          <w:tcPr/>
+          <w:p>
+            <w:pPr>
+              <w:pStyle w:val="Compact"/>
+            </w:pPr>
+            <w:r>
+              <w:t xml:space="preserve">0.592</w:t>
+            </w:r>
+          </w:p>
+        </w:tc>
+        <w:tc>
+          <w:tcPr/>
+          <w:p>
+            <w:pPr>
+              <w:pStyle w:val="Compact"/>
+            </w:pPr>
+            <w:r>
+              <w:t xml:space="preserve">Hard</w:t>
+            </w:r>
+          </w:p>
+        </w:tc>
+      </w:tr>
+      <w:tr>
+        <w:tc>
+          <w:tcPr/>
+          <w:p>
+            <w:pPr>
+              <w:pStyle w:val="Compact"/>
+            </w:pPr>
+            <w:r>
+              <w:t xml:space="preserve">6</w:t>
+            </w:r>
+          </w:p>
+        </w:tc>
+        <w:tc>
+          <w:tcPr/>
+          <w:p>
+            <w:pPr>
+              <w:pStyle w:val="Compact"/>
+            </w:pPr>
+            <w:r>
+              <w:t xml:space="preserve">predicted_ctr</w:t>
+            </w:r>
+          </w:p>
+        </w:tc>
+        <w:tc>
+          <w:tcPr/>
+          <w:p>
+            <w:pPr>
+              <w:pStyle w:val="Compact"/>
+            </w:pPr>
+            <w:r>
+              <w:t xml:space="preserve">0.511</w:t>
+            </w:r>
+          </w:p>
+        </w:tc>
+        <w:tc>
+          <w:tcPr/>
+          <w:p>
+            <w:pPr>
+              <w:pStyle w:val="Compact"/>
+            </w:pPr>
+            <w:r>
+              <w:t xml:space="preserve">Very hard</w:t>
+            </w:r>
+          </w:p>
+        </w:tc>
+      </w:tr>
+      <w:tr>
+        <w:tc>
+          <w:tcPr/>
+          <w:p>
+            <w:pPr>
+              <w:pStyle w:val="Compact"/>
+            </w:pPr>
+            <w:r>
+              <w:t xml:space="preserve">7</w:t>
+            </w:r>
+          </w:p>
+        </w:tc>
+        <w:tc>
+          <w:tcPr/>
+          <w:p>
+            <w:pPr>
+              <w:pStyle w:val="Compact"/>
+            </w:pPr>
+            <w:r>
+              <w:t xml:space="preserve">attention_score</w:t>
+            </w:r>
+          </w:p>
+        </w:tc>
+        <w:tc>
+          <w:tcPr/>
+          <w:p>
+            <w:pPr>
+              <w:pStyle w:val="Compact"/>
+            </w:pPr>
+            <w:r>
+              <w:t xml:space="preserve">0.509</w:t>
+            </w:r>
+          </w:p>
+        </w:tc>
+        <w:tc>
+          <w:tcPr/>
+          <w:p>
+            <w:pPr>
+              <w:pStyle w:val="Compact"/>
+            </w:pPr>
+            <w:r>
+              <w:t xml:space="preserve">Very hard</w:t>
+            </w:r>
+          </w:p>
+        </w:tc>
+      </w:tr>
+      <w:tr>
+        <w:tc>
+          <w:tcPr/>
+          <w:p>
+            <w:pPr>
+              <w:pStyle w:val="Compact"/>
+            </w:pPr>
+            <w:r>
+              <w:t xml:space="preserve">8</w:t>
+            </w:r>
+          </w:p>
+        </w:tc>
+        <w:tc>
+          <w:tcPr/>
+          <w:p>
+            <w:pPr>
+              <w:pStyle w:val="Compact"/>
+            </w:pPr>
+            <w:r>
+              <w:t xml:space="preserve">likelihood_shares</w:t>
+            </w:r>
+          </w:p>
+        </w:tc>
+        <w:tc>
+          <w:tcPr/>
+          <w:p>
+            <w:pPr>
+              <w:pStyle w:val="Compact"/>
+            </w:pPr>
+            <w:r>
+              <w:t xml:space="preserve">0.418</w:t>
+            </w:r>
+          </w:p>
+        </w:tc>
+        <w:tc>
+          <w:tcPr/>
+          <w:p>
+            <w:pPr>
+              <w:pStyle w:val="Compact"/>
+            </w:pPr>
+            <w:r>
+              <w:t xml:space="preserve">Near impossible</w:t>
+            </w:r>
+          </w:p>
+        </w:tc>
+      </w:tr>
+    </w:tbl>
+    <w:p>
+      <w:pPr>
+        <w:pStyle w:val="BodyText"/>
+      </w:pPr>
+      <w:r>
+        <w:t xml:space="preserve">The difficulty correlates with the strength of content-attribute correlation: theme and emotion have strong visual/textual signals, while engagement metrics are driven by external factors (posting time, audience, platform algorithm) not captured in the ad content.</w:t>
+      </w:r>
+    </w:p>
+    <w:bookmarkEnd w:id="91"/>
+    <w:bookmarkEnd w:id="92"/>
+    <w:bookmarkStart w:id="93" w:name="summary"/>
+    <w:p>
+      <w:pPr>
+        <w:pStyle w:val="Heading3"/>
+      </w:pPr>
+      <w:r>
+        <w:t xml:space="preserve">5.6 Summary</w:t>
+      </w:r>
+    </w:p>
+    <w:p>
+      <w:pPr>
+        <w:pStyle w:val="FirstParagraph"/>
+      </w:pPr>
+      <w:r>
+        <w:t xml:space="preserve">The FG_MFN system achieves an overall mean accuracy of 75.3% across eight attributes, with a healthy train/val gap of 4.4% confirming minimal overfitting. The model excels at semantic attributes (theme: 99.8%) and affective attributes (emotion: 92.8%, sentiment: 88.3%, trust_safety: 88.0%), but struggles with engagement metrics (predicted_ctr: 54.3%, likelihood_shares: 44.4%) which have near-zero content correlation. The frozen backbone strategy, combined with strong regularisation, enables stable training on the small dataset without memorisation. All training and evaluation visualisations are available in</w:t>
+      </w:r>
+      <w:r>
+        <w:t xml:space="preserve"> </w:t>
+      </w:r>
+      <w:r>
+        <w:rPr>
+          <w:rStyle w:val="VerbatimChar"/>
+        </w:rPr>
+        <w:t xml:space="preserve">local/logs/</w:t>
+      </w:r>
+      <w:r>
+        <w:t xml:space="preserve"> </w:t>
+      </w:r>
+      <w:r>
+        <w:t xml:space="preserve">and</w:t>
+      </w:r>
+      <w:r>
+        <w:t xml:space="preserve"> </w:t>
+      </w:r>
+      <w:r>
+        <w:rPr>
+          <w:rStyle w:val="VerbatimChar"/>
+        </w:rPr>
+        <w:t xml:space="preserve">local/eval_results/</w:t>
+      </w:r>
+      <w:r>
+        <w:t xml:space="preserve">.</w:t>
+      </w:r>
+    </w:p>
+    <w:bookmarkEnd w:id="93"/>
+    <w:bookmarkEnd w:id="94"/>
+    <w:bookmarkEnd w:id="95"/>
     <w:sectPr>
       <w:footnotePr>
         <w:numRestart w:val="eachSect"/>
@@ -29643,9 +32864,6 @@
     </w:lvlOverride>
   </w:num>
   <w:num w:numId="1018">
-    <w:abstractNumId w:val="991"/>
-  </w:num>
-  <w:num w:numId="1019">
     <w:abstractNumId w:val="99411"/>
     <w:lvlOverride w:ilvl="0">
       <w:startOverride w:val="1"/>
@@ -29675,10 +32893,10 @@
       <w:startOverride w:val="1"/>
     </w:lvlOverride>
   </w:num>
-  <w:num w:numId="1020">
+  <w:num w:numId="1019">
     <w:abstractNumId w:val="991"/>
   </w:num>
-  <w:num w:numId="1021">
+  <w:num w:numId="1020">
     <w:abstractNumId w:val="99411"/>
     <w:lvlOverride w:ilvl="0">
       <w:startOverride w:val="1"/>
@@ -29708,7 +32926,40 @@
       <w:startOverride w:val="1"/>
     </w:lvlOverride>
   </w:num>
+  <w:num w:numId="1021">
+    <w:abstractNumId w:val="991"/>
+  </w:num>
   <w:num w:numId="1022">
+    <w:abstractNumId w:val="99411"/>
+    <w:lvlOverride w:ilvl="0">
+      <w:startOverride w:val="1"/>
+    </w:lvlOverride>
+    <w:lvlOverride w:ilvl="1">
+      <w:startOverride w:val="1"/>
+    </w:lvlOverride>
+    <w:lvlOverride w:ilvl="2">
+      <w:startOverride w:val="1"/>
+    </w:lvlOverride>
+    <w:lvlOverride w:ilvl="3">
+      <w:startOverride w:val="1"/>
+    </w:lvlOverride>
+    <w:lvlOverride w:ilvl="4">
+      <w:startOverride w:val="1"/>
+    </w:lvlOverride>
+    <w:lvlOverride w:ilvl="5">
+      <w:startOverride w:val="1"/>
+    </w:lvlOverride>
+    <w:lvlOverride w:ilvl="6">
+      <w:startOverride w:val="1"/>
+    </w:lvlOverride>
+    <w:lvlOverride w:ilvl="7">
+      <w:startOverride w:val="1"/>
+    </w:lvlOverride>
+    <w:lvlOverride w:ilvl="8">
+      <w:startOverride w:val="1"/>
+    </w:lvlOverride>
+  </w:num>
+  <w:num w:numId="1023">
     <w:abstractNumId w:val="99412"/>
     <w:lvlOverride w:ilvl="0">
       <w:startOverride w:val="2"/>
@@ -29738,7 +32989,7 @@
       <w:startOverride w:val="2"/>
     </w:lvlOverride>
   </w:num>
-  <w:num w:numId="1023">
+  <w:num w:numId="1024">
     <w:abstractNumId w:val="99413"/>
     <w:lvlOverride w:ilvl="0">
       <w:startOverride w:val="3"/>
@@ -29768,7 +33019,7 @@
       <w:startOverride w:val="3"/>
     </w:lvlOverride>
   </w:num>
-  <w:num w:numId="1024">
+  <w:num w:numId="1025">
     <w:abstractNumId w:val="99411"/>
     <w:lvlOverride w:ilvl="0">
       <w:startOverride w:val="1"/>
@@ -29798,7 +33049,7 @@
       <w:startOverride w:val="1"/>
     </w:lvlOverride>
   </w:num>
-  <w:num w:numId="1025">
+  <w:num w:numId="1026">
     <w:abstractNumId w:val="99412"/>
     <w:lvlOverride w:ilvl="0">
       <w:startOverride w:val="2"/>
@@ -29828,7 +33079,7 @@
       <w:startOverride w:val="2"/>
     </w:lvlOverride>
   </w:num>
-  <w:num w:numId="1026">
+  <w:num w:numId="1027">
     <w:abstractNumId w:val="99413"/>
     <w:lvlOverride w:ilvl="0">
       <w:startOverride w:val="3"/>
@@ -29858,7 +33109,7 @@
       <w:startOverride w:val="3"/>
     </w:lvlOverride>
   </w:num>
-  <w:num w:numId="1027">
+  <w:num w:numId="1028">
     <w:abstractNumId w:val="99414"/>
     <w:lvlOverride w:ilvl="0">
       <w:startOverride w:val="4"/>
@@ -29888,9 +33139,6 @@
       <w:startOverride w:val="4"/>
     </w:lvlOverride>
   </w:num>
-  <w:num w:numId="1028">
-    <w:abstractNumId w:val="991"/>
-  </w:num>
   <w:num w:numId="1029">
     <w:abstractNumId w:val="991"/>
   </w:num>
@@ -29898,6 +33146,9 @@
     <w:abstractNumId w:val="991"/>
   </w:num>
   <w:num w:numId="1031">
+    <w:abstractNumId w:val="991"/>
+  </w:num>
+  <w:num w:numId="1032">
     <w:abstractNumId w:val="99411"/>
     <w:lvlOverride w:ilvl="0">
       <w:startOverride w:val="1"/>
@@ -29926,9 +33177,6 @@
     <w:lvlOverride w:ilvl="8">
       <w:startOverride w:val="1"/>
     </w:lvlOverride>
-  </w:num>
-  <w:num w:numId="1032">
-    <w:abstractNumId w:val="991"/>
   </w:num>
   <w:num w:numId="1033">
     <w:abstractNumId w:val="991"/>
@@ -29961,6 +33209,9 @@
     <w:abstractNumId w:val="991"/>
   </w:num>
   <w:num w:numId="1043">
+    <w:abstractNumId w:val="991"/>
+  </w:num>
+  <w:num w:numId="1044">
     <w:abstractNumId w:val="99411"/>
     <w:lvlOverride w:ilvl="0">
       <w:startOverride w:val="1"/>
@@ -29990,9 +33241,6 @@
       <w:startOverride w:val="1"/>
     </w:lvlOverride>
   </w:num>
-  <w:num w:numId="1044">
-    <w:abstractNumId w:val="991"/>
-  </w:num>
   <w:num w:numId="1045">
     <w:abstractNumId w:val="991"/>
   </w:num>
@@ -30001,6 +33249,99 @@
   </w:num>
   <w:num w:numId="1047">
     <w:abstractNumId w:val="991"/>
+  </w:num>
+  <w:num w:numId="1048">
+    <w:abstractNumId w:val="991"/>
+  </w:num>
+  <w:num w:numId="1049">
+    <w:abstractNumId w:val="99411"/>
+    <w:lvlOverride w:ilvl="0">
+      <w:startOverride w:val="1"/>
+    </w:lvlOverride>
+    <w:lvlOverride w:ilvl="1">
+      <w:startOverride w:val="1"/>
+    </w:lvlOverride>
+    <w:lvlOverride w:ilvl="2">
+      <w:startOverride w:val="1"/>
+    </w:lvlOverride>
+    <w:lvlOverride w:ilvl="3">
+      <w:startOverride w:val="1"/>
+    </w:lvlOverride>
+    <w:lvlOverride w:ilvl="4">
+      <w:startOverride w:val="1"/>
+    </w:lvlOverride>
+    <w:lvlOverride w:ilvl="5">
+      <w:startOverride w:val="1"/>
+    </w:lvlOverride>
+    <w:lvlOverride w:ilvl="6">
+      <w:startOverride w:val="1"/>
+    </w:lvlOverride>
+    <w:lvlOverride w:ilvl="7">
+      <w:startOverride w:val="1"/>
+    </w:lvlOverride>
+    <w:lvlOverride w:ilvl="8">
+      <w:startOverride w:val="1"/>
+    </w:lvlOverride>
+  </w:num>
+  <w:num w:numId="1050">
+    <w:abstractNumId w:val="99411"/>
+    <w:lvlOverride w:ilvl="0">
+      <w:startOverride w:val="1"/>
+    </w:lvlOverride>
+    <w:lvlOverride w:ilvl="1">
+      <w:startOverride w:val="1"/>
+    </w:lvlOverride>
+    <w:lvlOverride w:ilvl="2">
+      <w:startOverride w:val="1"/>
+    </w:lvlOverride>
+    <w:lvlOverride w:ilvl="3">
+      <w:startOverride w:val="1"/>
+    </w:lvlOverride>
+    <w:lvlOverride w:ilvl="4">
+      <w:startOverride w:val="1"/>
+    </w:lvlOverride>
+    <w:lvlOverride w:ilvl="5">
+      <w:startOverride w:val="1"/>
+    </w:lvlOverride>
+    <w:lvlOverride w:ilvl="6">
+      <w:startOverride w:val="1"/>
+    </w:lvlOverride>
+    <w:lvlOverride w:ilvl="7">
+      <w:startOverride w:val="1"/>
+    </w:lvlOverride>
+    <w:lvlOverride w:ilvl="8">
+      <w:startOverride w:val="1"/>
+    </w:lvlOverride>
+  </w:num>
+  <w:num w:numId="1051">
+    <w:abstractNumId w:val="99411"/>
+    <w:lvlOverride w:ilvl="0">
+      <w:startOverride w:val="1"/>
+    </w:lvlOverride>
+    <w:lvlOverride w:ilvl="1">
+      <w:startOverride w:val="1"/>
+    </w:lvlOverride>
+    <w:lvlOverride w:ilvl="2">
+      <w:startOverride w:val="1"/>
+    </w:lvlOverride>
+    <w:lvlOverride w:ilvl="3">
+      <w:startOverride w:val="1"/>
+    </w:lvlOverride>
+    <w:lvlOverride w:ilvl="4">
+      <w:startOverride w:val="1"/>
+    </w:lvlOverride>
+    <w:lvlOverride w:ilvl="5">
+      <w:startOverride w:val="1"/>
+    </w:lvlOverride>
+    <w:lvlOverride w:ilvl="6">
+      <w:startOverride w:val="1"/>
+    </w:lvlOverride>
+    <w:lvlOverride w:ilvl="7">
+      <w:startOverride w:val="1"/>
+    </w:lvlOverride>
+    <w:lvlOverride w:ilvl="8">
+      <w:startOverride w:val="1"/>
+    </w:lvlOverride>
   </w:num>
 </w:numbering>
 </file>
